--- a/docs/activities/lecture_07/07_class_activity.docx
+++ b/docs/activities/lecture_07/07_class_activity.docx
@@ -41,13 +41,7 @@
         <w:pStyle w:val="FirstParagraph"/>
       </w:pPr>
       <w:r>
-        <w:t xml:space="preserve">This document demonstrates statistical analysis of lake trout mass data</w:t>
-      </w:r>
-      <w:r>
-        <w:t xml:space="preserve"> </w:t>
-      </w:r>
-      <w:r>
-        <w:t xml:space="preserve">from Island Lake and NE 12, focusing on:</w:t>
+        <w:t xml:space="preserve">This document demonstrates statistical analysis of lake trout mass data from Island Lake and NE 12, focusing on:</w:t>
       </w:r>
     </w:p>
     <w:p>
@@ -226,25 +220,13 @@
         <w:pStyle w:val="FirstParagraph"/>
       </w:pPr>
       <w:r>
-        <w:t xml:space="preserve">Lets start by exploring only lake NE 12 as if you were doing a single</w:t>
-      </w:r>
-      <w:r>
-        <w:t xml:space="preserve"> </w:t>
-      </w:r>
-      <w:r>
-        <w:t xml:space="preserve">sample T test.</w:t>
+        <w:t xml:space="preserve">Lets start by exploring only lake NE 12 as if you were doing a single sample T test.</w:t>
       </w:r>
       <w:r>
         <w:br/>
       </w:r>
       <w:r>
-        <w:t xml:space="preserve">We will test the assumptions and then do the a T Test on NE 12 compared</w:t>
-      </w:r>
-      <w:r>
-        <w:t xml:space="preserve"> </w:t>
-      </w:r>
-      <w:r>
-        <w:t xml:space="preserve">to Island Lake.</w:t>
+        <w:t xml:space="preserve">We will test the assumptions and then do the a T Test on NE 12 compared to Island Lake.</w:t>
       </w:r>
     </w:p>
     <w:bookmarkEnd w:id="11"/>

--- a/docs/activities/lecture_07/07_class_activity.docx
+++ b/docs/activities/lecture_07/07_class_activity.docx
@@ -576,7 +576,7 @@
   <w:docDefaults>
     <w:rPrDefault>
       <w:rPr>
-        <w:rFonts w:ascii="Arial" w:cs="Times New Roman (Body CS)" w:eastAsiaTheme="minorHAnsi" w:hAnsi="Arial"/>
+        <w:rFonts w:ascii="Calibri" w:cs="Calibri" w:eastAsia="Calibri" w:hAnsi="Calibri"/>
         <w:kern w:val="2"/>
         <w:sz w:val="24"/>
         <w:szCs w:val="24"/>
@@ -985,7 +985,7 @@
     <w:rPr>
       <w:rFonts w:asciiTheme="majorHAnsi" w:cstheme="majorBidi" w:eastAsiaTheme="majorEastAsia" w:hAnsiTheme="majorHAnsi"/>
       <w:b/>
-      <w:color w:themeColor="accent1" w:themeShade="BF" w:val="0F4761"/>
+      <w:color w:val="002147"/>
       <w:sz w:val="28"/>
       <w:szCs w:val="40"/>
     </w:rPr>
@@ -1008,7 +1008,7 @@
     </w:pPr>
     <w:rPr>
       <w:rFonts w:asciiTheme="majorHAnsi" w:cstheme="majorBidi" w:eastAsiaTheme="majorEastAsia" w:hAnsiTheme="majorHAnsi"/>
-      <w:color w:themeColor="accent1" w:themeShade="BF" w:val="0F4761"/>
+      <w:color w:val="002147"/>
       <w:szCs w:val="32"/>
     </w:rPr>
   </w:style>
@@ -1029,7 +1029,7 @@
     </w:pPr>
     <w:rPr>
       <w:rFonts w:asciiTheme="minorHAnsi" w:cstheme="majorBidi" w:eastAsiaTheme="majorEastAsia" w:hAnsiTheme="minorHAnsi"/>
-      <w:color w:themeColor="accent1" w:themeShade="BF" w:val="0F4761"/>
+      <w:color w:val="002147"/>
       <w:sz w:val="22"/>
       <w:szCs w:val="28"/>
     </w:rPr>
@@ -1053,7 +1053,7 @@
     <w:rPr>
       <w:rFonts w:asciiTheme="minorHAnsi" w:cstheme="majorBidi" w:eastAsiaTheme="majorEastAsia" w:hAnsiTheme="minorHAnsi"/>
       <w:iCs/>
-      <w:color w:themeColor="accent1" w:themeShade="BF" w:val="0F4761"/>
+      <w:color w:val="002147"/>
     </w:rPr>
   </w:style>
   <w:style w:styleId="Heading5" w:type="paragraph">
@@ -1074,7 +1074,7 @@
     </w:pPr>
     <w:rPr>
       <w:rFonts w:asciiTheme="minorHAnsi" w:cstheme="majorBidi" w:eastAsiaTheme="majorEastAsia" w:hAnsiTheme="minorHAnsi"/>
-      <w:color w:themeColor="accent1" w:themeShade="BF" w:val="0F4761"/>
+      <w:color w:val="002147"/>
     </w:rPr>
   </w:style>
   <w:style w:styleId="Heading6" w:type="paragraph">
@@ -1198,7 +1198,7 @@
     <w:rPr>
       <w:rFonts w:asciiTheme="majorHAnsi" w:cstheme="majorBidi" w:eastAsiaTheme="majorEastAsia" w:hAnsiTheme="majorHAnsi"/>
       <w:b/>
-      <w:color w:themeColor="accent1" w:themeShade="BF" w:val="0F4761"/>
+      <w:color w:val="002147"/>
       <w:sz w:val="28"/>
       <w:szCs w:val="40"/>
     </w:rPr>
@@ -1212,7 +1212,7 @@
     <w:rsid w:val="00846576"/>
     <w:rPr>
       <w:rFonts w:asciiTheme="majorHAnsi" w:cstheme="majorBidi" w:eastAsiaTheme="majorEastAsia" w:hAnsiTheme="majorHAnsi"/>
-      <w:color w:themeColor="accent1" w:themeShade="BF" w:val="0F4761"/>
+      <w:color w:val="002147"/>
       <w:szCs w:val="32"/>
     </w:rPr>
   </w:style>
@@ -1224,7 +1224,7 @@
     <w:rsid w:val="00846576"/>
     <w:rPr>
       <w:rFonts w:asciiTheme="minorHAnsi" w:cstheme="majorBidi" w:eastAsiaTheme="majorEastAsia" w:hAnsiTheme="minorHAnsi"/>
-      <w:color w:themeColor="accent1" w:themeShade="BF" w:val="0F4761"/>
+      <w:color w:val="002147"/>
       <w:sz w:val="22"/>
       <w:szCs w:val="28"/>
     </w:rPr>
@@ -1239,7 +1239,7 @@
     <w:rPr>
       <w:rFonts w:asciiTheme="minorHAnsi" w:cstheme="majorBidi" w:eastAsiaTheme="majorEastAsia" w:hAnsiTheme="minorHAnsi"/>
       <w:iCs/>
-      <w:color w:themeColor="accent1" w:themeShade="BF" w:val="0F4761"/>
+      <w:color w:val="002147"/>
     </w:rPr>
   </w:style>
   <w:style w:customStyle="1" w:styleId="Heading5Char" w:type="character">
@@ -1251,7 +1251,7 @@
     <w:rsid w:val="00AF5CF1"/>
     <w:rPr>
       <w:rFonts w:asciiTheme="minorHAnsi" w:cstheme="majorBidi" w:eastAsiaTheme="majorEastAsia" w:hAnsiTheme="minorHAnsi"/>
-      <w:color w:themeColor="accent1" w:themeShade="BF" w:val="0F4761"/>
+      <w:color w:val="002147"/>
     </w:rPr>
   </w:style>
   <w:style w:customStyle="1" w:styleId="Heading6Char" w:type="character">
@@ -1425,7 +1425,7 @@
     <w:rPr>
       <w:i/>
       <w:iCs/>
-      <w:color w:themeColor="accent1" w:themeShade="BF" w:val="0F4761"/>
+      <w:color w:val="002147"/>
     </w:rPr>
   </w:style>
   <w:style w:styleId="IntenseQuote" w:type="paragraph">
@@ -1438,8 +1438,8 @@
     <w:rsid w:val="00AF5CF1"/>
     <w:pPr>
       <w:pBdr>
-        <w:top w:color="0F4761" w:space="10" w:sz="4" w:themeColor="accent1" w:themeShade="BF" w:val="single"/>
-        <w:bottom w:color="0F4761" w:space="10" w:sz="4" w:themeColor="accent1" w:themeShade="BF" w:val="single"/>
+        <w:top w:color="002147" w:space="10" w:sz="4" w:val="single"/>
+        <w:bottom w:color="002147" w:space="10" w:sz="4" w:val="single"/>
       </w:pBdr>
       <w:spacing w:after="360" w:before="360"/>
       <w:ind w:left="864" w:right="864"/>
@@ -1448,7 +1448,7 @@
     <w:rPr>
       <w:i/>
       <w:iCs/>
-      <w:color w:themeColor="accent1" w:themeShade="BF" w:val="0F4761"/>
+      <w:color w:val="002147"/>
     </w:rPr>
   </w:style>
   <w:style w:customStyle="1" w:styleId="IntenseQuoteChar" w:type="character">
@@ -1460,7 +1460,7 @@
     <w:rPr>
       <w:i/>
       <w:iCs/>
-      <w:color w:themeColor="accent1" w:themeShade="BF" w:val="0F4761"/>
+      <w:color w:val="002147"/>
     </w:rPr>
   </w:style>
   <w:style w:styleId="IntenseReference" w:type="character">
@@ -1473,7 +1473,7 @@
       <w:b/>
       <w:bCs/>
       <w:smallCaps/>
-      <w:color w:themeColor="accent1" w:themeShade="BF" w:val="0F4761"/>
+      <w:color w:val="002147"/>
       <w:spacing w:val="5"/>
     </w:rPr>
   </w:style>

--- a/docs/activities/lecture_07/07_class_activity.docx
+++ b/docs/activities/lecture_07/07_class_activity.docx
@@ -7,7 +7,15 @@
         <w:pStyle w:val="Title"/>
       </w:pPr>
       <w:r>
-        <w:t xml:space="preserve">07_Class_Activity</w:t>
+        <w:t xml:space="preserve">Worksheet 07 — Wide, Long, and Wild: Pivoting Real Data</w:t>
+      </w:r>
+    </w:p>
+    <w:p>
+      <w:pPr>
+        <w:pStyle w:val="Subtitle"/>
+      </w:pPr>
+      <w:r>
+        <w:t xml:space="preserve">Reshaping Lake Superior ice cover data with pivot_longer() and pivot_wider()</w:t>
       </w:r>
     </w:p>
     <w:p>
@@ -18,30 +26,30 @@
         <w:t xml:space="preserve">Bill Perry</w:t>
       </w:r>
     </w:p>
-    <w:bookmarkStart w:id="10" w:name="in-class-activity-7"/>
+    <w:p>
+      <w:pPr>
+        <w:pStyle w:val="Date"/>
+      </w:pPr>
+      <w:r>
+        <w:t xml:space="preserve">2026-06-30</w:t>
+      </w:r>
+    </w:p>
+    <w:bookmarkStart w:id="12" w:name="Xed7bf37493b138b364350945d5d95c53548d8bb"/>
     <w:p>
       <w:pPr>
         <w:pStyle w:val="Heading1"/>
       </w:pPr>
       <w:r>
-        <w:t xml:space="preserve">In class activity 7:</w:t>
-      </w:r>
-    </w:p>
-    <w:bookmarkStart w:id="9" w:name="introduction"/>
-    <w:p>
-      <w:pPr>
-        <w:pStyle w:val="Heading2"/>
-      </w:pPr>
-      <w:r>
-        <w:t xml:space="preserve">Introduction</w:t>
-      </w:r>
-    </w:p>
-    <w:p>
-      <w:pPr>
-        <w:pStyle w:val="FirstParagraph"/>
-      </w:pPr>
-      <w:r>
-        <w:t xml:space="preserve">This document demonstrates statistical analysis of lake trout mass data from Island Lake and NE 12, focusing on:</w:t>
+        <w:t xml:space="preserve">In-class Activity 7: Pivoting a Messy Real-World Dataset</w:t>
+      </w:r>
+    </w:p>
+    <w:bookmarkStart w:id="9" w:name="recap-from-worksheet-06"/>
+    <w:p>
+      <w:pPr>
+        <w:pStyle w:val="Heading3"/>
+      </w:pPr>
+      <w:r>
+        <w:t xml:space="preserve">Recap from Worksheet 06</w:t>
       </w:r>
     </w:p>
     <w:p>
@@ -53,7 +61,26 @@
         </w:numPr>
       </w:pPr>
       <w:r>
-        <w:t xml:space="preserve">Testing assumptions for parametric tests</w:t>
+        <w:rPr>
+          <w:b/>
+          <w:bCs/>
+        </w:rPr>
+        <w:t xml:space="preserve">Downloaded</w:t>
+      </w:r>
+      <w:r>
+        <w:t xml:space="preserve"> </w:t>
+      </w:r>
+      <w:r>
+        <w:t xml:space="preserve">real NOAA weather data directly into R with</w:t>
+      </w:r>
+      <w:r>
+        <w:t xml:space="preserve"> </w:t>
+      </w:r>
+      <w:r>
+        <w:rPr>
+          <w:rStyle w:val="VerbatimChar"/>
+        </w:rPr>
+        <w:t xml:space="preserve">get_GSOD()</w:t>
       </w:r>
     </w:p>
     <w:p>
@@ -65,7 +92,17 @@
         </w:numPr>
       </w:pPr>
       <w:r>
-        <w:t xml:space="preserve">Transforming data when assumptions aren’t met</w:t>
+        <w:rPr>
+          <w:b/>
+          <w:bCs/>
+        </w:rPr>
+        <w:t xml:space="preserve">Compared</w:t>
+      </w:r>
+      <w:r>
+        <w:t xml:space="preserve"> </w:t>
+      </w:r>
+      <w:r>
+        <w:t xml:space="preserve">raw daily data to monthly and yearly summaries</w:t>
       </w:r>
     </w:p>
     <w:p>
@@ -77,67 +114,32 @@
         </w:numPr>
       </w:pPr>
       <w:r>
-        <w:t xml:space="preserve">Running different types of tests:</w:t>
-      </w:r>
-    </w:p>
-    <w:p>
-      <w:pPr>
-        <w:pStyle w:val="Compact"/>
-        <w:numPr>
-          <w:ilvl w:val="1"/>
-          <w:numId w:val="1002"/>
-        </w:numPr>
-      </w:pPr>
-      <w:r>
-        <w:t xml:space="preserve">Standard t-test</w:t>
-      </w:r>
-    </w:p>
-    <w:p>
-      <w:pPr>
-        <w:pStyle w:val="Compact"/>
-        <w:numPr>
-          <w:ilvl w:val="1"/>
-          <w:numId w:val="1002"/>
-        </w:numPr>
-      </w:pPr>
-      <w:r>
-        <w:t xml:space="preserve">Log-transformed t-test</w:t>
-      </w:r>
-    </w:p>
-    <w:p>
-      <w:pPr>
-        <w:pStyle w:val="Compact"/>
-        <w:numPr>
-          <w:ilvl w:val="1"/>
-          <w:numId w:val="1002"/>
-        </w:numPr>
-      </w:pPr>
-      <w:r>
-        <w:t xml:space="preserve">Welch’s t-test</w:t>
-      </w:r>
-    </w:p>
-    <w:p>
-      <w:pPr>
-        <w:pStyle w:val="Compact"/>
-        <w:numPr>
-          <w:ilvl w:val="1"/>
-          <w:numId w:val="1002"/>
-        </w:numPr>
-      </w:pPr>
-      <w:r>
-        <w:t xml:space="preserve">Mann-Whitney Wilcoxon test</w:t>
-      </w:r>
-    </w:p>
-    <w:p>
-      <w:pPr>
-        <w:pStyle w:val="Compact"/>
-        <w:numPr>
-          <w:ilvl w:val="1"/>
-          <w:numId w:val="1002"/>
-        </w:numPr>
-      </w:pPr>
-      <w:r>
-        <w:t xml:space="preserve">Permutation test</w:t>
+        <w:rPr>
+          <w:b/>
+          <w:bCs/>
+        </w:rPr>
+        <w:t xml:space="preserve">Fit</w:t>
+      </w:r>
+      <w:r>
+        <w:rPr>
+          <w:b/>
+          <w:bCs/>
+        </w:rPr>
+        <w:t xml:space="preserve"> </w:t>
+      </w:r>
+      <w:r>
+        <w:rPr>
+          <w:rStyle w:val="VerbatimChar"/>
+          <w:b/>
+          <w:bCs/>
+        </w:rPr>
+        <w:t xml:space="preserve">lm()</w:t>
+      </w:r>
+      <w:r>
+        <w:t xml:space="preserve"> </w:t>
+      </w:r>
+      <w:r>
+        <w:t xml:space="preserve">to estimate a rate of temperature change (°C per decade)</w:t>
       </w:r>
     </w:p>
     <w:p>
@@ -149,19 +151,244 @@
         </w:numPr>
       </w:pPr>
       <w:r>
-        <w:t xml:space="preserve">Interpreting and reporting results properly</w:t>
+        <w:rPr>
+          <w:b/>
+          <w:bCs/>
+        </w:rPr>
+        <w:t xml:space="preserve">Used</w:t>
+      </w:r>
+      <w:r>
+        <w:rPr>
+          <w:b/>
+          <w:bCs/>
+        </w:rPr>
+        <w:t xml:space="preserve"> </w:t>
+      </w:r>
+      <w:r>
+        <w:rPr>
+          <w:rStyle w:val="VerbatimChar"/>
+          <w:b/>
+          <w:bCs/>
+        </w:rPr>
+        <w:t xml:space="preserve">case_when()</w:t>
+      </w:r>
+      <w:r>
+        <w:t xml:space="preserve"> </w:t>
+      </w:r>
+      <w:r>
+        <w:t xml:space="preserve">to build a summer vs. winter season variable</w:t>
+      </w:r>
+    </w:p>
+    <w:p>
+      <w:pPr>
+        <w:pStyle w:val="Compact"/>
+        <w:numPr>
+          <w:ilvl w:val="0"/>
+          <w:numId w:val="1001"/>
+        </w:numPr>
+      </w:pPr>
+      <w:r>
+        <w:rPr>
+          <w:b/>
+          <w:bCs/>
+        </w:rPr>
+        <w:t xml:space="preserve">Compared</w:t>
+      </w:r>
+      <w:r>
+        <w:t xml:space="preserve"> </w:t>
+      </w:r>
+      <w:r>
+        <w:t xml:space="preserve">two group-specific regression models</w:t>
       </w:r>
     </w:p>
     <w:bookmarkEnd w:id="9"/>
-    <w:bookmarkEnd w:id="10"/>
-    <w:bookmarkStart w:id="11" w:name="what-did-we-do-last-time-in-activity-6"/>
+    <w:bookmarkStart w:id="11" w:name="todays-objectives"/>
+    <w:p>
+      <w:pPr>
+        <w:pStyle w:val="Heading3"/>
+      </w:pPr>
+      <w:r>
+        <w:t xml:space="preserve">Today’s Objectives</w:t>
+      </w:r>
+    </w:p>
+    <w:p>
+      <w:pPr>
+        <w:pStyle w:val="Compact"/>
+        <w:numPr>
+          <w:ilvl w:val="0"/>
+          <w:numId w:val="1002"/>
+        </w:numPr>
+      </w:pPr>
+      <w:r>
+        <w:t xml:space="preserve">Read a genuinely messy, wide text file directly from a NOAA web server</w:t>
+      </w:r>
+    </w:p>
+    <w:p>
+      <w:pPr>
+        <w:pStyle w:val="Compact"/>
+        <w:numPr>
+          <w:ilvl w:val="0"/>
+          <w:numId w:val="1002"/>
+        </w:numPr>
+      </w:pPr>
+      <w:r>
+        <w:t xml:space="preserve">Understand why wide data resists</w:t>
+      </w:r>
+      <w:r>
+        <w:t xml:space="preserve"> </w:t>
+      </w:r>
+      <w:r>
+        <w:rPr>
+          <w:rStyle w:val="VerbatimChar"/>
+        </w:rPr>
+        <w:t xml:space="preserve">ggplot()</w:t>
+      </w:r>
+      <w:r>
+        <w:t xml:space="preserve"> </w:t>
+      </w:r>
+      <w:r>
+        <w:t xml:space="preserve">and</w:t>
+      </w:r>
+      <w:r>
+        <w:t xml:space="preserve"> </w:t>
+      </w:r>
+      <w:r>
+        <w:rPr>
+          <w:rStyle w:val="VerbatimChar"/>
+        </w:rPr>
+        <w:t xml:space="preserve">group_by()</w:t>
+      </w:r>
+    </w:p>
+    <w:p>
+      <w:pPr>
+        <w:pStyle w:val="Compact"/>
+        <w:numPr>
+          <w:ilvl w:val="0"/>
+          <w:numId w:val="1002"/>
+        </w:numPr>
+      </w:pPr>
+      <w:r>
+        <w:t xml:space="preserve">Use</w:t>
+      </w:r>
+      <w:r>
+        <w:t xml:space="preserve"> </w:t>
+      </w:r>
+      <w:r>
+        <w:rPr>
+          <w:rStyle w:val="VerbatimChar"/>
+        </w:rPr>
+        <w:t xml:space="preserve">pivot_longer()</w:t>
+      </w:r>
+      <w:r>
+        <w:t xml:space="preserve"> </w:t>
+      </w:r>
+      <w:r>
+        <w:t xml:space="preserve">to reshape wide data into tidy long data</w:t>
+      </w:r>
+    </w:p>
+    <w:p>
+      <w:pPr>
+        <w:pStyle w:val="Compact"/>
+        <w:numPr>
+          <w:ilvl w:val="0"/>
+          <w:numId w:val="1002"/>
+        </w:numPr>
+      </w:pPr>
+      <w:r>
+        <w:t xml:space="preserve">Fix a tricky real-world date problem — winters that cross the new year</w:t>
+      </w:r>
+    </w:p>
+    <w:p>
+      <w:pPr>
+        <w:pStyle w:val="Compact"/>
+        <w:numPr>
+          <w:ilvl w:val="0"/>
+          <w:numId w:val="1002"/>
+        </w:numPr>
+      </w:pPr>
+      <w:r>
+        <w:t xml:space="preserve">Use</w:t>
+      </w:r>
+      <w:r>
+        <w:t xml:space="preserve"> </w:t>
+      </w:r>
+      <w:r>
+        <w:rPr>
+          <w:rStyle w:val="VerbatimChar"/>
+        </w:rPr>
+        <w:t xml:space="preserve">pivot_wider()</w:t>
+      </w:r>
+      <w:r>
+        <w:t xml:space="preserve"> </w:t>
+      </w:r>
+      <w:r>
+        <w:t xml:space="preserve">to build a human-readable summary table</w:t>
+      </w:r>
+    </w:p>
+    <w:p>
+      <w:pPr>
+        <w:pStyle w:val="Compact"/>
+        <w:numPr>
+          <w:ilvl w:val="0"/>
+          <w:numId w:val="1002"/>
+        </w:numPr>
+      </w:pPr>
+      <w:r>
+        <w:t xml:space="preserve">Recreate NOAA’s own</w:t>
+      </w:r>
+      <w:r>
+        <w:t xml:space="preserve"> </w:t>
+      </w:r>
+      <w:r>
+        <w:t xml:space="preserve">“spaghetti plot”</w:t>
+      </w:r>
+      <w:r>
+        <w:t xml:space="preserve"> </w:t>
+      </w:r>
+      <w:r>
+        <w:t xml:space="preserve">of ice cover by year</w:t>
+      </w:r>
+    </w:p>
+    <w:p>
+      <w:pPr>
+        <w:pStyle w:val="Compact"/>
+        <w:numPr>
+          <w:ilvl w:val="0"/>
+          <w:numId w:val="1002"/>
+        </w:numPr>
+      </w:pPr>
+      <w:r>
+        <w:t xml:space="preserve">Use</w:t>
+      </w:r>
+      <w:r>
+        <w:t xml:space="preserve"> </w:t>
+      </w:r>
+      <w:r>
+        <w:rPr>
+          <w:rStyle w:val="VerbatimChar"/>
+        </w:rPr>
+        <w:t xml:space="preserve">slice_max()</w:t>
+      </w:r>
+      <w:r>
+        <w:t xml:space="preserve"> </w:t>
+      </w:r>
+      <w:r>
+        <w:t xml:space="preserve">to find each year’s peak ice cover and model the trend</w:t>
+      </w:r>
+    </w:p>
     <w:p>
       <w:pPr>
         <w:pStyle w:val="Heading1"/>
       </w:pPr>
-      <w:r>
-        <w:t xml:space="preserve">What did we do last time in activity 6?</w:t>
-      </w:r>
+      <w:bookmarkStart w:id="10" w:name="how-to-use-this-worksheet"/>
+      <w:r>
+        <w:rPr>
+          <w:b/>
+          <w:bCs/>
+        </w:rPr>
+        <w:t xml:space="preserve">How to use this worksheet</w:t>
+      </w:r>
+      <w:bookmarkEnd w:id="10"/>
     </w:p>
     <w:p>
       <w:pPr>
@@ -172,11 +399,5633 @@
         </w:numPr>
       </w:pPr>
       <w:r>
+        <w:t xml:space="preserve">Work through each part in order. Type the code into a new R script in Positron and run it line by line.</w:t>
+      </w:r>
+    </w:p>
+    <w:p>
+      <w:pPr>
+        <w:pStyle w:val="Compact"/>
+        <w:numPr>
+          <w:ilvl w:val="1"/>
+          <w:numId w:val="1004"/>
+        </w:numPr>
+      </w:pPr>
+      <w:r>
+        <w:t xml:space="preserve">Code blocks marked</w:t>
+      </w:r>
+      <w:r>
+        <w:t xml:space="preserve"> </w:t>
+      </w:r>
+      <w:r>
         <w:rPr>
           <w:b/>
           <w:bCs/>
         </w:rPr>
-        <w:t xml:space="preserve">Assumptions of parametric tests</w:t>
+        <w:t xml:space="preserve">▶ Run this</w:t>
+      </w:r>
+      <w:r>
+        <w:t xml:space="preserve"> </w:t>
+      </w:r>
+      <w:r>
+        <w:t xml:space="preserve">should be executed as written.</w:t>
+      </w:r>
+    </w:p>
+    <w:p>
+      <w:pPr>
+        <w:pStyle w:val="Compact"/>
+        <w:numPr>
+          <w:ilvl w:val="1"/>
+          <w:numId w:val="1004"/>
+        </w:numPr>
+      </w:pPr>
+      <w:r>
+        <w:t xml:space="preserve">Blocks marked</w:t>
+      </w:r>
+      <w:r>
+        <w:t xml:space="preserve"> </w:t>
+      </w:r>
+      <w:r>
+        <w:rPr>
+          <w:b/>
+          <w:bCs/>
+        </w:rPr>
+        <w:t xml:space="preserve">✏️ Your turn</w:t>
+      </w:r>
+      <w:r>
+        <w:t xml:space="preserve"> </w:t>
+      </w:r>
+      <w:r>
+        <w:t xml:space="preserve">ask you to write, modify, or interpret.</w:t>
+      </w:r>
+    </w:p>
+    <w:p>
+      <w:pPr>
+        <w:pStyle w:val="Compact"/>
+        <w:numPr>
+          <w:ilvl w:val="1"/>
+          <w:numId w:val="1004"/>
+        </w:numPr>
+      </w:pPr>
+      <w:r>
+        <w:t xml:space="preserve">The</w:t>
+      </w:r>
+      <w:r>
+        <w:t xml:space="preserve"> </w:t>
+      </w:r>
+      <w:r>
+        <w:rPr>
+          <w:b/>
+          <w:bCs/>
+        </w:rPr>
+        <w:t xml:space="preserve">Going further</w:t>
+      </w:r>
+      <w:r>
+        <w:t xml:space="preserve"> </w:t>
+      </w:r>
+      <w:r>
+        <w:t xml:space="preserve">section is optional.</w:t>
+      </w:r>
+    </w:p>
+    <w:p>
+      <w:r>
+        <w:pict>
+          <v:rect style="width:0;height:1.5pt" o:hralign="center" o:hrstd="t" o:hr="t"/>
+        </w:pict>
+      </w:r>
+    </w:p>
+    <w:bookmarkEnd w:id="11"/>
+    <w:bookmarkEnd w:id="12"/>
+    <w:bookmarkStart w:id="15" w:name="X2b3bfb2733759075ae3181f605e2c6b998a4a44"/>
+    <w:p>
+      <w:pPr>
+        <w:pStyle w:val="Heading1"/>
+      </w:pPr>
+      <w:r>
+        <w:t xml:space="preserve">Part 1 · Load libraries and read the raw file</w:t>
+      </w:r>
+    </w:p>
+    <w:bookmarkStart w:id="13" w:name="libraries"/>
+    <w:p>
+      <w:pPr>
+        <w:pStyle w:val="Heading3"/>
+      </w:pPr>
+      <w:r>
+        <w:t xml:space="preserve">Libraries</w:t>
+      </w:r>
+    </w:p>
+    <w:p>
+      <w:pPr>
+        <w:pStyle w:val="FirstParagraph"/>
+      </w:pPr>
+      <w:r>
+        <w:rPr>
+          <w:b/>
+          <w:bCs/>
+        </w:rPr>
+        <w:t xml:space="preserve">▶ Run this at the top of your script:</w:t>
+      </w:r>
+    </w:p>
+    <w:p>
+      <w:pPr>
+        <w:pStyle w:val="SourceCode"/>
+      </w:pPr>
+      <w:r>
+        <w:rPr>
+          <w:rStyle w:val="CommentTok"/>
+        </w:rPr>
+        <w:t xml:space="preserve"># Load packages at the top — always ----------------------</w:t>
+      </w:r>
+      <w:r>
+        <w:br/>
+      </w:r>
+      <w:r>
+        <w:rPr>
+          <w:rStyle w:val="FunctionTok"/>
+        </w:rPr>
+        <w:t xml:space="preserve">library</w:t>
+      </w:r>
+      <w:r>
+        <w:rPr>
+          <w:rStyle w:val="NormalTok"/>
+        </w:rPr>
+        <w:t xml:space="preserve">(tidyverse)   </w:t>
+      </w:r>
+      <w:r>
+        <w:rPr>
+          <w:rStyle w:val="CommentTok"/>
+        </w:rPr>
+        <w:t xml:space="preserve"># data manipulation + ggplot2</w:t>
+      </w:r>
+      <w:r>
+        <w:br/>
+      </w:r>
+      <w:r>
+        <w:rPr>
+          <w:rStyle w:val="FunctionTok"/>
+        </w:rPr>
+        <w:t xml:space="preserve">library</w:t>
+      </w:r>
+      <w:r>
+        <w:rPr>
+          <w:rStyle w:val="NormalTok"/>
+        </w:rPr>
+        <w:t xml:space="preserve">(janitor)      </w:t>
+      </w:r>
+      <w:r>
+        <w:rPr>
+          <w:rStyle w:val="CommentTok"/>
+        </w:rPr>
+        <w:t xml:space="preserve"># clean_names() and friends</w:t>
+      </w:r>
+    </w:p>
+    <w:bookmarkEnd w:id="13"/>
+    <w:bookmarkStart w:id="14" w:name="read-the-data-straight-from-noaas-server"/>
+    <w:p>
+      <w:pPr>
+        <w:pStyle w:val="Heading3"/>
+      </w:pPr>
+      <w:r>
+        <w:t xml:space="preserve">Read the data straight from NOAA’s server</w:t>
+      </w:r>
+    </w:p>
+    <w:p>
+      <w:pPr>
+        <w:pStyle w:val="FirstParagraph"/>
+      </w:pPr>
+      <w:r>
+        <w:rPr>
+          <w:b/>
+          <w:bCs/>
+        </w:rPr>
+        <w:t xml:space="preserve">▶ Run this:</w:t>
+      </w:r>
+    </w:p>
+    <w:p>
+      <w:pPr>
+        <w:pStyle w:val="SourceCode"/>
+      </w:pPr>
+      <w:r>
+        <w:rPr>
+          <w:rStyle w:val="CommentTok"/>
+        </w:rPr>
+        <w:t xml:space="preserve"># Read the messy text file directly from the web -----------</w:t>
+      </w:r>
+      <w:r>
+        <w:br/>
+      </w:r>
+      <w:r>
+        <w:rPr>
+          <w:rStyle w:val="NormalTok"/>
+        </w:rPr>
+        <w:t xml:space="preserve">url </w:t>
+      </w:r>
+      <w:r>
+        <w:rPr>
+          <w:rStyle w:val="OtherTok"/>
+        </w:rPr>
+        <w:t xml:space="preserve">&lt;-</w:t>
+      </w:r>
+      <w:r>
+        <w:rPr>
+          <w:rStyle w:val="NormalTok"/>
+        </w:rPr>
+        <w:t xml:space="preserve"> </w:t>
+      </w:r>
+      <w:r>
+        <w:rPr>
+          <w:rStyle w:val="StringTok"/>
+        </w:rPr>
+        <w:t xml:space="preserve">"https://www.glerl.noaa.gov/data/ice/glicd/daily/sup.txt"</w:t>
+      </w:r>
+      <w:r>
+        <w:br/>
+      </w:r>
+      <w:r>
+        <w:br/>
+      </w:r>
+      <w:r>
+        <w:rPr>
+          <w:rStyle w:val="NormalTok"/>
+        </w:rPr>
+        <w:t xml:space="preserve">ice_raw </w:t>
+      </w:r>
+      <w:r>
+        <w:rPr>
+          <w:rStyle w:val="OtherTok"/>
+        </w:rPr>
+        <w:t xml:space="preserve">&lt;-</w:t>
+      </w:r>
+      <w:r>
+        <w:rPr>
+          <w:rStyle w:val="NormalTok"/>
+        </w:rPr>
+        <w:t xml:space="preserve"> </w:t>
+      </w:r>
+      <w:r>
+        <w:rPr>
+          <w:rStyle w:val="FunctionTok"/>
+        </w:rPr>
+        <w:t xml:space="preserve">read.table</w:t>
+      </w:r>
+      <w:r>
+        <w:rPr>
+          <w:rStyle w:val="NormalTok"/>
+        </w:rPr>
+        <w:t xml:space="preserve">(</w:t>
+      </w:r>
+      <w:r>
+        <w:br/>
+      </w:r>
+      <w:r>
+        <w:rPr>
+          <w:rStyle w:val="NormalTok"/>
+        </w:rPr>
+        <w:t xml:space="preserve">  url,</w:t>
+      </w:r>
+      <w:r>
+        <w:br/>
+      </w:r>
+      <w:r>
+        <w:rPr>
+          <w:rStyle w:val="NormalTok"/>
+        </w:rPr>
+        <w:t xml:space="preserve">  </w:t>
+      </w:r>
+      <w:r>
+        <w:rPr>
+          <w:rStyle w:val="AttributeTok"/>
+        </w:rPr>
+        <w:t xml:space="preserve">header =</w:t>
+      </w:r>
+      <w:r>
+        <w:rPr>
+          <w:rStyle w:val="NormalTok"/>
+        </w:rPr>
+        <w:t xml:space="preserve"> </w:t>
+      </w:r>
+      <w:r>
+        <w:rPr>
+          <w:rStyle w:val="ConstantTok"/>
+        </w:rPr>
+        <w:t xml:space="preserve">TRUE</w:t>
+      </w:r>
+      <w:r>
+        <w:rPr>
+          <w:rStyle w:val="NormalTok"/>
+        </w:rPr>
+        <w:t xml:space="preserve">,</w:t>
+      </w:r>
+      <w:r>
+        <w:br/>
+      </w:r>
+      <w:r>
+        <w:rPr>
+          <w:rStyle w:val="NormalTok"/>
+        </w:rPr>
+        <w:t xml:space="preserve">  </w:t>
+      </w:r>
+      <w:r>
+        <w:rPr>
+          <w:rStyle w:val="AttributeTok"/>
+        </w:rPr>
+        <w:t xml:space="preserve">na.strings =</w:t>
+      </w:r>
+      <w:r>
+        <w:rPr>
+          <w:rStyle w:val="NormalTok"/>
+        </w:rPr>
+        <w:t xml:space="preserve"> </w:t>
+      </w:r>
+      <w:r>
+        <w:rPr>
+          <w:rStyle w:val="FunctionTok"/>
+        </w:rPr>
+        <w:t xml:space="preserve">c</w:t>
+      </w:r>
+      <w:r>
+        <w:rPr>
+          <w:rStyle w:val="NormalTok"/>
+        </w:rPr>
+        <w:t xml:space="preserve">(</w:t>
+      </w:r>
+      <w:r>
+        <w:rPr>
+          <w:rStyle w:val="StringTok"/>
+        </w:rPr>
+        <w:t xml:space="preserve">"-999"</w:t>
+      </w:r>
+      <w:r>
+        <w:rPr>
+          <w:rStyle w:val="NormalTok"/>
+        </w:rPr>
+        <w:t xml:space="preserve">, </w:t>
+      </w:r>
+      <w:r>
+        <w:rPr>
+          <w:rStyle w:val="StringTok"/>
+        </w:rPr>
+        <w:t xml:space="preserve">"-99.00"</w:t>
+      </w:r>
+      <w:r>
+        <w:rPr>
+          <w:rStyle w:val="NormalTok"/>
+        </w:rPr>
+        <w:t xml:space="preserve">, </w:t>
+      </w:r>
+      <w:r>
+        <w:rPr>
+          <w:rStyle w:val="StringTok"/>
+        </w:rPr>
+        <w:t xml:space="preserve">"NA"</w:t>
+      </w:r>
+      <w:r>
+        <w:rPr>
+          <w:rStyle w:val="NormalTok"/>
+        </w:rPr>
+        <w:t xml:space="preserve">)) </w:t>
+      </w:r>
+      <w:r>
+        <w:rPr>
+          <w:rStyle w:val="SpecialCharTok"/>
+        </w:rPr>
+        <w:t xml:space="preserve">%&gt;%</w:t>
+      </w:r>
+      <w:r>
+        <w:br/>
+      </w:r>
+      <w:r>
+        <w:rPr>
+          <w:rStyle w:val="NormalTok"/>
+        </w:rPr>
+        <w:t xml:space="preserve">  </w:t>
+      </w:r>
+      <w:r>
+        <w:rPr>
+          <w:rStyle w:val="FunctionTok"/>
+        </w:rPr>
+        <w:t xml:space="preserve">rownames_to_column</w:t>
+      </w:r>
+      <w:r>
+        <w:rPr>
+          <w:rStyle w:val="NormalTok"/>
+        </w:rPr>
+        <w:t xml:space="preserve">(</w:t>
+      </w:r>
+      <w:r>
+        <w:rPr>
+          <w:rStyle w:val="AttributeTok"/>
+        </w:rPr>
+        <w:t xml:space="preserve">var =</w:t>
+      </w:r>
+      <w:r>
+        <w:rPr>
+          <w:rStyle w:val="NormalTok"/>
+        </w:rPr>
+        <w:t xml:space="preserve"> </w:t>
+      </w:r>
+      <w:r>
+        <w:rPr>
+          <w:rStyle w:val="StringTok"/>
+        </w:rPr>
+        <w:t xml:space="preserve">"date"</w:t>
+      </w:r>
+      <w:r>
+        <w:rPr>
+          <w:rStyle w:val="NormalTok"/>
+        </w:rPr>
+        <w:t xml:space="preserve">) </w:t>
+      </w:r>
+      <w:r>
+        <w:rPr>
+          <w:rStyle w:val="SpecialCharTok"/>
+        </w:rPr>
+        <w:t xml:space="preserve">%&gt;%</w:t>
+      </w:r>
+      <w:r>
+        <w:br/>
+      </w:r>
+      <w:r>
+        <w:rPr>
+          <w:rStyle w:val="NormalTok"/>
+        </w:rPr>
+        <w:t xml:space="preserve">  </w:t>
+      </w:r>
+      <w:r>
+        <w:rPr>
+          <w:rStyle w:val="FunctionTok"/>
+        </w:rPr>
+        <w:t xml:space="preserve">as_tibble</w:t>
+      </w:r>
+      <w:r>
+        <w:rPr>
+          <w:rStyle w:val="NormalTok"/>
+        </w:rPr>
+        <w:t xml:space="preserve">()</w:t>
+      </w:r>
+      <w:r>
+        <w:br/>
+      </w:r>
+      <w:r>
+        <w:br/>
+      </w:r>
+      <w:r>
+        <w:rPr>
+          <w:rStyle w:val="FunctionTok"/>
+        </w:rPr>
+        <w:t xml:space="preserve">head</w:t>
+      </w:r>
+      <w:r>
+        <w:rPr>
+          <w:rStyle w:val="NormalTok"/>
+        </w:rPr>
+        <w:t xml:space="preserve">(ice_raw)</w:t>
+      </w:r>
+    </w:p>
+    <w:p>
+      <w:pPr>
+        <w:pStyle w:val="FirstParagraph"/>
+      </w:pPr>
+      <w:r>
+        <w:t xml:space="preserve">✏️</w:t>
+      </w:r>
+      <w:r>
+        <w:t xml:space="preserve"> </w:t>
+      </w:r>
+      <w:r>
+        <w:rPr>
+          <w:b/>
+          <w:bCs/>
+        </w:rPr>
+        <w:t xml:space="preserve">Your turn:</w:t>
+      </w:r>
+      <w:r>
+        <w:t xml:space="preserve"> </w:t>
+      </w:r>
+      <w:r>
+        <w:t xml:space="preserve">Run</w:t>
+      </w:r>
+      <w:r>
+        <w:t xml:space="preserve"> </w:t>
+      </w:r>
+      <w:r>
+        <w:rPr>
+          <w:rStyle w:val="VerbatimChar"/>
+        </w:rPr>
+        <w:t xml:space="preserve">dim(ice_raw)</w:t>
+      </w:r>
+      <w:r>
+        <w:t xml:space="preserve"> </w:t>
+      </w:r>
+      <w:r>
+        <w:t xml:space="preserve">and</w:t>
+      </w:r>
+      <w:r>
+        <w:t xml:space="preserve"> </w:t>
+      </w:r>
+      <w:r>
+        <w:rPr>
+          <w:rStyle w:val="VerbatimChar"/>
+        </w:rPr>
+        <w:t xml:space="preserve">View(ice_raw)</w:t>
+      </w:r>
+      <w:r>
+        <w:t xml:space="preserve">. How many rows and columns? What does each column header look like, and why does it start with an</w:t>
+      </w:r>
+      <w:r>
+        <w:t xml:space="preserve"> </w:t>
+      </w:r>
+      <w:r>
+        <w:rPr>
+          <w:rStyle w:val="VerbatimChar"/>
+        </w:rPr>
+        <w:t xml:space="preserve">X</w:t>
+      </w:r>
+      <w:r>
+        <w:t xml:space="preserve">?</w:t>
+      </w:r>
+    </w:p>
+    <w:p>
+      <w:pPr>
+        <w:pStyle w:val="SourceCode"/>
+      </w:pPr>
+      <w:r>
+        <w:rPr>
+          <w:rStyle w:val="CommentTok"/>
+        </w:rPr>
+        <w:t xml:space="preserve"># Write your code here:</w:t>
+      </w:r>
+    </w:p>
+    <w:p>
+      <w:pPr>
+        <w:pStyle w:val="SourceCode"/>
+      </w:pPr>
+      <w:r>
+        <w:rPr>
+          <w:rStyle w:val="VerbatimChar"/>
+        </w:rPr>
+        <w:t xml:space="preserve">Rows:</w:t>
+      </w:r>
+      <w:r>
+        <w:br/>
+      </w:r>
+      <w:r>
+        <w:rPr>
+          <w:rStyle w:val="VerbatimChar"/>
+        </w:rPr>
+        <w:t xml:space="preserve">Columns:</w:t>
+      </w:r>
+      <w:r>
+        <w:br/>
+      </w:r>
+      <w:r>
+        <w:rPr>
+          <w:rStyle w:val="VerbatimChar"/>
+        </w:rPr>
+        <w:t xml:space="preserve">Why do column names start with X:</w:t>
+      </w:r>
+    </w:p>
+    <w:p>
+      <w:pPr>
+        <w:pStyle w:val="BlockText"/>
+      </w:pPr>
+      <w:r>
+        <w:t xml:space="preserve">💡</w:t>
+      </w:r>
+      <w:r>
+        <w:t xml:space="preserve"> </w:t>
+      </w:r>
+      <w:r>
+        <w:rPr>
+          <w:b/>
+          <w:bCs/>
+        </w:rPr>
+        <w:t xml:space="preserve">Key idea:</w:t>
+      </w:r>
+      <w:r>
+        <w:t xml:space="preserve"> </w:t>
+      </w:r>
+      <w:r>
+        <w:t xml:space="preserve">R does not allow column names to start with a number, so when</w:t>
+      </w:r>
+      <w:r>
+        <w:t xml:space="preserve"> </w:t>
+      </w:r>
+      <w:r>
+        <w:rPr>
+          <w:rStyle w:val="VerbatimChar"/>
+        </w:rPr>
+        <w:t xml:space="preserve">read.table()</w:t>
+      </w:r>
+      <w:r>
+        <w:t xml:space="preserve"> </w:t>
+      </w:r>
+      <w:r>
+        <w:t xml:space="preserve">saw a column literally named</w:t>
+      </w:r>
+      <w:r>
+        <w:t xml:space="preserve"> </w:t>
+      </w:r>
+      <w:r>
+        <w:rPr>
+          <w:rStyle w:val="VerbatimChar"/>
+        </w:rPr>
+        <w:t xml:space="preserve">1973</w:t>
+      </w:r>
+      <w:r>
+        <w:t xml:space="preserve">, it automatically renamed it</w:t>
+      </w:r>
+      <w:r>
+        <w:t xml:space="preserve"> </w:t>
+      </w:r>
+      <w:r>
+        <w:rPr>
+          <w:rStyle w:val="VerbatimChar"/>
+        </w:rPr>
+        <w:t xml:space="preserve">X1973</w:t>
+      </w:r>
+      <w:r>
+        <w:t xml:space="preserve"> </w:t>
+      </w:r>
+      <w:r>
+        <w:t xml:space="preserve">to make it valid.</w:t>
+      </w:r>
+    </w:p>
+    <w:p>
+      <w:r>
+        <w:pict>
+          <v:rect style="width:0;height:1.5pt" o:hralign="center" o:hrstd="t" o:hr="t"/>
+        </w:pict>
+      </w:r>
+    </w:p>
+    <w:bookmarkEnd w:id="14"/>
+    <w:bookmarkEnd w:id="15"/>
+    <w:bookmarkStart w:id="16" w:name="part-2-why-is-this-format-a-problem"/>
+    <w:p>
+      <w:pPr>
+        <w:pStyle w:val="Heading1"/>
+      </w:pPr>
+      <w:r>
+        <w:t xml:space="preserve">Part 2 · Why is this format a problem?</w:t>
+      </w:r>
+    </w:p>
+    <w:p>
+      <w:pPr>
+        <w:pStyle w:val="FirstParagraph"/>
+      </w:pPr>
+      <w:r>
+        <w:t xml:space="preserve">✏️</w:t>
+      </w:r>
+      <w:r>
+        <w:t xml:space="preserve"> </w:t>
+      </w:r>
+      <w:r>
+        <w:rPr>
+          <w:b/>
+          <w:bCs/>
+        </w:rPr>
+        <w:t xml:space="preserve">Your turn:</w:t>
+      </w:r>
+      <w:r>
+        <w:t xml:space="preserve"> </w:t>
+      </w:r>
+      <w:r>
+        <w:t xml:space="preserve">Try running this and see what happens:</w:t>
+      </w:r>
+    </w:p>
+    <w:p>
+      <w:pPr>
+        <w:pStyle w:val="SourceCode"/>
+      </w:pPr>
+      <w:r>
+        <w:rPr>
+          <w:rStyle w:val="CommentTok"/>
+        </w:rPr>
+        <w:t xml:space="preserve"># This will NOT work - there is no "year" column yet --------</w:t>
+      </w:r>
+      <w:r>
+        <w:br/>
+      </w:r>
+      <w:r>
+        <w:rPr>
+          <w:rStyle w:val="NormalTok"/>
+        </w:rPr>
+        <w:t xml:space="preserve">ice_raw </w:t>
+      </w:r>
+      <w:r>
+        <w:rPr>
+          <w:rStyle w:val="SpecialCharTok"/>
+        </w:rPr>
+        <w:t xml:space="preserve">%&gt;%</w:t>
+      </w:r>
+      <w:r>
+        <w:br/>
+      </w:r>
+      <w:r>
+        <w:rPr>
+          <w:rStyle w:val="NormalTok"/>
+        </w:rPr>
+        <w:t xml:space="preserve">  </w:t>
+      </w:r>
+      <w:r>
+        <w:rPr>
+          <w:rStyle w:val="FunctionTok"/>
+        </w:rPr>
+        <w:t xml:space="preserve">group_by</w:t>
+      </w:r>
+      <w:r>
+        <w:rPr>
+          <w:rStyle w:val="NormalTok"/>
+        </w:rPr>
+        <w:t xml:space="preserve">(year) </w:t>
+      </w:r>
+      <w:r>
+        <w:rPr>
+          <w:rStyle w:val="SpecialCharTok"/>
+        </w:rPr>
+        <w:t xml:space="preserve">%&gt;%</w:t>
+      </w:r>
+      <w:r>
+        <w:br/>
+      </w:r>
+      <w:r>
+        <w:rPr>
+          <w:rStyle w:val="NormalTok"/>
+        </w:rPr>
+        <w:t xml:space="preserve">  </w:t>
+      </w:r>
+      <w:r>
+        <w:rPr>
+          <w:rStyle w:val="FunctionTok"/>
+        </w:rPr>
+        <w:t xml:space="preserve">summarize</w:t>
+      </w:r>
+      <w:r>
+        <w:rPr>
+          <w:rStyle w:val="NormalTok"/>
+        </w:rPr>
+        <w:t xml:space="preserve">(</w:t>
+      </w:r>
+      <w:r>
+        <w:rPr>
+          <w:rStyle w:val="AttributeTok"/>
+        </w:rPr>
+        <w:t xml:space="preserve">mean_ice =</w:t>
+      </w:r>
+      <w:r>
+        <w:rPr>
+          <w:rStyle w:val="NormalTok"/>
+        </w:rPr>
+        <w:t xml:space="preserve"> </w:t>
+      </w:r>
+      <w:r>
+        <w:rPr>
+          <w:rStyle w:val="FunctionTok"/>
+        </w:rPr>
+        <w:t xml:space="preserve">mean</w:t>
+      </w:r>
+      <w:r>
+        <w:rPr>
+          <w:rStyle w:val="NormalTok"/>
+        </w:rPr>
+        <w:t xml:space="preserve">(ice_cover, </w:t>
+      </w:r>
+      <w:r>
+        <w:rPr>
+          <w:rStyle w:val="AttributeTok"/>
+        </w:rPr>
+        <w:t xml:space="preserve">na.rm =</w:t>
+      </w:r>
+      <w:r>
+        <w:rPr>
+          <w:rStyle w:val="NormalTok"/>
+        </w:rPr>
+        <w:t xml:space="preserve"> </w:t>
+      </w:r>
+      <w:r>
+        <w:rPr>
+          <w:rStyle w:val="ConstantTok"/>
+        </w:rPr>
+        <w:t xml:space="preserve">TRUE</w:t>
+      </w:r>
+      <w:r>
+        <w:rPr>
+          <w:rStyle w:val="NormalTok"/>
+        </w:rPr>
+        <w:t xml:space="preserve">))</w:t>
+      </w:r>
+    </w:p>
+    <w:p>
+      <w:pPr>
+        <w:pStyle w:val="SourceCode"/>
+      </w:pPr>
+      <w:r>
+        <w:rPr>
+          <w:rStyle w:val="VerbatimChar"/>
+        </w:rPr>
+        <w:t xml:space="preserve">What error message did you get?</w:t>
+      </w:r>
+      <w:r>
+        <w:br/>
+      </w:r>
+      <w:r>
+        <w:rPr>
+          <w:rStyle w:val="VerbatimChar"/>
+        </w:rPr>
+        <w:t xml:space="preserve">Why doesn't R have a "year" column to group by?</w:t>
+      </w:r>
+    </w:p>
+    <w:p>
+      <w:pPr>
+        <w:pStyle w:val="FirstParagraph"/>
+      </w:pPr>
+      <w:r>
+        <w:t xml:space="preserve">✏️</w:t>
+      </w:r>
+      <w:r>
+        <w:t xml:space="preserve"> </w:t>
+      </w:r>
+      <w:r>
+        <w:rPr>
+          <w:b/>
+          <w:bCs/>
+        </w:rPr>
+        <w:t xml:space="preserve">Your turn:</w:t>
+      </w:r>
+      <w:r>
+        <w:t xml:space="preserve"> </w:t>
+      </w:r>
+      <w:r>
+        <w:t xml:space="preserve">Look back at the raw data. Where is the year information actually stored right now — in the rows, or in the column names?</w:t>
+      </w:r>
+    </w:p>
+    <w:p>
+      <w:pPr>
+        <w:pStyle w:val="SourceCode"/>
+      </w:pPr>
+      <w:r>
+        <w:rPr>
+          <w:rStyle w:val="VerbatimChar"/>
+        </w:rPr>
+        <w:t xml:space="preserve">Your answer:</w:t>
+      </w:r>
+    </w:p>
+    <w:p>
+      <w:r>
+        <w:pict>
+          <v:rect style="width:0;height:1.5pt" o:hralign="center" o:hrstd="t" o:hr="t"/>
+        </w:pict>
+      </w:r>
+    </w:p>
+    <w:bookmarkEnd w:id="16"/>
+    <w:bookmarkStart w:id="17" w:name="part-3-pivot_longer-wide-to-long"/>
+    <w:p>
+      <w:pPr>
+        <w:pStyle w:val="Heading1"/>
+      </w:pPr>
+      <w:r>
+        <w:t xml:space="preserve">Part 3 ·</w:t>
+      </w:r>
+      <w:r>
+        <w:t xml:space="preserve"> </w:t>
+      </w:r>
+      <w:r>
+        <w:rPr>
+          <w:rStyle w:val="VerbatimChar"/>
+        </w:rPr>
+        <w:t xml:space="preserve">pivot_longer()</w:t>
+      </w:r>
+      <w:r>
+        <w:t xml:space="preserve"> </w:t>
+      </w:r>
+      <w:r>
+        <w:t xml:space="preserve">— wide to long</w:t>
+      </w:r>
+    </w:p>
+    <w:p>
+      <w:pPr>
+        <w:pStyle w:val="FirstParagraph"/>
+      </w:pPr>
+      <w:r>
+        <w:rPr>
+          <w:b/>
+          <w:bCs/>
+        </w:rPr>
+        <w:t xml:space="preserve">▶ Run this:</w:t>
+      </w:r>
+    </w:p>
+    <w:p>
+      <w:pPr>
+        <w:pStyle w:val="SourceCode"/>
+      </w:pPr>
+      <w:r>
+        <w:rPr>
+          <w:rStyle w:val="CommentTok"/>
+        </w:rPr>
+        <w:t xml:space="preserve"># Collapse all year columns into year + ice_cover -----------</w:t>
+      </w:r>
+      <w:r>
+        <w:br/>
+      </w:r>
+      <w:r>
+        <w:rPr>
+          <w:rStyle w:val="NormalTok"/>
+        </w:rPr>
+        <w:t xml:space="preserve">ice_long </w:t>
+      </w:r>
+      <w:r>
+        <w:rPr>
+          <w:rStyle w:val="OtherTok"/>
+        </w:rPr>
+        <w:t xml:space="preserve">&lt;-</w:t>
+      </w:r>
+      <w:r>
+        <w:rPr>
+          <w:rStyle w:val="NormalTok"/>
+        </w:rPr>
+        <w:t xml:space="preserve"> ice_raw </w:t>
+      </w:r>
+      <w:r>
+        <w:rPr>
+          <w:rStyle w:val="SpecialCharTok"/>
+        </w:rPr>
+        <w:t xml:space="preserve">%&gt;%</w:t>
+      </w:r>
+      <w:r>
+        <w:br/>
+      </w:r>
+      <w:r>
+        <w:rPr>
+          <w:rStyle w:val="NormalTok"/>
+        </w:rPr>
+        <w:t xml:space="preserve">  </w:t>
+      </w:r>
+      <w:r>
+        <w:rPr>
+          <w:rStyle w:val="FunctionTok"/>
+        </w:rPr>
+        <w:t xml:space="preserve">pivot_longer</w:t>
+      </w:r>
+      <w:r>
+        <w:rPr>
+          <w:rStyle w:val="NormalTok"/>
+        </w:rPr>
+        <w:t xml:space="preserve">(</w:t>
+      </w:r>
+      <w:r>
+        <w:br/>
+      </w:r>
+      <w:r>
+        <w:rPr>
+          <w:rStyle w:val="NormalTok"/>
+        </w:rPr>
+        <w:t xml:space="preserve">    </w:t>
+      </w:r>
+      <w:r>
+        <w:rPr>
+          <w:rStyle w:val="AttributeTok"/>
+        </w:rPr>
+        <w:t xml:space="preserve">cols         =</w:t>
+      </w:r>
+      <w:r>
+        <w:rPr>
+          <w:rStyle w:val="NormalTok"/>
+        </w:rPr>
+        <w:t xml:space="preserve"> </w:t>
+      </w:r>
+      <w:r>
+        <w:rPr>
+          <w:rStyle w:val="SpecialCharTok"/>
+        </w:rPr>
+        <w:t xml:space="preserve">-</w:t>
+      </w:r>
+      <w:r>
+        <w:rPr>
+          <w:rStyle w:val="NormalTok"/>
+        </w:rPr>
+        <w:t xml:space="preserve">date,</w:t>
+      </w:r>
+      <w:r>
+        <w:br/>
+      </w:r>
+      <w:r>
+        <w:rPr>
+          <w:rStyle w:val="NormalTok"/>
+        </w:rPr>
+        <w:t xml:space="preserve">    </w:t>
+      </w:r>
+      <w:r>
+        <w:rPr>
+          <w:rStyle w:val="AttributeTok"/>
+        </w:rPr>
+        <w:t xml:space="preserve">names_to     =</w:t>
+      </w:r>
+      <w:r>
+        <w:rPr>
+          <w:rStyle w:val="NormalTok"/>
+        </w:rPr>
+        <w:t xml:space="preserve"> </w:t>
+      </w:r>
+      <w:r>
+        <w:rPr>
+          <w:rStyle w:val="StringTok"/>
+        </w:rPr>
+        <w:t xml:space="preserve">"year"</w:t>
+      </w:r>
+      <w:r>
+        <w:rPr>
+          <w:rStyle w:val="NormalTok"/>
+        </w:rPr>
+        <w:t xml:space="preserve">,</w:t>
+      </w:r>
+      <w:r>
+        <w:br/>
+      </w:r>
+      <w:r>
+        <w:rPr>
+          <w:rStyle w:val="NormalTok"/>
+        </w:rPr>
+        <w:t xml:space="preserve">    </w:t>
+      </w:r>
+      <w:r>
+        <w:rPr>
+          <w:rStyle w:val="AttributeTok"/>
+        </w:rPr>
+        <w:t xml:space="preserve">names_prefix =</w:t>
+      </w:r>
+      <w:r>
+        <w:rPr>
+          <w:rStyle w:val="NormalTok"/>
+        </w:rPr>
+        <w:t xml:space="preserve"> </w:t>
+      </w:r>
+      <w:r>
+        <w:rPr>
+          <w:rStyle w:val="StringTok"/>
+        </w:rPr>
+        <w:t xml:space="preserve">"X"</w:t>
+      </w:r>
+      <w:r>
+        <w:rPr>
+          <w:rStyle w:val="NormalTok"/>
+        </w:rPr>
+        <w:t xml:space="preserve">,</w:t>
+      </w:r>
+      <w:r>
+        <w:br/>
+      </w:r>
+      <w:r>
+        <w:rPr>
+          <w:rStyle w:val="NormalTok"/>
+        </w:rPr>
+        <w:t xml:space="preserve">    </w:t>
+      </w:r>
+      <w:r>
+        <w:rPr>
+          <w:rStyle w:val="AttributeTok"/>
+        </w:rPr>
+        <w:t xml:space="preserve">values_to    =</w:t>
+      </w:r>
+      <w:r>
+        <w:rPr>
+          <w:rStyle w:val="NormalTok"/>
+        </w:rPr>
+        <w:t xml:space="preserve"> </w:t>
+      </w:r>
+      <w:r>
+        <w:rPr>
+          <w:rStyle w:val="StringTok"/>
+        </w:rPr>
+        <w:t xml:space="preserve">"ice_cover"</w:t>
+      </w:r>
+      <w:r>
+        <w:br/>
+      </w:r>
+      <w:r>
+        <w:rPr>
+          <w:rStyle w:val="NormalTok"/>
+        </w:rPr>
+        <w:t xml:space="preserve">  )</w:t>
+      </w:r>
+      <w:r>
+        <w:br/>
+      </w:r>
+      <w:r>
+        <w:br/>
+      </w:r>
+      <w:r>
+        <w:rPr>
+          <w:rStyle w:val="NormalTok"/>
+        </w:rPr>
+        <w:t xml:space="preserve">ice_long </w:t>
+      </w:r>
+      <w:r>
+        <w:rPr>
+          <w:rStyle w:val="OtherTok"/>
+        </w:rPr>
+        <w:t xml:space="preserve">&lt;-</w:t>
+      </w:r>
+      <w:r>
+        <w:rPr>
+          <w:rStyle w:val="NormalTok"/>
+        </w:rPr>
+        <w:t xml:space="preserve"> ice_long </w:t>
+      </w:r>
+      <w:r>
+        <w:rPr>
+          <w:rStyle w:val="SpecialCharTok"/>
+        </w:rPr>
+        <w:t xml:space="preserve">%&gt;%</w:t>
+      </w:r>
+      <w:r>
+        <w:br/>
+      </w:r>
+      <w:r>
+        <w:rPr>
+          <w:rStyle w:val="NormalTok"/>
+        </w:rPr>
+        <w:t xml:space="preserve">  </w:t>
+      </w:r>
+      <w:r>
+        <w:rPr>
+          <w:rStyle w:val="FunctionTok"/>
+        </w:rPr>
+        <w:t xml:space="preserve">arrange</w:t>
+      </w:r>
+      <w:r>
+        <w:rPr>
+          <w:rStyle w:val="NormalTok"/>
+        </w:rPr>
+        <w:t xml:space="preserve">(year, date)</w:t>
+      </w:r>
+      <w:r>
+        <w:br/>
+      </w:r>
+      <w:r>
+        <w:br/>
+      </w:r>
+      <w:r>
+        <w:rPr>
+          <w:rStyle w:val="FunctionTok"/>
+        </w:rPr>
+        <w:t xml:space="preserve">head</w:t>
+      </w:r>
+      <w:r>
+        <w:rPr>
+          <w:rStyle w:val="NormalTok"/>
+        </w:rPr>
+        <w:t xml:space="preserve">(ice_long)</w:t>
+      </w:r>
+    </w:p>
+    <w:p>
+      <w:pPr>
+        <w:pStyle w:val="FirstParagraph"/>
+      </w:pPr>
+      <w:r>
+        <w:t xml:space="preserve">✏️</w:t>
+      </w:r>
+      <w:r>
+        <w:t xml:space="preserve"> </w:t>
+      </w:r>
+      <w:r>
+        <w:rPr>
+          <w:b/>
+          <w:bCs/>
+        </w:rPr>
+        <w:t xml:space="preserve">Your turn:</w:t>
+      </w:r>
+      <w:r>
+        <w:t xml:space="preserve"> </w:t>
+      </w:r>
+      <w:r>
+        <w:t xml:space="preserve">Fill in what each argument is doing, in your own words:</w:t>
+      </w:r>
+    </w:p>
+    <w:p>
+      <w:pPr>
+        <w:pStyle w:val="SourceCode"/>
+      </w:pPr>
+      <w:r>
+        <w:rPr>
+          <w:rStyle w:val="VerbatimChar"/>
+        </w:rPr>
+        <w:t xml:space="preserve">cols = -date            means:</w:t>
+      </w:r>
+      <w:r>
+        <w:br/>
+      </w:r>
+      <w:r>
+        <w:rPr>
+          <w:rStyle w:val="VerbatimChar"/>
+        </w:rPr>
+        <w:t xml:space="preserve">names_to = "year"        means:</w:t>
+      </w:r>
+      <w:r>
+        <w:br/>
+      </w:r>
+      <w:r>
+        <w:rPr>
+          <w:rStyle w:val="VerbatimChar"/>
+        </w:rPr>
+        <w:t xml:space="preserve">names_prefix = "X"       means:</w:t>
+      </w:r>
+      <w:r>
+        <w:br/>
+      </w:r>
+      <w:r>
+        <w:rPr>
+          <w:rStyle w:val="VerbatimChar"/>
+        </w:rPr>
+        <w:t xml:space="preserve">values_to = "ice_cover"  means:</w:t>
+      </w:r>
+    </w:p>
+    <w:p>
+      <w:pPr>
+        <w:pStyle w:val="FirstParagraph"/>
+      </w:pPr>
+      <w:r>
+        <w:t xml:space="preserve">✏️</w:t>
+      </w:r>
+      <w:r>
+        <w:t xml:space="preserve"> </w:t>
+      </w:r>
+      <w:r>
+        <w:rPr>
+          <w:b/>
+          <w:bCs/>
+        </w:rPr>
+        <w:t xml:space="preserve">Your turn:</w:t>
+      </w:r>
+      <w:r>
+        <w:t xml:space="preserve"> </w:t>
+      </w:r>
+      <w:r>
+        <w:t xml:space="preserve">Run</w:t>
+      </w:r>
+      <w:r>
+        <w:t xml:space="preserve"> </w:t>
+      </w:r>
+      <w:r>
+        <w:rPr>
+          <w:rStyle w:val="VerbatimChar"/>
+        </w:rPr>
+        <w:t xml:space="preserve">dim(ice_long)</w:t>
+      </w:r>
+      <w:r>
+        <w:t xml:space="preserve">. How many rows does it have now, and why is that number so much bigger than</w:t>
+      </w:r>
+      <w:r>
+        <w:t xml:space="preserve"> </w:t>
+      </w:r>
+      <w:r>
+        <w:rPr>
+          <w:rStyle w:val="VerbatimChar"/>
+        </w:rPr>
+        <w:t xml:space="preserve">ice_raw</w:t>
+      </w:r>
+      <w:r>
+        <w:t xml:space="preserve">?</w:t>
+      </w:r>
+    </w:p>
+    <w:p>
+      <w:pPr>
+        <w:pStyle w:val="SourceCode"/>
+      </w:pPr>
+      <w:r>
+        <w:rPr>
+          <w:rStyle w:val="VerbatimChar"/>
+        </w:rPr>
+        <w:t xml:space="preserve">Rows in ice_raw:</w:t>
+      </w:r>
+      <w:r>
+        <w:br/>
+      </w:r>
+      <w:r>
+        <w:rPr>
+          <w:rStyle w:val="VerbatimChar"/>
+        </w:rPr>
+        <w:t xml:space="preserve">Rows in ice_long:</w:t>
+      </w:r>
+      <w:r>
+        <w:br/>
+      </w:r>
+      <w:r>
+        <w:rPr>
+          <w:rStyle w:val="VerbatimChar"/>
+        </w:rPr>
+        <w:t xml:space="preserve">Why did the row count change this way:</w:t>
+      </w:r>
+    </w:p>
+    <w:p>
+      <w:r>
+        <w:pict>
+          <v:rect style="width:0;height:1.5pt" o:hralign="center" o:hrstd="t" o:hr="t"/>
+        </w:pict>
+      </w:r>
+    </w:p>
+    <w:bookmarkEnd w:id="17"/>
+    <w:bookmarkStart w:id="18" w:name="X5d60972a46af05cb80ae93f2ec6835616237d82"/>
+    <w:p>
+      <w:pPr>
+        <w:pStyle w:val="Heading1"/>
+      </w:pPr>
+      <w:r>
+        <w:t xml:space="preserve">Part 4 · A tricky wrinkle — winters cross the new year</w:t>
+      </w:r>
+    </w:p>
+    <w:p>
+      <w:pPr>
+        <w:pStyle w:val="FirstParagraph"/>
+      </w:pPr>
+      <w:r>
+        <w:t xml:space="preserve">Ice seasons run</w:t>
+      </w:r>
+      <w:r>
+        <w:t xml:space="preserve"> </w:t>
+      </w:r>
+      <w:r>
+        <w:rPr>
+          <w:b/>
+          <w:bCs/>
+        </w:rPr>
+        <w:t xml:space="preserve">Nov → May</w:t>
+      </w:r>
+      <w:r>
+        <w:t xml:space="preserve">, but NOAA labels the whole season by the year</w:t>
+      </w:r>
+      <w:r>
+        <w:t xml:space="preserve"> </w:t>
+      </w:r>
+      <w:r>
+        <w:rPr>
+          <w:b/>
+          <w:bCs/>
+        </w:rPr>
+        <w:t xml:space="preserve">winter ends in</w:t>
+      </w:r>
+      <w:r>
+        <w:t xml:space="preserve">. So a</w:t>
+      </w:r>
+      <w:r>
+        <w:t xml:space="preserve"> </w:t>
+      </w:r>
+      <w:r>
+        <w:rPr>
+          <w:rStyle w:val="VerbatimChar"/>
+        </w:rPr>
+        <w:t xml:space="preserve">Nov-10</w:t>
+      </w:r>
+      <w:r>
+        <w:t xml:space="preserve"> </w:t>
+      </w:r>
+      <w:r>
+        <w:t xml:space="preserve">reading under column</w:t>
+      </w:r>
+      <w:r>
+        <w:t xml:space="preserve"> </w:t>
+      </w:r>
+      <w:r>
+        <w:rPr>
+          <w:rStyle w:val="VerbatimChar"/>
+        </w:rPr>
+        <w:t xml:space="preserve">1974</w:t>
+      </w:r>
+      <w:r>
+        <w:t xml:space="preserve"> </w:t>
+      </w:r>
+      <w:r>
+        <w:t xml:space="preserve">actually happened in</w:t>
+      </w:r>
+      <w:r>
+        <w:t xml:space="preserve"> </w:t>
+      </w:r>
+      <w:r>
+        <w:rPr>
+          <w:b/>
+          <w:bCs/>
+        </w:rPr>
+        <w:t xml:space="preserve">November 1973</w:t>
+      </w:r>
+      <w:r>
+        <w:t xml:space="preserve">.</w:t>
+      </w:r>
+    </w:p>
+    <w:p>
+      <w:pPr>
+        <w:pStyle w:val="BodyText"/>
+      </w:pPr>
+      <w:r>
+        <w:rPr>
+          <w:b/>
+          <w:bCs/>
+        </w:rPr>
+        <w:t xml:space="preserve">▶ Run this:</w:t>
+      </w:r>
+    </w:p>
+    <w:p>
+      <w:pPr>
+        <w:pStyle w:val="SourceCode"/>
+      </w:pPr>
+      <w:r>
+        <w:rPr>
+          <w:rStyle w:val="CommentTok"/>
+        </w:rPr>
+        <w:t xml:space="preserve"># Assign Nov/Dec to the PREVIOUS calendar year ---------------</w:t>
+      </w:r>
+      <w:r>
+        <w:br/>
+      </w:r>
+      <w:r>
+        <w:rPr>
+          <w:rStyle w:val="NormalTok"/>
+        </w:rPr>
+        <w:t xml:space="preserve">ice_clean </w:t>
+      </w:r>
+      <w:r>
+        <w:rPr>
+          <w:rStyle w:val="OtherTok"/>
+        </w:rPr>
+        <w:t xml:space="preserve">&lt;-</w:t>
+      </w:r>
+      <w:r>
+        <w:rPr>
+          <w:rStyle w:val="NormalTok"/>
+        </w:rPr>
+        <w:t xml:space="preserve"> ice_long </w:t>
+      </w:r>
+      <w:r>
+        <w:rPr>
+          <w:rStyle w:val="SpecialCharTok"/>
+        </w:rPr>
+        <w:t xml:space="preserve">%&gt;%</w:t>
+      </w:r>
+      <w:r>
+        <w:br/>
+      </w:r>
+      <w:r>
+        <w:rPr>
+          <w:rStyle w:val="NormalTok"/>
+        </w:rPr>
+        <w:t xml:space="preserve">  </w:t>
+      </w:r>
+      <w:r>
+        <w:rPr>
+          <w:rStyle w:val="FunctionTok"/>
+        </w:rPr>
+        <w:t xml:space="preserve">mutate</w:t>
+      </w:r>
+      <w:r>
+        <w:rPr>
+          <w:rStyle w:val="NormalTok"/>
+        </w:rPr>
+        <w:t xml:space="preserve">(</w:t>
+      </w:r>
+      <w:r>
+        <w:br/>
+      </w:r>
+      <w:r>
+        <w:rPr>
+          <w:rStyle w:val="NormalTok"/>
+        </w:rPr>
+        <w:t xml:space="preserve">    </w:t>
+      </w:r>
+      <w:r>
+        <w:rPr>
+          <w:rStyle w:val="AttributeTok"/>
+        </w:rPr>
+        <w:t xml:space="preserve">year          =</w:t>
+      </w:r>
+      <w:r>
+        <w:rPr>
+          <w:rStyle w:val="NormalTok"/>
+        </w:rPr>
+        <w:t xml:space="preserve"> </w:t>
+      </w:r>
+      <w:r>
+        <w:rPr>
+          <w:rStyle w:val="FunctionTok"/>
+        </w:rPr>
+        <w:t xml:space="preserve">as.numeric</w:t>
+      </w:r>
+      <w:r>
+        <w:rPr>
+          <w:rStyle w:val="NormalTok"/>
+        </w:rPr>
+        <w:t xml:space="preserve">(year),</w:t>
+      </w:r>
+      <w:r>
+        <w:br/>
+      </w:r>
+      <w:r>
+        <w:rPr>
+          <w:rStyle w:val="NormalTok"/>
+        </w:rPr>
+        <w:t xml:space="preserve">    </w:t>
+      </w:r>
+      <w:r>
+        <w:rPr>
+          <w:rStyle w:val="AttributeTok"/>
+        </w:rPr>
+        <w:t xml:space="preserve">calendar_year =</w:t>
+      </w:r>
+      <w:r>
+        <w:rPr>
+          <w:rStyle w:val="NormalTok"/>
+        </w:rPr>
+        <w:t xml:space="preserve"> </w:t>
+      </w:r>
+      <w:r>
+        <w:rPr>
+          <w:rStyle w:val="FunctionTok"/>
+        </w:rPr>
+        <w:t xml:space="preserve">if_else</w:t>
+      </w:r>
+      <w:r>
+        <w:rPr>
+          <w:rStyle w:val="NormalTok"/>
+        </w:rPr>
+        <w:t xml:space="preserve">(</w:t>
+      </w:r>
+      <w:r>
+        <w:br/>
+      </w:r>
+      <w:r>
+        <w:rPr>
+          <w:rStyle w:val="NormalTok"/>
+        </w:rPr>
+        <w:t xml:space="preserve">      </w:t>
+      </w:r>
+      <w:r>
+        <w:rPr>
+          <w:rStyle w:val="FunctionTok"/>
+        </w:rPr>
+        <w:t xml:space="preserve">str_starts</w:t>
+      </w:r>
+      <w:r>
+        <w:rPr>
+          <w:rStyle w:val="NormalTok"/>
+        </w:rPr>
+        <w:t xml:space="preserve">(date, </w:t>
+      </w:r>
+      <w:r>
+        <w:rPr>
+          <w:rStyle w:val="StringTok"/>
+        </w:rPr>
+        <w:t xml:space="preserve">"Nov|Dec"</w:t>
+      </w:r>
+      <w:r>
+        <w:rPr>
+          <w:rStyle w:val="NormalTok"/>
+        </w:rPr>
+        <w:t xml:space="preserve">),</w:t>
+      </w:r>
+      <w:r>
+        <w:br/>
+      </w:r>
+      <w:r>
+        <w:rPr>
+          <w:rStyle w:val="NormalTok"/>
+        </w:rPr>
+        <w:t xml:space="preserve">      year </w:t>
+      </w:r>
+      <w:r>
+        <w:rPr>
+          <w:rStyle w:val="SpecialCharTok"/>
+        </w:rPr>
+        <w:t xml:space="preserve">-</w:t>
+      </w:r>
+      <w:r>
+        <w:rPr>
+          <w:rStyle w:val="NormalTok"/>
+        </w:rPr>
+        <w:t xml:space="preserve"> </w:t>
+      </w:r>
+      <w:r>
+        <w:rPr>
+          <w:rStyle w:val="DecValTok"/>
+        </w:rPr>
+        <w:t xml:space="preserve">1</w:t>
+      </w:r>
+      <w:r>
+        <w:rPr>
+          <w:rStyle w:val="NormalTok"/>
+        </w:rPr>
+        <w:t xml:space="preserve">,</w:t>
+      </w:r>
+      <w:r>
+        <w:br/>
+      </w:r>
+      <w:r>
+        <w:rPr>
+          <w:rStyle w:val="NormalTok"/>
+        </w:rPr>
+        <w:t xml:space="preserve">      year</w:t>
+      </w:r>
+      <w:r>
+        <w:br/>
+      </w:r>
+      <w:r>
+        <w:rPr>
+          <w:rStyle w:val="NormalTok"/>
+        </w:rPr>
+        <w:t xml:space="preserve">    ),</w:t>
+      </w:r>
+      <w:r>
+        <w:br/>
+      </w:r>
+      <w:r>
+        <w:rPr>
+          <w:rStyle w:val="NormalTok"/>
+        </w:rPr>
+        <w:t xml:space="preserve">    </w:t>
+      </w:r>
+      <w:r>
+        <w:rPr>
+          <w:rStyle w:val="AttributeTok"/>
+        </w:rPr>
+        <w:t xml:space="preserve">full_date =</w:t>
+      </w:r>
+      <w:r>
+        <w:rPr>
+          <w:rStyle w:val="NormalTok"/>
+        </w:rPr>
+        <w:t xml:space="preserve"> </w:t>
+      </w:r>
+      <w:r>
+        <w:rPr>
+          <w:rStyle w:val="FunctionTok"/>
+        </w:rPr>
+        <w:t xml:space="preserve">ymd</w:t>
+      </w:r>
+      <w:r>
+        <w:rPr>
+          <w:rStyle w:val="NormalTok"/>
+        </w:rPr>
+        <w:t xml:space="preserve">(</w:t>
+      </w:r>
+      <w:r>
+        <w:rPr>
+          <w:rStyle w:val="FunctionTok"/>
+        </w:rPr>
+        <w:t xml:space="preserve">paste</w:t>
+      </w:r>
+      <w:r>
+        <w:rPr>
+          <w:rStyle w:val="NormalTok"/>
+        </w:rPr>
+        <w:t xml:space="preserve">(calendar_year, date, </w:t>
+      </w:r>
+      <w:r>
+        <w:rPr>
+          <w:rStyle w:val="AttributeTok"/>
+        </w:rPr>
+        <w:t xml:space="preserve">sep =</w:t>
+      </w:r>
+      <w:r>
+        <w:rPr>
+          <w:rStyle w:val="NormalTok"/>
+        </w:rPr>
+        <w:t xml:space="preserve"> </w:t>
+      </w:r>
+      <w:r>
+        <w:rPr>
+          <w:rStyle w:val="StringTok"/>
+        </w:rPr>
+        <w:t xml:space="preserve">"-"</w:t>
+      </w:r>
+      <w:r>
+        <w:rPr>
+          <w:rStyle w:val="NormalTok"/>
+        </w:rPr>
+        <w:t xml:space="preserve">)),</w:t>
+      </w:r>
+      <w:r>
+        <w:br/>
+      </w:r>
+      <w:r>
+        <w:rPr>
+          <w:rStyle w:val="NormalTok"/>
+        </w:rPr>
+        <w:t xml:space="preserve">    </w:t>
+      </w:r>
+      <w:r>
+        <w:rPr>
+          <w:rStyle w:val="AttributeTok"/>
+        </w:rPr>
+        <w:t xml:space="preserve">month     =</w:t>
+      </w:r>
+      <w:r>
+        <w:rPr>
+          <w:rStyle w:val="NormalTok"/>
+        </w:rPr>
+        <w:t xml:space="preserve"> </w:t>
+      </w:r>
+      <w:r>
+        <w:rPr>
+          <w:rStyle w:val="FunctionTok"/>
+        </w:rPr>
+        <w:t xml:space="preserve">month</w:t>
+      </w:r>
+      <w:r>
+        <w:rPr>
+          <w:rStyle w:val="NormalTok"/>
+        </w:rPr>
+        <w:t xml:space="preserve">(full_date, </w:t>
+      </w:r>
+      <w:r>
+        <w:rPr>
+          <w:rStyle w:val="AttributeTok"/>
+        </w:rPr>
+        <w:t xml:space="preserve">label =</w:t>
+      </w:r>
+      <w:r>
+        <w:rPr>
+          <w:rStyle w:val="NormalTok"/>
+        </w:rPr>
+        <w:t xml:space="preserve"> </w:t>
+      </w:r>
+      <w:r>
+        <w:rPr>
+          <w:rStyle w:val="ConstantTok"/>
+        </w:rPr>
+        <w:t xml:space="preserve">TRUE</w:t>
+      </w:r>
+      <w:r>
+        <w:rPr>
+          <w:rStyle w:val="NormalTok"/>
+        </w:rPr>
+        <w:t xml:space="preserve">)</w:t>
+      </w:r>
+      <w:r>
+        <w:br/>
+      </w:r>
+      <w:r>
+        <w:rPr>
+          <w:rStyle w:val="NormalTok"/>
+        </w:rPr>
+        <w:t xml:space="preserve">  ) </w:t>
+      </w:r>
+      <w:r>
+        <w:rPr>
+          <w:rStyle w:val="SpecialCharTok"/>
+        </w:rPr>
+        <w:t xml:space="preserve">%&gt;%</w:t>
+      </w:r>
+      <w:r>
+        <w:br/>
+      </w:r>
+      <w:r>
+        <w:rPr>
+          <w:rStyle w:val="NormalTok"/>
+        </w:rPr>
+        <w:t xml:space="preserve">  </w:t>
+      </w:r>
+      <w:r>
+        <w:rPr>
+          <w:rStyle w:val="FunctionTok"/>
+        </w:rPr>
+        <w:t xml:space="preserve">drop_na</w:t>
+      </w:r>
+      <w:r>
+        <w:rPr>
+          <w:rStyle w:val="NormalTok"/>
+        </w:rPr>
+        <w:t xml:space="preserve">(ice_cover, full_date)</w:t>
+      </w:r>
+      <w:r>
+        <w:br/>
+      </w:r>
+      <w:r>
+        <w:br/>
+      </w:r>
+      <w:r>
+        <w:rPr>
+          <w:rStyle w:val="FunctionTok"/>
+        </w:rPr>
+        <w:t xml:space="preserve">head</w:t>
+      </w:r>
+      <w:r>
+        <w:rPr>
+          <w:rStyle w:val="NormalTok"/>
+        </w:rPr>
+        <w:t xml:space="preserve">(ice_clean)</w:t>
+      </w:r>
+    </w:p>
+    <w:p>
+      <w:pPr>
+        <w:pStyle w:val="FirstParagraph"/>
+      </w:pPr>
+      <w:r>
+        <w:t xml:space="preserve">✏️</w:t>
+      </w:r>
+      <w:r>
+        <w:t xml:space="preserve"> </w:t>
+      </w:r>
+      <w:r>
+        <w:rPr>
+          <w:b/>
+          <w:bCs/>
+        </w:rPr>
+        <w:t xml:space="preserve">Your turn:</w:t>
+      </w:r>
+      <w:r>
+        <w:t xml:space="preserve"> </w:t>
+      </w:r>
+      <w:r>
+        <w:t xml:space="preserve">In your own words, explain what</w:t>
+      </w:r>
+      <w:r>
+        <w:t xml:space="preserve"> </w:t>
+      </w:r>
+      <w:r>
+        <w:rPr>
+          <w:rStyle w:val="VerbatimChar"/>
+        </w:rPr>
+        <w:t xml:space="preserve">str_starts(date, "Nov|Dec")</w:t>
+      </w:r>
+      <w:r>
+        <w:t xml:space="preserve"> </w:t>
+      </w:r>
+      <w:r>
+        <w:t xml:space="preserve">is checking, and why we subtract 1 from</w:t>
+      </w:r>
+      <w:r>
+        <w:t xml:space="preserve"> </w:t>
+      </w:r>
+      <w:r>
+        <w:rPr>
+          <w:rStyle w:val="VerbatimChar"/>
+        </w:rPr>
+        <w:t xml:space="preserve">year</w:t>
+      </w:r>
+      <w:r>
+        <w:t xml:space="preserve"> </w:t>
+      </w:r>
+      <w:r>
+        <w:t xml:space="preserve">when it’s TRUE.</w:t>
+      </w:r>
+    </w:p>
+    <w:p>
+      <w:pPr>
+        <w:pStyle w:val="SourceCode"/>
+      </w:pPr>
+      <w:r>
+        <w:rPr>
+          <w:rStyle w:val="VerbatimChar"/>
+        </w:rPr>
+        <w:t xml:space="preserve">What str_starts(date, "Nov|Dec") checks:</w:t>
+      </w:r>
+      <w:r>
+        <w:br/>
+      </w:r>
+      <w:r>
+        <w:rPr>
+          <w:rStyle w:val="VerbatimChar"/>
+        </w:rPr>
+        <w:t xml:space="preserve">Why we subtract 1 from year:</w:t>
+      </w:r>
+    </w:p>
+    <w:p>
+      <w:pPr>
+        <w:pStyle w:val="FirstParagraph"/>
+      </w:pPr>
+      <w:r>
+        <w:t xml:space="preserve">✏️</w:t>
+      </w:r>
+      <w:r>
+        <w:t xml:space="preserve"> </w:t>
+      </w:r>
+      <w:r>
+        <w:rPr>
+          <w:b/>
+          <w:bCs/>
+        </w:rPr>
+        <w:t xml:space="preserve">Your turn:</w:t>
+      </w:r>
+      <w:r>
+        <w:t xml:space="preserve"> </w:t>
+      </w:r>
+      <w:r>
+        <w:t xml:space="preserve">Why do we need</w:t>
+      </w:r>
+      <w:r>
+        <w:t xml:space="preserve"> </w:t>
+      </w:r>
+      <w:r>
+        <w:rPr>
+          <w:rStyle w:val="VerbatimChar"/>
+        </w:rPr>
+        <w:t xml:space="preserve">drop_na(ice_cover, full_date)</w:t>
+      </w:r>
+      <w:r>
+        <w:t xml:space="preserve"> </w:t>
+      </w:r>
+      <w:r>
+        <w:t xml:space="preserve">at the end? What would happen if we skipped this step?</w:t>
+      </w:r>
+    </w:p>
+    <w:p>
+      <w:pPr>
+        <w:pStyle w:val="SourceCode"/>
+      </w:pPr>
+      <w:r>
+        <w:rPr>
+          <w:rStyle w:val="VerbatimChar"/>
+        </w:rPr>
+        <w:t xml:space="preserve">Your answer:</w:t>
+      </w:r>
+    </w:p>
+    <w:p>
+      <w:r>
+        <w:pict>
+          <v:rect style="width:0;height:1.5pt" o:hralign="center" o:hrstd="t" o:hr="t"/>
+        </w:pict>
+      </w:r>
+    </w:p>
+    <w:bookmarkEnd w:id="18"/>
+    <w:bookmarkStart w:id="19" w:name="part-5-summarize-now-that-were-long"/>
+    <w:p>
+      <w:pPr>
+        <w:pStyle w:val="Heading1"/>
+      </w:pPr>
+      <w:r>
+        <w:t xml:space="preserve">Part 5 · Summarize now that we’re long</w:t>
+      </w:r>
+    </w:p>
+    <w:p>
+      <w:pPr>
+        <w:pStyle w:val="FirstParagraph"/>
+      </w:pPr>
+      <w:r>
+        <w:rPr>
+          <w:b/>
+          <w:bCs/>
+        </w:rPr>
+        <w:t xml:space="preserve">▶ Run this:</w:t>
+      </w:r>
+    </w:p>
+    <w:p>
+      <w:pPr>
+        <w:pStyle w:val="SourceCode"/>
+      </w:pPr>
+      <w:r>
+        <w:rPr>
+          <w:rStyle w:val="CommentTok"/>
+        </w:rPr>
+        <w:t xml:space="preserve"># Mean ice cover per year-month -------------------------------</w:t>
+      </w:r>
+      <w:r>
+        <w:br/>
+      </w:r>
+      <w:r>
+        <w:rPr>
+          <w:rStyle w:val="NormalTok"/>
+        </w:rPr>
+        <w:t xml:space="preserve">monthly_avg </w:t>
+      </w:r>
+      <w:r>
+        <w:rPr>
+          <w:rStyle w:val="OtherTok"/>
+        </w:rPr>
+        <w:t xml:space="preserve">&lt;-</w:t>
+      </w:r>
+      <w:r>
+        <w:rPr>
+          <w:rStyle w:val="NormalTok"/>
+        </w:rPr>
+        <w:t xml:space="preserve"> ice_clean </w:t>
+      </w:r>
+      <w:r>
+        <w:rPr>
+          <w:rStyle w:val="SpecialCharTok"/>
+        </w:rPr>
+        <w:t xml:space="preserve">%&gt;%</w:t>
+      </w:r>
+      <w:r>
+        <w:br/>
+      </w:r>
+      <w:r>
+        <w:rPr>
+          <w:rStyle w:val="NormalTok"/>
+        </w:rPr>
+        <w:t xml:space="preserve">  </w:t>
+      </w:r>
+      <w:r>
+        <w:rPr>
+          <w:rStyle w:val="FunctionTok"/>
+        </w:rPr>
+        <w:t xml:space="preserve">group_by</w:t>
+      </w:r>
+      <w:r>
+        <w:rPr>
+          <w:rStyle w:val="NormalTok"/>
+        </w:rPr>
+        <w:t xml:space="preserve">(year, month) </w:t>
+      </w:r>
+      <w:r>
+        <w:rPr>
+          <w:rStyle w:val="SpecialCharTok"/>
+        </w:rPr>
+        <w:t xml:space="preserve">%&gt;%</w:t>
+      </w:r>
+      <w:r>
+        <w:br/>
+      </w:r>
+      <w:r>
+        <w:rPr>
+          <w:rStyle w:val="NormalTok"/>
+        </w:rPr>
+        <w:t xml:space="preserve">  </w:t>
+      </w:r>
+      <w:r>
+        <w:rPr>
+          <w:rStyle w:val="FunctionTok"/>
+        </w:rPr>
+        <w:t xml:space="preserve">summarize</w:t>
+      </w:r>
+      <w:r>
+        <w:rPr>
+          <w:rStyle w:val="NormalTok"/>
+        </w:rPr>
+        <w:t xml:space="preserve">(</w:t>
+      </w:r>
+      <w:r>
+        <w:br/>
+      </w:r>
+      <w:r>
+        <w:rPr>
+          <w:rStyle w:val="NormalTok"/>
+        </w:rPr>
+        <w:t xml:space="preserve">    </w:t>
+      </w:r>
+      <w:r>
+        <w:rPr>
+          <w:rStyle w:val="AttributeTok"/>
+        </w:rPr>
+        <w:t xml:space="preserve">mean_ice =</w:t>
+      </w:r>
+      <w:r>
+        <w:rPr>
+          <w:rStyle w:val="NormalTok"/>
+        </w:rPr>
+        <w:t xml:space="preserve"> </w:t>
+      </w:r>
+      <w:r>
+        <w:rPr>
+          <w:rStyle w:val="FunctionTok"/>
+        </w:rPr>
+        <w:t xml:space="preserve">mean</w:t>
+      </w:r>
+      <w:r>
+        <w:rPr>
+          <w:rStyle w:val="NormalTok"/>
+        </w:rPr>
+        <w:t xml:space="preserve">(ice_cover, </w:t>
+      </w:r>
+      <w:r>
+        <w:rPr>
+          <w:rStyle w:val="AttributeTok"/>
+        </w:rPr>
+        <w:t xml:space="preserve">na.rm =</w:t>
+      </w:r>
+      <w:r>
+        <w:rPr>
+          <w:rStyle w:val="NormalTok"/>
+        </w:rPr>
+        <w:t xml:space="preserve"> </w:t>
+      </w:r>
+      <w:r>
+        <w:rPr>
+          <w:rStyle w:val="ConstantTok"/>
+        </w:rPr>
+        <w:t xml:space="preserve">TRUE</w:t>
+      </w:r>
+      <w:r>
+        <w:rPr>
+          <w:rStyle w:val="NormalTok"/>
+        </w:rPr>
+        <w:t xml:space="preserve">),</w:t>
+      </w:r>
+      <w:r>
+        <w:br/>
+      </w:r>
+      <w:r>
+        <w:rPr>
+          <w:rStyle w:val="NormalTok"/>
+        </w:rPr>
+        <w:t xml:space="preserve">    </w:t>
+      </w:r>
+      <w:r>
+        <w:rPr>
+          <w:rStyle w:val="AttributeTok"/>
+        </w:rPr>
+        <w:t xml:space="preserve">.groups  =</w:t>
+      </w:r>
+      <w:r>
+        <w:rPr>
+          <w:rStyle w:val="NormalTok"/>
+        </w:rPr>
+        <w:t xml:space="preserve"> </w:t>
+      </w:r>
+      <w:r>
+        <w:rPr>
+          <w:rStyle w:val="StringTok"/>
+        </w:rPr>
+        <w:t xml:space="preserve">"drop"</w:t>
+      </w:r>
+      <w:r>
+        <w:br/>
+      </w:r>
+      <w:r>
+        <w:rPr>
+          <w:rStyle w:val="NormalTok"/>
+        </w:rPr>
+        <w:t xml:space="preserve">  )</w:t>
+      </w:r>
+      <w:r>
+        <w:br/>
+      </w:r>
+      <w:r>
+        <w:br/>
+      </w:r>
+      <w:r>
+        <w:rPr>
+          <w:rStyle w:val="NormalTok"/>
+        </w:rPr>
+        <w:t xml:space="preserve">monthly_avg </w:t>
+      </w:r>
+      <w:r>
+        <w:rPr>
+          <w:rStyle w:val="OtherTok"/>
+        </w:rPr>
+        <w:t xml:space="preserve">&lt;-</w:t>
+      </w:r>
+      <w:r>
+        <w:rPr>
+          <w:rStyle w:val="NormalTok"/>
+        </w:rPr>
+        <w:t xml:space="preserve"> monthly_avg </w:t>
+      </w:r>
+      <w:r>
+        <w:rPr>
+          <w:rStyle w:val="SpecialCharTok"/>
+        </w:rPr>
+        <w:t xml:space="preserve">%&gt;%</w:t>
+      </w:r>
+      <w:r>
+        <w:br/>
+      </w:r>
+      <w:r>
+        <w:rPr>
+          <w:rStyle w:val="NormalTok"/>
+        </w:rPr>
+        <w:t xml:space="preserve">  </w:t>
+      </w:r>
+      <w:r>
+        <w:rPr>
+          <w:rStyle w:val="FunctionTok"/>
+        </w:rPr>
+        <w:t xml:space="preserve">mutate</w:t>
+      </w:r>
+      <w:r>
+        <w:rPr>
+          <w:rStyle w:val="NormalTok"/>
+        </w:rPr>
+        <w:t xml:space="preserve">(</w:t>
+      </w:r>
+      <w:r>
+        <w:rPr>
+          <w:rStyle w:val="AttributeTok"/>
+        </w:rPr>
+        <w:t xml:space="preserve">month_date =</w:t>
+      </w:r>
+      <w:r>
+        <w:rPr>
+          <w:rStyle w:val="NormalTok"/>
+        </w:rPr>
+        <w:t xml:space="preserve"> </w:t>
+      </w:r>
+      <w:r>
+        <w:rPr>
+          <w:rStyle w:val="FunctionTok"/>
+        </w:rPr>
+        <w:t xml:space="preserve">ymd</w:t>
+      </w:r>
+      <w:r>
+        <w:rPr>
+          <w:rStyle w:val="NormalTok"/>
+        </w:rPr>
+        <w:t xml:space="preserve">(</w:t>
+      </w:r>
+      <w:r>
+        <w:rPr>
+          <w:rStyle w:val="FunctionTok"/>
+        </w:rPr>
+        <w:t xml:space="preserve">paste</w:t>
+      </w:r>
+      <w:r>
+        <w:rPr>
+          <w:rStyle w:val="NormalTok"/>
+        </w:rPr>
+        <w:t xml:space="preserve">(year, month, </w:t>
+      </w:r>
+      <w:r>
+        <w:rPr>
+          <w:rStyle w:val="StringTok"/>
+        </w:rPr>
+        <w:t xml:space="preserve">"01"</w:t>
+      </w:r>
+      <w:r>
+        <w:rPr>
+          <w:rStyle w:val="NormalTok"/>
+        </w:rPr>
+        <w:t xml:space="preserve">, </w:t>
+      </w:r>
+      <w:r>
+        <w:rPr>
+          <w:rStyle w:val="AttributeTok"/>
+        </w:rPr>
+        <w:t xml:space="preserve">sep =</w:t>
+      </w:r>
+      <w:r>
+        <w:rPr>
+          <w:rStyle w:val="NormalTok"/>
+        </w:rPr>
+        <w:t xml:space="preserve"> </w:t>
+      </w:r>
+      <w:r>
+        <w:rPr>
+          <w:rStyle w:val="StringTok"/>
+        </w:rPr>
+        <w:t xml:space="preserve">"-"</w:t>
+      </w:r>
+      <w:r>
+        <w:rPr>
+          <w:rStyle w:val="NormalTok"/>
+        </w:rPr>
+        <w:t xml:space="preserve">)))</w:t>
+      </w:r>
+      <w:r>
+        <w:br/>
+      </w:r>
+      <w:r>
+        <w:br/>
+      </w:r>
+      <w:r>
+        <w:rPr>
+          <w:rStyle w:val="FunctionTok"/>
+        </w:rPr>
+        <w:t xml:space="preserve">head</w:t>
+      </w:r>
+      <w:r>
+        <w:rPr>
+          <w:rStyle w:val="NormalTok"/>
+        </w:rPr>
+        <w:t xml:space="preserve">(monthly_avg)</w:t>
+      </w:r>
+    </w:p>
+    <w:p>
+      <w:pPr>
+        <w:pStyle w:val="FirstParagraph"/>
+      </w:pPr>
+      <w:r>
+        <w:t xml:space="preserve">✏️</w:t>
+      </w:r>
+      <w:r>
+        <w:t xml:space="preserve"> </w:t>
+      </w:r>
+      <w:r>
+        <w:rPr>
+          <w:b/>
+          <w:bCs/>
+        </w:rPr>
+        <w:t xml:space="preserve">Your turn:</w:t>
+      </w:r>
+      <w:r>
+        <w:t xml:space="preserve"> </w:t>
+      </w:r>
+      <w:r>
+        <w:t xml:space="preserve">This is the exact same</w:t>
+      </w:r>
+      <w:r>
+        <w:t xml:space="preserve"> </w:t>
+      </w:r>
+      <w:r>
+        <w:rPr>
+          <w:rStyle w:val="VerbatimChar"/>
+        </w:rPr>
+        <w:t xml:space="preserve">group_by() %&gt;% summarize()</w:t>
+      </w:r>
+      <w:r>
+        <w:t xml:space="preserve"> </w:t>
+      </w:r>
+      <w:r>
+        <w:t xml:space="preserve">pattern from Worksheet 06. Could you have written this code on</w:t>
+      </w:r>
+      <w:r>
+        <w:t xml:space="preserve"> </w:t>
+      </w:r>
+      <w:r>
+        <w:rPr>
+          <w:rStyle w:val="VerbatimChar"/>
+        </w:rPr>
+        <w:t xml:space="preserve">ice_raw</w:t>
+      </w:r>
+      <w:r>
+        <w:t xml:space="preserve"> </w:t>
+      </w:r>
+      <w:r>
+        <w:t xml:space="preserve">(the wide version)? Why or why not?</w:t>
+      </w:r>
+    </w:p>
+    <w:p>
+      <w:pPr>
+        <w:pStyle w:val="SourceCode"/>
+      </w:pPr>
+      <w:r>
+        <w:rPr>
+          <w:rStyle w:val="VerbatimChar"/>
+        </w:rPr>
+        <w:t xml:space="preserve">Could this work on ice_raw?  Y / N</w:t>
+      </w:r>
+      <w:r>
+        <w:br/>
+      </w:r>
+      <w:r>
+        <w:rPr>
+          <w:rStyle w:val="VerbatimChar"/>
+        </w:rPr>
+        <w:t xml:space="preserve">Why or why not:</w:t>
+      </w:r>
+    </w:p>
+    <w:p>
+      <w:r>
+        <w:pict>
+          <v:rect style="width:0;height:1.5pt" o:hralign="center" o:hrstd="t" o:hr="t"/>
+        </w:pict>
+      </w:r>
+    </w:p>
+    <w:bookmarkEnd w:id="19"/>
+    <w:bookmarkStart w:id="20" w:name="Xdea2e5252f75467c80aa1a84bce822d3af2c974"/>
+    <w:p>
+      <w:pPr>
+        <w:pStyle w:val="Heading1"/>
+      </w:pPr>
+      <w:r>
+        <w:t xml:space="preserve">Part 6 ·</w:t>
+      </w:r>
+      <w:r>
+        <w:t xml:space="preserve"> </w:t>
+      </w:r>
+      <w:r>
+        <w:rPr>
+          <w:rStyle w:val="VerbatimChar"/>
+        </w:rPr>
+        <w:t xml:space="preserve">pivot_wider()</w:t>
+      </w:r>
+      <w:r>
+        <w:t xml:space="preserve"> </w:t>
+      </w:r>
+      <w:r>
+        <w:t xml:space="preserve">— long back to a summary table</w:t>
+      </w:r>
+    </w:p>
+    <w:p>
+      <w:pPr>
+        <w:pStyle w:val="FirstParagraph"/>
+      </w:pPr>
+      <w:r>
+        <w:rPr>
+          <w:b/>
+          <w:bCs/>
+        </w:rPr>
+        <w:t xml:space="preserve">▶ Run this:</w:t>
+      </w:r>
+    </w:p>
+    <w:p>
+      <w:pPr>
+        <w:pStyle w:val="SourceCode"/>
+      </w:pPr>
+      <w:r>
+        <w:rPr>
+          <w:rStyle w:val="CommentTok"/>
+        </w:rPr>
+        <w:t xml:space="preserve"># Turn long data into a year-by-month summary table ------------</w:t>
+      </w:r>
+      <w:r>
+        <w:br/>
+      </w:r>
+      <w:r>
+        <w:rPr>
+          <w:rStyle w:val="NormalTok"/>
+        </w:rPr>
+        <w:t xml:space="preserve">ice_pivot_table </w:t>
+      </w:r>
+      <w:r>
+        <w:rPr>
+          <w:rStyle w:val="OtherTok"/>
+        </w:rPr>
+        <w:t xml:space="preserve">&lt;-</w:t>
+      </w:r>
+      <w:r>
+        <w:rPr>
+          <w:rStyle w:val="NormalTok"/>
+        </w:rPr>
+        <w:t xml:space="preserve"> ice_clean </w:t>
+      </w:r>
+      <w:r>
+        <w:rPr>
+          <w:rStyle w:val="SpecialCharTok"/>
+        </w:rPr>
+        <w:t xml:space="preserve">%&gt;%</w:t>
+      </w:r>
+      <w:r>
+        <w:br/>
+      </w:r>
+      <w:r>
+        <w:rPr>
+          <w:rStyle w:val="NormalTok"/>
+        </w:rPr>
+        <w:t xml:space="preserve">  </w:t>
+      </w:r>
+      <w:r>
+        <w:rPr>
+          <w:rStyle w:val="FunctionTok"/>
+        </w:rPr>
+        <w:t xml:space="preserve">pivot_wider</w:t>
+      </w:r>
+      <w:r>
+        <w:rPr>
+          <w:rStyle w:val="NormalTok"/>
+        </w:rPr>
+        <w:t xml:space="preserve">(</w:t>
+      </w:r>
+      <w:r>
+        <w:br/>
+      </w:r>
+      <w:r>
+        <w:rPr>
+          <w:rStyle w:val="NormalTok"/>
+        </w:rPr>
+        <w:t xml:space="preserve">    </w:t>
+      </w:r>
+      <w:r>
+        <w:rPr>
+          <w:rStyle w:val="AttributeTok"/>
+        </w:rPr>
+        <w:t xml:space="preserve">id_cols     =</w:t>
+      </w:r>
+      <w:r>
+        <w:rPr>
+          <w:rStyle w:val="NormalTok"/>
+        </w:rPr>
+        <w:t xml:space="preserve"> year,</w:t>
+      </w:r>
+      <w:r>
+        <w:br/>
+      </w:r>
+      <w:r>
+        <w:rPr>
+          <w:rStyle w:val="NormalTok"/>
+        </w:rPr>
+        <w:t xml:space="preserve">    </w:t>
+      </w:r>
+      <w:r>
+        <w:rPr>
+          <w:rStyle w:val="AttributeTok"/>
+        </w:rPr>
+        <w:t xml:space="preserve">names_from  =</w:t>
+      </w:r>
+      <w:r>
+        <w:rPr>
+          <w:rStyle w:val="NormalTok"/>
+        </w:rPr>
+        <w:t xml:space="preserve"> month,</w:t>
+      </w:r>
+      <w:r>
+        <w:br/>
+      </w:r>
+      <w:r>
+        <w:rPr>
+          <w:rStyle w:val="NormalTok"/>
+        </w:rPr>
+        <w:t xml:space="preserve">    </w:t>
+      </w:r>
+      <w:r>
+        <w:rPr>
+          <w:rStyle w:val="AttributeTok"/>
+        </w:rPr>
+        <w:t xml:space="preserve">values_from =</w:t>
+      </w:r>
+      <w:r>
+        <w:rPr>
+          <w:rStyle w:val="NormalTok"/>
+        </w:rPr>
+        <w:t xml:space="preserve"> ice_cover,</w:t>
+      </w:r>
+      <w:r>
+        <w:br/>
+      </w:r>
+      <w:r>
+        <w:rPr>
+          <w:rStyle w:val="NormalTok"/>
+        </w:rPr>
+        <w:t xml:space="preserve">    </w:t>
+      </w:r>
+      <w:r>
+        <w:rPr>
+          <w:rStyle w:val="AttributeTok"/>
+        </w:rPr>
+        <w:t xml:space="preserve">values_fn   =</w:t>
+      </w:r>
+      <w:r>
+        <w:rPr>
+          <w:rStyle w:val="NormalTok"/>
+        </w:rPr>
+        <w:t xml:space="preserve"> mean</w:t>
+      </w:r>
+      <w:r>
+        <w:br/>
+      </w:r>
+      <w:r>
+        <w:rPr>
+          <w:rStyle w:val="NormalTok"/>
+        </w:rPr>
+        <w:t xml:space="preserve">  )</w:t>
+      </w:r>
+      <w:r>
+        <w:br/>
+      </w:r>
+      <w:r>
+        <w:br/>
+      </w:r>
+      <w:r>
+        <w:rPr>
+          <w:rStyle w:val="FunctionTok"/>
+        </w:rPr>
+        <w:t xml:space="preserve">print</w:t>
+      </w:r>
+      <w:r>
+        <w:rPr>
+          <w:rStyle w:val="NormalTok"/>
+        </w:rPr>
+        <w:t xml:space="preserve">(ice_pivot_table)</w:t>
+      </w:r>
+    </w:p>
+    <w:p>
+      <w:pPr>
+        <w:pStyle w:val="FirstParagraph"/>
+      </w:pPr>
+      <w:r>
+        <w:t xml:space="preserve">✏️</w:t>
+      </w:r>
+      <w:r>
+        <w:t xml:space="preserve"> </w:t>
+      </w:r>
+      <w:r>
+        <w:rPr>
+          <w:b/>
+          <w:bCs/>
+        </w:rPr>
+        <w:t xml:space="preserve">Your turn:</w:t>
+      </w:r>
+      <w:r>
+        <w:t xml:space="preserve"> </w:t>
+      </w:r>
+      <w:r>
+        <w:t xml:space="preserve">Fill in what each argument is doing:</w:t>
+      </w:r>
+    </w:p>
+    <w:p>
+      <w:pPr>
+        <w:pStyle w:val="SourceCode"/>
+      </w:pPr>
+      <w:r>
+        <w:rPr>
+          <w:rStyle w:val="VerbatimChar"/>
+        </w:rPr>
+        <w:t xml:space="preserve">id_cols = year             means:</w:t>
+      </w:r>
+      <w:r>
+        <w:br/>
+      </w:r>
+      <w:r>
+        <w:rPr>
+          <w:rStyle w:val="VerbatimChar"/>
+        </w:rPr>
+        <w:t xml:space="preserve">names_from = month          means:</w:t>
+      </w:r>
+      <w:r>
+        <w:br/>
+      </w:r>
+      <w:r>
+        <w:rPr>
+          <w:rStyle w:val="VerbatimChar"/>
+        </w:rPr>
+        <w:t xml:space="preserve">values_from = ice_cover     means:</w:t>
+      </w:r>
+      <w:r>
+        <w:br/>
+      </w:r>
+      <w:r>
+        <w:rPr>
+          <w:rStyle w:val="VerbatimChar"/>
+        </w:rPr>
+        <w:t xml:space="preserve">values_fn = mean            means:</w:t>
+      </w:r>
+    </w:p>
+    <w:p>
+      <w:pPr>
+        <w:pStyle w:val="FirstParagraph"/>
+      </w:pPr>
+      <w:r>
+        <w:t xml:space="preserve">✏️</w:t>
+      </w:r>
+      <w:r>
+        <w:t xml:space="preserve"> </w:t>
+      </w:r>
+      <w:r>
+        <w:rPr>
+          <w:b/>
+          <w:bCs/>
+        </w:rPr>
+        <w:t xml:space="preserve">Your turn:</w:t>
+      </w:r>
+      <w:r>
+        <w:t xml:space="preserve"> </w:t>
+      </w:r>
+      <w:r>
+        <w:t xml:space="preserve">Compare this table to</w:t>
+      </w:r>
+      <w:r>
+        <w:t xml:space="preserve"> </w:t>
+      </w:r>
+      <w:r>
+        <w:rPr>
+          <w:rStyle w:val="VerbatimChar"/>
+        </w:rPr>
+        <w:t xml:space="preserve">ice_raw</w:t>
+      </w:r>
+      <w:r>
+        <w:t xml:space="preserve">. Is</w:t>
+      </w:r>
+      <w:r>
+        <w:t xml:space="preserve"> </w:t>
+      </w:r>
+      <w:r>
+        <w:rPr>
+          <w:rStyle w:val="VerbatimChar"/>
+        </w:rPr>
+        <w:t xml:space="preserve">ice_pivot_table</w:t>
+      </w:r>
+      <w:r>
+        <w:t xml:space="preserve"> </w:t>
+      </w:r>
+      <w:r>
+        <w:t xml:space="preserve">the same shape as the original file? What’s different about how it was built?</w:t>
+      </w:r>
+    </w:p>
+    <w:p>
+      <w:pPr>
+        <w:pStyle w:val="SourceCode"/>
+      </w:pPr>
+      <w:r>
+        <w:rPr>
+          <w:rStyle w:val="VerbatimChar"/>
+        </w:rPr>
+        <w:t xml:space="preserve">Your answer:</w:t>
+      </w:r>
+    </w:p>
+    <w:p>
+      <w:r>
+        <w:pict>
+          <v:rect style="width:0;height:1.5pt" o:hralign="center" o:hrstd="t" o:hr="t"/>
+        </w:pict>
+      </w:r>
+    </w:p>
+    <w:bookmarkEnd w:id="20"/>
+    <w:bookmarkStart w:id="21" w:name="part-7-recreate-noaas-spaghetti-plot"/>
+    <w:p>
+      <w:pPr>
+        <w:pStyle w:val="Heading1"/>
+      </w:pPr>
+      <w:r>
+        <w:t xml:space="preserve">Part 7 · Recreate NOAA’s spaghetti plot</w:t>
+      </w:r>
+    </w:p>
+    <w:p>
+      <w:pPr>
+        <w:pStyle w:val="FirstParagraph"/>
+      </w:pPr>
+      <w:r>
+        <w:t xml:space="preserve">NOAA publishes a live plot comparing the current ice season to history. Let’s build our own version.</w:t>
+      </w:r>
+    </w:p>
+    <w:p>
+      <w:pPr>
+        <w:pStyle w:val="BodyText"/>
+      </w:pPr>
+      <w:r>
+        <w:rPr>
+          <w:b/>
+          <w:bCs/>
+        </w:rPr>
+        <w:t xml:space="preserve">▶ Run this:</w:t>
+      </w:r>
+    </w:p>
+    <w:p>
+      <w:pPr>
+        <w:pStyle w:val="SourceCode"/>
+      </w:pPr>
+      <w:r>
+        <w:rPr>
+          <w:rStyle w:val="CommentTok"/>
+        </w:rPr>
+        <w:t xml:space="preserve"># Force every date onto one fake shared year -------------------</w:t>
+      </w:r>
+      <w:r>
+        <w:br/>
+      </w:r>
+      <w:r>
+        <w:rPr>
+          <w:rStyle w:val="NormalTok"/>
+        </w:rPr>
+        <w:t xml:space="preserve">ice_plot_data </w:t>
+      </w:r>
+      <w:r>
+        <w:rPr>
+          <w:rStyle w:val="OtherTok"/>
+        </w:rPr>
+        <w:t xml:space="preserve">&lt;-</w:t>
+      </w:r>
+      <w:r>
+        <w:rPr>
+          <w:rStyle w:val="NormalTok"/>
+        </w:rPr>
+        <w:t xml:space="preserve"> ice_clean </w:t>
+      </w:r>
+      <w:r>
+        <w:rPr>
+          <w:rStyle w:val="SpecialCharTok"/>
+        </w:rPr>
+        <w:t xml:space="preserve">%&gt;%</w:t>
+      </w:r>
+      <w:r>
+        <w:br/>
+      </w:r>
+      <w:r>
+        <w:rPr>
+          <w:rStyle w:val="NormalTok"/>
+        </w:rPr>
+        <w:t xml:space="preserve">  </w:t>
+      </w:r>
+      <w:r>
+        <w:rPr>
+          <w:rStyle w:val="FunctionTok"/>
+        </w:rPr>
+        <w:t xml:space="preserve">mutate</w:t>
+      </w:r>
+      <w:r>
+        <w:rPr>
+          <w:rStyle w:val="NormalTok"/>
+        </w:rPr>
+        <w:t xml:space="preserve">(</w:t>
+      </w:r>
+      <w:r>
+        <w:br/>
+      </w:r>
+      <w:r>
+        <w:rPr>
+          <w:rStyle w:val="NormalTok"/>
+        </w:rPr>
+        <w:t xml:space="preserve">    </w:t>
+      </w:r>
+      <w:r>
+        <w:rPr>
+          <w:rStyle w:val="AttributeTok"/>
+        </w:rPr>
+        <w:t xml:space="preserve">plot_date =</w:t>
+      </w:r>
+      <w:r>
+        <w:rPr>
+          <w:rStyle w:val="NormalTok"/>
+        </w:rPr>
+        <w:t xml:space="preserve"> </w:t>
+      </w:r>
+      <w:r>
+        <w:rPr>
+          <w:rStyle w:val="FunctionTok"/>
+        </w:rPr>
+        <w:t xml:space="preserve">if_else</w:t>
+      </w:r>
+      <w:r>
+        <w:rPr>
+          <w:rStyle w:val="NormalTok"/>
+        </w:rPr>
+        <w:t xml:space="preserve">(</w:t>
+      </w:r>
+      <w:r>
+        <w:br/>
+      </w:r>
+      <w:r>
+        <w:rPr>
+          <w:rStyle w:val="NormalTok"/>
+        </w:rPr>
+        <w:t xml:space="preserve">      </w:t>
+      </w:r>
+      <w:r>
+        <w:rPr>
+          <w:rStyle w:val="FunctionTok"/>
+        </w:rPr>
+        <w:t xml:space="preserve">month</w:t>
+      </w:r>
+      <w:r>
+        <w:rPr>
+          <w:rStyle w:val="NormalTok"/>
+        </w:rPr>
+        <w:t xml:space="preserve">(full_date) </w:t>
+      </w:r>
+      <w:r>
+        <w:rPr>
+          <w:rStyle w:val="SpecialCharTok"/>
+        </w:rPr>
+        <w:t xml:space="preserve">&gt;=</w:t>
+      </w:r>
+      <w:r>
+        <w:rPr>
+          <w:rStyle w:val="NormalTok"/>
+        </w:rPr>
+        <w:t xml:space="preserve"> </w:t>
+      </w:r>
+      <w:r>
+        <w:rPr>
+          <w:rStyle w:val="DecValTok"/>
+        </w:rPr>
+        <w:t xml:space="preserve">10</w:t>
+      </w:r>
+      <w:r>
+        <w:rPr>
+          <w:rStyle w:val="NormalTok"/>
+        </w:rPr>
+        <w:t xml:space="preserve">,</w:t>
+      </w:r>
+      <w:r>
+        <w:br/>
+      </w:r>
+      <w:r>
+        <w:rPr>
+          <w:rStyle w:val="NormalTok"/>
+        </w:rPr>
+        <w:t xml:space="preserve">      </w:t>
+      </w:r>
+      <w:r>
+        <w:rPr>
+          <w:rStyle w:val="FunctionTok"/>
+        </w:rPr>
+        <w:t xml:space="preserve">update</w:t>
+      </w:r>
+      <w:r>
+        <w:rPr>
+          <w:rStyle w:val="NormalTok"/>
+        </w:rPr>
+        <w:t xml:space="preserve">(full_date, </w:t>
+      </w:r>
+      <w:r>
+        <w:rPr>
+          <w:rStyle w:val="AttributeTok"/>
+        </w:rPr>
+        <w:t xml:space="preserve">year =</w:t>
+      </w:r>
+      <w:r>
+        <w:rPr>
+          <w:rStyle w:val="NormalTok"/>
+        </w:rPr>
+        <w:t xml:space="preserve"> </w:t>
+      </w:r>
+      <w:r>
+        <w:rPr>
+          <w:rStyle w:val="DecValTok"/>
+        </w:rPr>
+        <w:t xml:space="preserve">1999</w:t>
+      </w:r>
+      <w:r>
+        <w:rPr>
+          <w:rStyle w:val="NormalTok"/>
+        </w:rPr>
+        <w:t xml:space="preserve">),</w:t>
+      </w:r>
+      <w:r>
+        <w:br/>
+      </w:r>
+      <w:r>
+        <w:rPr>
+          <w:rStyle w:val="NormalTok"/>
+        </w:rPr>
+        <w:t xml:space="preserve">      </w:t>
+      </w:r>
+      <w:r>
+        <w:rPr>
+          <w:rStyle w:val="FunctionTok"/>
+        </w:rPr>
+        <w:t xml:space="preserve">update</w:t>
+      </w:r>
+      <w:r>
+        <w:rPr>
+          <w:rStyle w:val="NormalTok"/>
+        </w:rPr>
+        <w:t xml:space="preserve">(full_date, </w:t>
+      </w:r>
+      <w:r>
+        <w:rPr>
+          <w:rStyle w:val="AttributeTok"/>
+        </w:rPr>
+        <w:t xml:space="preserve">year =</w:t>
+      </w:r>
+      <w:r>
+        <w:rPr>
+          <w:rStyle w:val="NormalTok"/>
+        </w:rPr>
+        <w:t xml:space="preserve"> </w:t>
+      </w:r>
+      <w:r>
+        <w:rPr>
+          <w:rStyle w:val="DecValTok"/>
+        </w:rPr>
+        <w:t xml:space="preserve">2000</w:t>
+      </w:r>
+      <w:r>
+        <w:rPr>
+          <w:rStyle w:val="NormalTok"/>
+        </w:rPr>
+        <w:t xml:space="preserve">)</w:t>
+      </w:r>
+      <w:r>
+        <w:br/>
+      </w:r>
+      <w:r>
+        <w:rPr>
+          <w:rStyle w:val="NormalTok"/>
+        </w:rPr>
+        <w:t xml:space="preserve">    )</w:t>
+      </w:r>
+      <w:r>
+        <w:br/>
+      </w:r>
+      <w:r>
+        <w:rPr>
+          <w:rStyle w:val="NormalTok"/>
+        </w:rPr>
+        <w:t xml:space="preserve">  )</w:t>
+      </w:r>
+      <w:r>
+        <w:br/>
+      </w:r>
+      <w:r>
+        <w:br/>
+      </w:r>
+      <w:r>
+        <w:rPr>
+          <w:rStyle w:val="CommentTok"/>
+        </w:rPr>
+        <w:t xml:space="preserve"># Historical average for each day-of-winter -----------------------</w:t>
+      </w:r>
+      <w:r>
+        <w:br/>
+      </w:r>
+      <w:r>
+        <w:rPr>
+          <w:rStyle w:val="NormalTok"/>
+        </w:rPr>
+        <w:t xml:space="preserve">historical_avg </w:t>
+      </w:r>
+      <w:r>
+        <w:rPr>
+          <w:rStyle w:val="OtherTok"/>
+        </w:rPr>
+        <w:t xml:space="preserve">&lt;-</w:t>
+      </w:r>
+      <w:r>
+        <w:rPr>
+          <w:rStyle w:val="NormalTok"/>
+        </w:rPr>
+        <w:t xml:space="preserve"> ice_plot_data </w:t>
+      </w:r>
+      <w:r>
+        <w:rPr>
+          <w:rStyle w:val="SpecialCharTok"/>
+        </w:rPr>
+        <w:t xml:space="preserve">%&gt;%</w:t>
+      </w:r>
+      <w:r>
+        <w:br/>
+      </w:r>
+      <w:r>
+        <w:rPr>
+          <w:rStyle w:val="NormalTok"/>
+        </w:rPr>
+        <w:t xml:space="preserve">  </w:t>
+      </w:r>
+      <w:r>
+        <w:rPr>
+          <w:rStyle w:val="FunctionTok"/>
+        </w:rPr>
+        <w:t xml:space="preserve">group_by</w:t>
+      </w:r>
+      <w:r>
+        <w:rPr>
+          <w:rStyle w:val="NormalTok"/>
+        </w:rPr>
+        <w:t xml:space="preserve">(plot_date) </w:t>
+      </w:r>
+      <w:r>
+        <w:rPr>
+          <w:rStyle w:val="SpecialCharTok"/>
+        </w:rPr>
+        <w:t xml:space="preserve">%&gt;%</w:t>
+      </w:r>
+      <w:r>
+        <w:br/>
+      </w:r>
+      <w:r>
+        <w:rPr>
+          <w:rStyle w:val="NormalTok"/>
+        </w:rPr>
+        <w:t xml:space="preserve">  </w:t>
+      </w:r>
+      <w:r>
+        <w:rPr>
+          <w:rStyle w:val="FunctionTok"/>
+        </w:rPr>
+        <w:t xml:space="preserve">summarize</w:t>
+      </w:r>
+      <w:r>
+        <w:rPr>
+          <w:rStyle w:val="NormalTok"/>
+        </w:rPr>
+        <w:t xml:space="preserve">(</w:t>
+      </w:r>
+      <w:r>
+        <w:rPr>
+          <w:rStyle w:val="AttributeTok"/>
+        </w:rPr>
+        <w:t xml:space="preserve">avg_ice =</w:t>
+      </w:r>
+      <w:r>
+        <w:rPr>
+          <w:rStyle w:val="NormalTok"/>
+        </w:rPr>
+        <w:t xml:space="preserve"> </w:t>
+      </w:r>
+      <w:r>
+        <w:rPr>
+          <w:rStyle w:val="FunctionTok"/>
+        </w:rPr>
+        <w:t xml:space="preserve">mean</w:t>
+      </w:r>
+      <w:r>
+        <w:rPr>
+          <w:rStyle w:val="NormalTok"/>
+        </w:rPr>
+        <w:t xml:space="preserve">(ice_cover, </w:t>
+      </w:r>
+      <w:r>
+        <w:rPr>
+          <w:rStyle w:val="AttributeTok"/>
+        </w:rPr>
+        <w:t xml:space="preserve">na.rm =</w:t>
+      </w:r>
+      <w:r>
+        <w:rPr>
+          <w:rStyle w:val="NormalTok"/>
+        </w:rPr>
+        <w:t xml:space="preserve"> </w:t>
+      </w:r>
+      <w:r>
+        <w:rPr>
+          <w:rStyle w:val="ConstantTok"/>
+        </w:rPr>
+        <w:t xml:space="preserve">TRUE</w:t>
+      </w:r>
+      <w:r>
+        <w:rPr>
+          <w:rStyle w:val="NormalTok"/>
+        </w:rPr>
+        <w:t xml:space="preserve">))</w:t>
+      </w:r>
+      <w:r>
+        <w:br/>
+      </w:r>
+      <w:r>
+        <w:br/>
+      </w:r>
+      <w:r>
+        <w:rPr>
+          <w:rStyle w:val="NormalTok"/>
+        </w:rPr>
+        <w:t xml:space="preserve">current_yr        </w:t>
+      </w:r>
+      <w:r>
+        <w:rPr>
+          <w:rStyle w:val="OtherTok"/>
+        </w:rPr>
+        <w:t xml:space="preserve">&lt;-</w:t>
+      </w:r>
+      <w:r>
+        <w:rPr>
+          <w:rStyle w:val="NormalTok"/>
+        </w:rPr>
+        <w:t xml:space="preserve"> </w:t>
+      </w:r>
+      <w:r>
+        <w:rPr>
+          <w:rStyle w:val="FunctionTok"/>
+        </w:rPr>
+        <w:t xml:space="preserve">max</w:t>
+      </w:r>
+      <w:r>
+        <w:rPr>
+          <w:rStyle w:val="NormalTok"/>
+        </w:rPr>
+        <w:t xml:space="preserve">(ice_plot_data</w:t>
+      </w:r>
+      <w:r>
+        <w:rPr>
+          <w:rStyle w:val="SpecialCharTok"/>
+        </w:rPr>
+        <w:t xml:space="preserve">$</w:t>
+      </w:r>
+      <w:r>
+        <w:rPr>
+          <w:rStyle w:val="NormalTok"/>
+        </w:rPr>
+        <w:t xml:space="preserve">year)</w:t>
+      </w:r>
+      <w:r>
+        <w:br/>
+      </w:r>
+      <w:r>
+        <w:rPr>
+          <w:rStyle w:val="NormalTok"/>
+        </w:rPr>
+        <w:t xml:space="preserve">past_years        </w:t>
+      </w:r>
+      <w:r>
+        <w:rPr>
+          <w:rStyle w:val="OtherTok"/>
+        </w:rPr>
+        <w:t xml:space="preserve">&lt;-</w:t>
+      </w:r>
+      <w:r>
+        <w:rPr>
+          <w:rStyle w:val="NormalTok"/>
+        </w:rPr>
+        <w:t xml:space="preserve"> ice_plot_data </w:t>
+      </w:r>
+      <w:r>
+        <w:rPr>
+          <w:rStyle w:val="SpecialCharTok"/>
+        </w:rPr>
+        <w:t xml:space="preserve">%&gt;%</w:t>
+      </w:r>
+      <w:r>
+        <w:rPr>
+          <w:rStyle w:val="NormalTok"/>
+        </w:rPr>
+        <w:t xml:space="preserve"> </w:t>
+      </w:r>
+      <w:r>
+        <w:rPr>
+          <w:rStyle w:val="FunctionTok"/>
+        </w:rPr>
+        <w:t xml:space="preserve">filter</w:t>
+      </w:r>
+      <w:r>
+        <w:rPr>
+          <w:rStyle w:val="NormalTok"/>
+        </w:rPr>
+        <w:t xml:space="preserve">(year </w:t>
+      </w:r>
+      <w:r>
+        <w:rPr>
+          <w:rStyle w:val="SpecialCharTok"/>
+        </w:rPr>
+        <w:t xml:space="preserve">&lt;</w:t>
+      </w:r>
+      <w:r>
+        <w:rPr>
+          <w:rStyle w:val="NormalTok"/>
+        </w:rPr>
+        <w:t xml:space="preserve"> current_yr)</w:t>
+      </w:r>
+      <w:r>
+        <w:br/>
+      </w:r>
+      <w:r>
+        <w:rPr>
+          <w:rStyle w:val="NormalTok"/>
+        </w:rPr>
+        <w:t xml:space="preserve">current_year_data </w:t>
+      </w:r>
+      <w:r>
+        <w:rPr>
+          <w:rStyle w:val="OtherTok"/>
+        </w:rPr>
+        <w:t xml:space="preserve">&lt;-</w:t>
+      </w:r>
+      <w:r>
+        <w:rPr>
+          <w:rStyle w:val="NormalTok"/>
+        </w:rPr>
+        <w:t xml:space="preserve"> ice_plot_data </w:t>
+      </w:r>
+      <w:r>
+        <w:rPr>
+          <w:rStyle w:val="SpecialCharTok"/>
+        </w:rPr>
+        <w:t xml:space="preserve">%&gt;%</w:t>
+      </w:r>
+      <w:r>
+        <w:rPr>
+          <w:rStyle w:val="NormalTok"/>
+        </w:rPr>
+        <w:t xml:space="preserve"> </w:t>
+      </w:r>
+      <w:r>
+        <w:rPr>
+          <w:rStyle w:val="FunctionTok"/>
+        </w:rPr>
+        <w:t xml:space="preserve">filter</w:t>
+      </w:r>
+      <w:r>
+        <w:rPr>
+          <w:rStyle w:val="NormalTok"/>
+        </w:rPr>
+        <w:t xml:space="preserve">(year </w:t>
+      </w:r>
+      <w:r>
+        <w:rPr>
+          <w:rStyle w:val="SpecialCharTok"/>
+        </w:rPr>
+        <w:t xml:space="preserve">==</w:t>
+      </w:r>
+      <w:r>
+        <w:rPr>
+          <w:rStyle w:val="NormalTok"/>
+        </w:rPr>
+        <w:t xml:space="preserve"> current_yr)</w:t>
+      </w:r>
+    </w:p>
+    <w:p>
+      <w:pPr>
+        <w:pStyle w:val="FirstParagraph"/>
+      </w:pPr>
+      <w:r>
+        <w:t xml:space="preserve">✏️</w:t>
+      </w:r>
+      <w:r>
+        <w:t xml:space="preserve"> </w:t>
+      </w:r>
+      <w:r>
+        <w:rPr>
+          <w:b/>
+          <w:bCs/>
+        </w:rPr>
+        <w:t xml:space="preserve">Your turn:</w:t>
+      </w:r>
+      <w:r>
+        <w:t xml:space="preserve"> </w:t>
+      </w:r>
+      <w:r>
+        <w:t xml:space="preserve">Why do we force every date onto a fake shared year (1999/2000) instead of just plotting</w:t>
+      </w:r>
+      <w:r>
+        <w:t xml:space="preserve"> </w:t>
+      </w:r>
+      <w:r>
+        <w:rPr>
+          <w:rStyle w:val="VerbatimChar"/>
+        </w:rPr>
+        <w:t xml:space="preserve">full_date</w:t>
+      </w:r>
+      <w:r>
+        <w:t xml:space="preserve"> </w:t>
+      </w:r>
+      <w:r>
+        <w:t xml:space="preserve">directly?</w:t>
+      </w:r>
+    </w:p>
+    <w:p>
+      <w:pPr>
+        <w:pStyle w:val="SourceCode"/>
+      </w:pPr>
+      <w:r>
+        <w:rPr>
+          <w:rStyle w:val="VerbatimChar"/>
+        </w:rPr>
+        <w:t xml:space="preserve">Your answer:</w:t>
+      </w:r>
+    </w:p>
+    <w:p>
+      <w:pPr>
+        <w:pStyle w:val="FirstParagraph"/>
+      </w:pPr>
+      <w:r>
+        <w:rPr>
+          <w:b/>
+          <w:bCs/>
+        </w:rPr>
+        <w:t xml:space="preserve">▶ Run this:</w:t>
+      </w:r>
+    </w:p>
+    <w:p>
+      <w:pPr>
+        <w:pStyle w:val="SourceCode"/>
+      </w:pPr>
+      <w:r>
+        <w:rPr>
+          <w:rStyle w:val="CommentTok"/>
+        </w:rPr>
+        <w:t xml:space="preserve"># Build the spaghetti plot ---------------------------------------</w:t>
+      </w:r>
+      <w:r>
+        <w:br/>
+      </w:r>
+      <w:r>
+        <w:rPr>
+          <w:rStyle w:val="NormalTok"/>
+        </w:rPr>
+        <w:t xml:space="preserve">ice_spaghetti_plot </w:t>
+      </w:r>
+      <w:r>
+        <w:rPr>
+          <w:rStyle w:val="OtherTok"/>
+        </w:rPr>
+        <w:t xml:space="preserve">&lt;-</w:t>
+      </w:r>
+      <w:r>
+        <w:rPr>
+          <w:rStyle w:val="NormalTok"/>
+        </w:rPr>
+        <w:t xml:space="preserve"> </w:t>
+      </w:r>
+      <w:r>
+        <w:rPr>
+          <w:rStyle w:val="FunctionTok"/>
+        </w:rPr>
+        <w:t xml:space="preserve">ggplot</w:t>
+      </w:r>
+      <w:r>
+        <w:rPr>
+          <w:rStyle w:val="NormalTok"/>
+        </w:rPr>
+        <w:t xml:space="preserve">() </w:t>
+      </w:r>
+      <w:r>
+        <w:rPr>
+          <w:rStyle w:val="SpecialCharTok"/>
+        </w:rPr>
+        <w:t xml:space="preserve">+</w:t>
+      </w:r>
+      <w:r>
+        <w:br/>
+      </w:r>
+      <w:r>
+        <w:rPr>
+          <w:rStyle w:val="NormalTok"/>
+        </w:rPr>
+        <w:t xml:space="preserve">  </w:t>
+      </w:r>
+      <w:r>
+        <w:rPr>
+          <w:rStyle w:val="FunctionTok"/>
+        </w:rPr>
+        <w:t xml:space="preserve">geom_line</w:t>
+      </w:r>
+      <w:r>
+        <w:rPr>
+          <w:rStyle w:val="NormalTok"/>
+        </w:rPr>
+        <w:t xml:space="preserve">(</w:t>
+      </w:r>
+      <w:r>
+        <w:br/>
+      </w:r>
+      <w:r>
+        <w:rPr>
+          <w:rStyle w:val="NormalTok"/>
+        </w:rPr>
+        <w:t xml:space="preserve">    </w:t>
+      </w:r>
+      <w:r>
+        <w:rPr>
+          <w:rStyle w:val="AttributeTok"/>
+        </w:rPr>
+        <w:t xml:space="preserve">data =</w:t>
+      </w:r>
+      <w:r>
+        <w:rPr>
+          <w:rStyle w:val="NormalTok"/>
+        </w:rPr>
+        <w:t xml:space="preserve"> past_years,</w:t>
+      </w:r>
+      <w:r>
+        <w:br/>
+      </w:r>
+      <w:r>
+        <w:rPr>
+          <w:rStyle w:val="NormalTok"/>
+        </w:rPr>
+        <w:t xml:space="preserve">    </w:t>
+      </w:r>
+      <w:r>
+        <w:rPr>
+          <w:rStyle w:val="FunctionTok"/>
+        </w:rPr>
+        <w:t xml:space="preserve">aes</w:t>
+      </w:r>
+      <w:r>
+        <w:rPr>
+          <w:rStyle w:val="NormalTok"/>
+        </w:rPr>
+        <w:t xml:space="preserve">(</w:t>
+      </w:r>
+      <w:r>
+        <w:rPr>
+          <w:rStyle w:val="AttributeTok"/>
+        </w:rPr>
+        <w:t xml:space="preserve">x =</w:t>
+      </w:r>
+      <w:r>
+        <w:rPr>
+          <w:rStyle w:val="NormalTok"/>
+        </w:rPr>
+        <w:t xml:space="preserve"> plot_date, </w:t>
+      </w:r>
+      <w:r>
+        <w:rPr>
+          <w:rStyle w:val="AttributeTok"/>
+        </w:rPr>
+        <w:t xml:space="preserve">y =</w:t>
+      </w:r>
+      <w:r>
+        <w:rPr>
+          <w:rStyle w:val="NormalTok"/>
+        </w:rPr>
+        <w:t xml:space="preserve"> ice_cover, </w:t>
+      </w:r>
+      <w:r>
+        <w:rPr>
+          <w:rStyle w:val="AttributeTok"/>
+        </w:rPr>
+        <w:t xml:space="preserve">group =</w:t>
+      </w:r>
+      <w:r>
+        <w:rPr>
+          <w:rStyle w:val="NormalTok"/>
+        </w:rPr>
+        <w:t xml:space="preserve"> year),</w:t>
+      </w:r>
+      <w:r>
+        <w:br/>
+      </w:r>
+      <w:r>
+        <w:rPr>
+          <w:rStyle w:val="NormalTok"/>
+        </w:rPr>
+        <w:t xml:space="preserve">    </w:t>
+      </w:r>
+      <w:r>
+        <w:rPr>
+          <w:rStyle w:val="AttributeTok"/>
+        </w:rPr>
+        <w:t xml:space="preserve">color =</w:t>
+      </w:r>
+      <w:r>
+        <w:rPr>
+          <w:rStyle w:val="NormalTok"/>
+        </w:rPr>
+        <w:t xml:space="preserve"> </w:t>
+      </w:r>
+      <w:r>
+        <w:rPr>
+          <w:rStyle w:val="StringTok"/>
+        </w:rPr>
+        <w:t xml:space="preserve">"blue"</w:t>
+      </w:r>
+      <w:r>
+        <w:rPr>
+          <w:rStyle w:val="NormalTok"/>
+        </w:rPr>
+        <w:t xml:space="preserve">, </w:t>
+      </w:r>
+      <w:r>
+        <w:rPr>
+          <w:rStyle w:val="AttributeTok"/>
+        </w:rPr>
+        <w:t xml:space="preserve">alpha =</w:t>
+      </w:r>
+      <w:r>
+        <w:rPr>
+          <w:rStyle w:val="NormalTok"/>
+        </w:rPr>
+        <w:t xml:space="preserve"> </w:t>
+      </w:r>
+      <w:r>
+        <w:rPr>
+          <w:rStyle w:val="FloatTok"/>
+        </w:rPr>
+        <w:t xml:space="preserve">0.15</w:t>
+      </w:r>
+      <w:r>
+        <w:br/>
+      </w:r>
+      <w:r>
+        <w:rPr>
+          <w:rStyle w:val="NormalTok"/>
+        </w:rPr>
+        <w:t xml:space="preserve">  ) </w:t>
+      </w:r>
+      <w:r>
+        <w:rPr>
+          <w:rStyle w:val="SpecialCharTok"/>
+        </w:rPr>
+        <w:t xml:space="preserve">+</w:t>
+      </w:r>
+      <w:r>
+        <w:br/>
+      </w:r>
+      <w:r>
+        <w:rPr>
+          <w:rStyle w:val="NormalTok"/>
+        </w:rPr>
+        <w:t xml:space="preserve">  </w:t>
+      </w:r>
+      <w:r>
+        <w:rPr>
+          <w:rStyle w:val="FunctionTok"/>
+        </w:rPr>
+        <w:t xml:space="preserve">geom_line</w:t>
+      </w:r>
+      <w:r>
+        <w:rPr>
+          <w:rStyle w:val="NormalTok"/>
+        </w:rPr>
+        <w:t xml:space="preserve">(</w:t>
+      </w:r>
+      <w:r>
+        <w:br/>
+      </w:r>
+      <w:r>
+        <w:rPr>
+          <w:rStyle w:val="NormalTok"/>
+        </w:rPr>
+        <w:t xml:space="preserve">    </w:t>
+      </w:r>
+      <w:r>
+        <w:rPr>
+          <w:rStyle w:val="AttributeTok"/>
+        </w:rPr>
+        <w:t xml:space="preserve">data =</w:t>
+      </w:r>
+      <w:r>
+        <w:rPr>
+          <w:rStyle w:val="NormalTok"/>
+        </w:rPr>
+        <w:t xml:space="preserve"> historical_avg,</w:t>
+      </w:r>
+      <w:r>
+        <w:br/>
+      </w:r>
+      <w:r>
+        <w:rPr>
+          <w:rStyle w:val="NormalTok"/>
+        </w:rPr>
+        <w:t xml:space="preserve">    </w:t>
+      </w:r>
+      <w:r>
+        <w:rPr>
+          <w:rStyle w:val="FunctionTok"/>
+        </w:rPr>
+        <w:t xml:space="preserve">aes</w:t>
+      </w:r>
+      <w:r>
+        <w:rPr>
+          <w:rStyle w:val="NormalTok"/>
+        </w:rPr>
+        <w:t xml:space="preserve">(</w:t>
+      </w:r>
+      <w:r>
+        <w:rPr>
+          <w:rStyle w:val="AttributeTok"/>
+        </w:rPr>
+        <w:t xml:space="preserve">x =</w:t>
+      </w:r>
+      <w:r>
+        <w:rPr>
+          <w:rStyle w:val="NormalTok"/>
+        </w:rPr>
+        <w:t xml:space="preserve"> plot_date, </w:t>
+      </w:r>
+      <w:r>
+        <w:rPr>
+          <w:rStyle w:val="AttributeTok"/>
+        </w:rPr>
+        <w:t xml:space="preserve">y =</w:t>
+      </w:r>
+      <w:r>
+        <w:rPr>
+          <w:rStyle w:val="NormalTok"/>
+        </w:rPr>
+        <w:t xml:space="preserve"> avg_ice),</w:t>
+      </w:r>
+      <w:r>
+        <w:br/>
+      </w:r>
+      <w:r>
+        <w:rPr>
+          <w:rStyle w:val="NormalTok"/>
+        </w:rPr>
+        <w:t xml:space="preserve">    </w:t>
+      </w:r>
+      <w:r>
+        <w:rPr>
+          <w:rStyle w:val="AttributeTok"/>
+        </w:rPr>
+        <w:t xml:space="preserve">color =</w:t>
+      </w:r>
+      <w:r>
+        <w:rPr>
+          <w:rStyle w:val="NormalTok"/>
+        </w:rPr>
+        <w:t xml:space="preserve"> </w:t>
+      </w:r>
+      <w:r>
+        <w:rPr>
+          <w:rStyle w:val="StringTok"/>
+        </w:rPr>
+        <w:t xml:space="preserve">"red"</w:t>
+      </w:r>
+      <w:r>
+        <w:rPr>
+          <w:rStyle w:val="NormalTok"/>
+        </w:rPr>
+        <w:t xml:space="preserve">, </w:t>
+      </w:r>
+      <w:r>
+        <w:rPr>
+          <w:rStyle w:val="AttributeTok"/>
+        </w:rPr>
+        <w:t xml:space="preserve">linewidth =</w:t>
+      </w:r>
+      <w:r>
+        <w:rPr>
+          <w:rStyle w:val="NormalTok"/>
+        </w:rPr>
+        <w:t xml:space="preserve"> </w:t>
+      </w:r>
+      <w:r>
+        <w:rPr>
+          <w:rStyle w:val="FloatTok"/>
+        </w:rPr>
+        <w:t xml:space="preserve">1.2</w:t>
+      </w:r>
+      <w:r>
+        <w:br/>
+      </w:r>
+      <w:r>
+        <w:rPr>
+          <w:rStyle w:val="NormalTok"/>
+        </w:rPr>
+        <w:t xml:space="preserve">  ) </w:t>
+      </w:r>
+      <w:r>
+        <w:rPr>
+          <w:rStyle w:val="SpecialCharTok"/>
+        </w:rPr>
+        <w:t xml:space="preserve">+</w:t>
+      </w:r>
+      <w:r>
+        <w:br/>
+      </w:r>
+      <w:r>
+        <w:rPr>
+          <w:rStyle w:val="NormalTok"/>
+        </w:rPr>
+        <w:t xml:space="preserve">  </w:t>
+      </w:r>
+      <w:r>
+        <w:rPr>
+          <w:rStyle w:val="FunctionTok"/>
+        </w:rPr>
+        <w:t xml:space="preserve">geom_line</w:t>
+      </w:r>
+      <w:r>
+        <w:rPr>
+          <w:rStyle w:val="NormalTok"/>
+        </w:rPr>
+        <w:t xml:space="preserve">(</w:t>
+      </w:r>
+      <w:r>
+        <w:br/>
+      </w:r>
+      <w:r>
+        <w:rPr>
+          <w:rStyle w:val="NormalTok"/>
+        </w:rPr>
+        <w:t xml:space="preserve">    </w:t>
+      </w:r>
+      <w:r>
+        <w:rPr>
+          <w:rStyle w:val="AttributeTok"/>
+        </w:rPr>
+        <w:t xml:space="preserve">data =</w:t>
+      </w:r>
+      <w:r>
+        <w:rPr>
+          <w:rStyle w:val="NormalTok"/>
+        </w:rPr>
+        <w:t xml:space="preserve"> current_year_data,</w:t>
+      </w:r>
+      <w:r>
+        <w:br/>
+      </w:r>
+      <w:r>
+        <w:rPr>
+          <w:rStyle w:val="NormalTok"/>
+        </w:rPr>
+        <w:t xml:space="preserve">    </w:t>
+      </w:r>
+      <w:r>
+        <w:rPr>
+          <w:rStyle w:val="FunctionTok"/>
+        </w:rPr>
+        <w:t xml:space="preserve">aes</w:t>
+      </w:r>
+      <w:r>
+        <w:rPr>
+          <w:rStyle w:val="NormalTok"/>
+        </w:rPr>
+        <w:t xml:space="preserve">(</w:t>
+      </w:r>
+      <w:r>
+        <w:rPr>
+          <w:rStyle w:val="AttributeTok"/>
+        </w:rPr>
+        <w:t xml:space="preserve">x =</w:t>
+      </w:r>
+      <w:r>
+        <w:rPr>
+          <w:rStyle w:val="NormalTok"/>
+        </w:rPr>
+        <w:t xml:space="preserve"> plot_date, </w:t>
+      </w:r>
+      <w:r>
+        <w:rPr>
+          <w:rStyle w:val="AttributeTok"/>
+        </w:rPr>
+        <w:t xml:space="preserve">y =</w:t>
+      </w:r>
+      <w:r>
+        <w:rPr>
+          <w:rStyle w:val="NormalTok"/>
+        </w:rPr>
+        <w:t xml:space="preserve"> ice_cover),</w:t>
+      </w:r>
+      <w:r>
+        <w:br/>
+      </w:r>
+      <w:r>
+        <w:rPr>
+          <w:rStyle w:val="NormalTok"/>
+        </w:rPr>
+        <w:t xml:space="preserve">    </w:t>
+      </w:r>
+      <w:r>
+        <w:rPr>
+          <w:rStyle w:val="AttributeTok"/>
+        </w:rPr>
+        <w:t xml:space="preserve">color =</w:t>
+      </w:r>
+      <w:r>
+        <w:rPr>
+          <w:rStyle w:val="NormalTok"/>
+        </w:rPr>
+        <w:t xml:space="preserve"> </w:t>
+      </w:r>
+      <w:r>
+        <w:rPr>
+          <w:rStyle w:val="StringTok"/>
+        </w:rPr>
+        <w:t xml:space="preserve">"black"</w:t>
+      </w:r>
+      <w:r>
+        <w:rPr>
+          <w:rStyle w:val="NormalTok"/>
+        </w:rPr>
+        <w:t xml:space="preserve">, </w:t>
+      </w:r>
+      <w:r>
+        <w:rPr>
+          <w:rStyle w:val="AttributeTok"/>
+        </w:rPr>
+        <w:t xml:space="preserve">linewidth =</w:t>
+      </w:r>
+      <w:r>
+        <w:rPr>
+          <w:rStyle w:val="NormalTok"/>
+        </w:rPr>
+        <w:t xml:space="preserve"> </w:t>
+      </w:r>
+      <w:r>
+        <w:rPr>
+          <w:rStyle w:val="FloatTok"/>
+        </w:rPr>
+        <w:t xml:space="preserve">1.2</w:t>
+      </w:r>
+      <w:r>
+        <w:br/>
+      </w:r>
+      <w:r>
+        <w:rPr>
+          <w:rStyle w:val="NormalTok"/>
+        </w:rPr>
+        <w:t xml:space="preserve">  ) </w:t>
+      </w:r>
+      <w:r>
+        <w:rPr>
+          <w:rStyle w:val="SpecialCharTok"/>
+        </w:rPr>
+        <w:t xml:space="preserve">+</w:t>
+      </w:r>
+      <w:r>
+        <w:br/>
+      </w:r>
+      <w:r>
+        <w:rPr>
+          <w:rStyle w:val="NormalTok"/>
+        </w:rPr>
+        <w:t xml:space="preserve">  </w:t>
+      </w:r>
+      <w:r>
+        <w:rPr>
+          <w:rStyle w:val="FunctionTok"/>
+        </w:rPr>
+        <w:t xml:space="preserve">scale_x_date</w:t>
+      </w:r>
+      <w:r>
+        <w:rPr>
+          <w:rStyle w:val="NormalTok"/>
+        </w:rPr>
+        <w:t xml:space="preserve">(</w:t>
+      </w:r>
+      <w:r>
+        <w:rPr>
+          <w:rStyle w:val="AttributeTok"/>
+        </w:rPr>
+        <w:t xml:space="preserve">date_labels =</w:t>
+      </w:r>
+      <w:r>
+        <w:rPr>
+          <w:rStyle w:val="NormalTok"/>
+        </w:rPr>
+        <w:t xml:space="preserve"> </w:t>
+      </w:r>
+      <w:r>
+        <w:rPr>
+          <w:rStyle w:val="StringTok"/>
+        </w:rPr>
+        <w:t xml:space="preserve">"%b"</w:t>
+      </w:r>
+      <w:r>
+        <w:rPr>
+          <w:rStyle w:val="NormalTok"/>
+        </w:rPr>
+        <w:t xml:space="preserve">, </w:t>
+      </w:r>
+      <w:r>
+        <w:rPr>
+          <w:rStyle w:val="AttributeTok"/>
+        </w:rPr>
+        <w:t xml:space="preserve">date_breaks =</w:t>
+      </w:r>
+      <w:r>
+        <w:rPr>
+          <w:rStyle w:val="NormalTok"/>
+        </w:rPr>
+        <w:t xml:space="preserve"> </w:t>
+      </w:r>
+      <w:r>
+        <w:rPr>
+          <w:rStyle w:val="StringTok"/>
+        </w:rPr>
+        <w:t xml:space="preserve">"1 month"</w:t>
+      </w:r>
+      <w:r>
+        <w:rPr>
+          <w:rStyle w:val="NormalTok"/>
+        </w:rPr>
+        <w:t xml:space="preserve">) </w:t>
+      </w:r>
+      <w:r>
+        <w:rPr>
+          <w:rStyle w:val="SpecialCharTok"/>
+        </w:rPr>
+        <w:t xml:space="preserve">+</w:t>
+      </w:r>
+      <w:r>
+        <w:br/>
+      </w:r>
+      <w:r>
+        <w:rPr>
+          <w:rStyle w:val="NormalTok"/>
+        </w:rPr>
+        <w:t xml:space="preserve">  </w:t>
+      </w:r>
+      <w:r>
+        <w:rPr>
+          <w:rStyle w:val="FunctionTok"/>
+        </w:rPr>
+        <w:t xml:space="preserve">labs</w:t>
+      </w:r>
+      <w:r>
+        <w:rPr>
+          <w:rStyle w:val="NormalTok"/>
+        </w:rPr>
+        <w:t xml:space="preserve">(</w:t>
+      </w:r>
+      <w:r>
+        <w:br/>
+      </w:r>
+      <w:r>
+        <w:rPr>
+          <w:rStyle w:val="NormalTok"/>
+        </w:rPr>
+        <w:t xml:space="preserve">    </w:t>
+      </w:r>
+      <w:r>
+        <w:rPr>
+          <w:rStyle w:val="AttributeTok"/>
+        </w:rPr>
+        <w:t xml:space="preserve">title    =</w:t>
+      </w:r>
+      <w:r>
+        <w:rPr>
+          <w:rStyle w:val="NormalTok"/>
+        </w:rPr>
+        <w:t xml:space="preserve"> </w:t>
+      </w:r>
+      <w:r>
+        <w:rPr>
+          <w:rStyle w:val="StringTok"/>
+        </w:rPr>
+        <w:t xml:space="preserve">"Lake Superior Average Ice Cover"</w:t>
+      </w:r>
+      <w:r>
+        <w:rPr>
+          <w:rStyle w:val="NormalTok"/>
+        </w:rPr>
+        <w:t xml:space="preserve">,</w:t>
+      </w:r>
+      <w:r>
+        <w:br/>
+      </w:r>
+      <w:r>
+        <w:rPr>
+          <w:rStyle w:val="NormalTok"/>
+        </w:rPr>
+        <w:t xml:space="preserve">    </w:t>
+      </w:r>
+      <w:r>
+        <w:rPr>
+          <w:rStyle w:val="AttributeTok"/>
+        </w:rPr>
+        <w:t xml:space="preserve">subtitle =</w:t>
+      </w:r>
+      <w:r>
+        <w:rPr>
+          <w:rStyle w:val="NormalTok"/>
+        </w:rPr>
+        <w:t xml:space="preserve"> </w:t>
+      </w:r>
+      <w:r>
+        <w:rPr>
+          <w:rStyle w:val="FunctionTok"/>
+        </w:rPr>
+        <w:t xml:space="preserve">paste</w:t>
+      </w:r>
+      <w:r>
+        <w:rPr>
+          <w:rStyle w:val="NormalTok"/>
+        </w:rPr>
+        <w:t xml:space="preserve">(</w:t>
+      </w:r>
+      <w:r>
+        <w:rPr>
+          <w:rStyle w:val="StringTok"/>
+        </w:rPr>
+        <w:t xml:space="preserve">"Comparing"</w:t>
+      </w:r>
+      <w:r>
+        <w:rPr>
+          <w:rStyle w:val="NormalTok"/>
+        </w:rPr>
+        <w:t xml:space="preserve">, current_yr, </w:t>
+      </w:r>
+      <w:r>
+        <w:rPr>
+          <w:rStyle w:val="StringTok"/>
+        </w:rPr>
+        <w:t xml:space="preserve">"to Historical Data"</w:t>
+      </w:r>
+      <w:r>
+        <w:rPr>
+          <w:rStyle w:val="NormalTok"/>
+        </w:rPr>
+        <w:t xml:space="preserve">),</w:t>
+      </w:r>
+      <w:r>
+        <w:br/>
+      </w:r>
+      <w:r>
+        <w:rPr>
+          <w:rStyle w:val="NormalTok"/>
+        </w:rPr>
+        <w:t xml:space="preserve">    </w:t>
+      </w:r>
+      <w:r>
+        <w:rPr>
+          <w:rStyle w:val="AttributeTok"/>
+        </w:rPr>
+        <w:t xml:space="preserve">x =</w:t>
+      </w:r>
+      <w:r>
+        <w:rPr>
+          <w:rStyle w:val="NormalTok"/>
+        </w:rPr>
+        <w:t xml:space="preserve"> </w:t>
+      </w:r>
+      <w:r>
+        <w:rPr>
+          <w:rStyle w:val="ConstantTok"/>
+        </w:rPr>
+        <w:t xml:space="preserve">NULL</w:t>
+      </w:r>
+      <w:r>
+        <w:rPr>
+          <w:rStyle w:val="NormalTok"/>
+        </w:rPr>
+        <w:t xml:space="preserve">, </w:t>
+      </w:r>
+      <w:r>
+        <w:rPr>
+          <w:rStyle w:val="AttributeTok"/>
+        </w:rPr>
+        <w:t xml:space="preserve">y =</w:t>
+      </w:r>
+      <w:r>
+        <w:rPr>
+          <w:rStyle w:val="NormalTok"/>
+        </w:rPr>
+        <w:t xml:space="preserve"> </w:t>
+      </w:r>
+      <w:r>
+        <w:rPr>
+          <w:rStyle w:val="StringTok"/>
+        </w:rPr>
+        <w:t xml:space="preserve">"Ice Cover (%)"</w:t>
+      </w:r>
+      <w:r>
+        <w:br/>
+      </w:r>
+      <w:r>
+        <w:rPr>
+          <w:rStyle w:val="NormalTok"/>
+        </w:rPr>
+        <w:t xml:space="preserve">  ) </w:t>
+      </w:r>
+      <w:r>
+        <w:rPr>
+          <w:rStyle w:val="SpecialCharTok"/>
+        </w:rPr>
+        <w:t xml:space="preserve">+</w:t>
+      </w:r>
+      <w:r>
+        <w:br/>
+      </w:r>
+      <w:r>
+        <w:rPr>
+          <w:rStyle w:val="NormalTok"/>
+        </w:rPr>
+        <w:t xml:space="preserve">  </w:t>
+      </w:r>
+      <w:r>
+        <w:rPr>
+          <w:rStyle w:val="FunctionTok"/>
+        </w:rPr>
+        <w:t xml:space="preserve">theme_bw</w:t>
+      </w:r>
+      <w:r>
+        <w:rPr>
+          <w:rStyle w:val="NormalTok"/>
+        </w:rPr>
+        <w:t xml:space="preserve">()</w:t>
+      </w:r>
+      <w:r>
+        <w:br/>
+      </w:r>
+      <w:r>
+        <w:br/>
+      </w:r>
+      <w:r>
+        <w:rPr>
+          <w:rStyle w:val="NormalTok"/>
+        </w:rPr>
+        <w:t xml:space="preserve">ice_spaghetti_plot</w:t>
+      </w:r>
+    </w:p>
+    <w:p>
+      <w:pPr>
+        <w:pStyle w:val="FirstParagraph"/>
+      </w:pPr>
+      <w:r>
+        <w:t xml:space="preserve">✏️</w:t>
+      </w:r>
+      <w:r>
+        <w:t xml:space="preserve"> </w:t>
+      </w:r>
+      <w:r>
+        <w:rPr>
+          <w:b/>
+          <w:bCs/>
+        </w:rPr>
+        <w:t xml:space="preserve">Your turn:</w:t>
+      </w:r>
+      <w:r>
+        <w:t xml:space="preserve"> </w:t>
+      </w:r>
+      <w:r>
+        <w:t xml:space="preserve">Compare your plot to NOAA’s published version at</w:t>
+      </w:r>
+      <w:r>
+        <w:t xml:space="preserve"> </w:t>
+      </w:r>
+      <w:r>
+        <w:rPr>
+          <w:rStyle w:val="VerbatimChar"/>
+        </w:rPr>
+        <w:t xml:space="preserve">https://www.glerl.noaa.gov/data/ice/spaghetti/sup_ice_compare.png</w:t>
+      </w:r>
+      <w:r>
+        <w:t xml:space="preserve">. Does the most recent year (black line) look like a heavy ice year or a light ice year compared to the historical average (red line)?</w:t>
+      </w:r>
+    </w:p>
+    <w:p>
+      <w:pPr>
+        <w:pStyle w:val="SourceCode"/>
+      </w:pPr>
+      <w:r>
+        <w:rPr>
+          <w:rStyle w:val="VerbatimChar"/>
+        </w:rPr>
+        <w:t xml:space="preserve">Heavy or light ice year compared to average:</w:t>
+      </w:r>
+    </w:p>
+    <w:p>
+      <w:pPr>
+        <w:pStyle w:val="FirstParagraph"/>
+      </w:pPr>
+      <w:r>
+        <w:t xml:space="preserve">✏️</w:t>
+      </w:r>
+      <w:r>
+        <w:t xml:space="preserve"> </w:t>
+      </w:r>
+      <w:r>
+        <w:rPr>
+          <w:b/>
+          <w:bCs/>
+        </w:rPr>
+        <w:t xml:space="preserve">Your turn:</w:t>
+      </w:r>
+      <w:r>
+        <w:t xml:space="preserve"> </w:t>
+      </w:r>
+      <w:r>
+        <w:t xml:space="preserve">Save your plot.</w:t>
+      </w:r>
+    </w:p>
+    <w:p>
+      <w:pPr>
+        <w:pStyle w:val="SourceCode"/>
+      </w:pPr>
+      <w:r>
+        <w:rPr>
+          <w:rStyle w:val="FunctionTok"/>
+        </w:rPr>
+        <w:t xml:space="preserve">ggsave</w:t>
+      </w:r>
+      <w:r>
+        <w:rPr>
+          <w:rStyle w:val="NormalTok"/>
+        </w:rPr>
+        <w:t xml:space="preserve">(</w:t>
+      </w:r>
+      <w:r>
+        <w:rPr>
+          <w:rStyle w:val="StringTok"/>
+        </w:rPr>
+        <w:t xml:space="preserve">"figures/ice_spaghetti_plot.png"</w:t>
+      </w:r>
+      <w:r>
+        <w:rPr>
+          <w:rStyle w:val="NormalTok"/>
+        </w:rPr>
+        <w:t xml:space="preserve">,</w:t>
+      </w:r>
+      <w:r>
+        <w:br/>
+      </w:r>
+      <w:r>
+        <w:rPr>
+          <w:rStyle w:val="NormalTok"/>
+        </w:rPr>
+        <w:t xml:space="preserve">       </w:t>
+      </w:r>
+      <w:r>
+        <w:rPr>
+          <w:rStyle w:val="AttributeTok"/>
+        </w:rPr>
+        <w:t xml:space="preserve">plot =</w:t>
+      </w:r>
+      <w:r>
+        <w:rPr>
+          <w:rStyle w:val="NormalTok"/>
+        </w:rPr>
+        <w:t xml:space="preserve"> ice_spaghetti_plot,</w:t>
+      </w:r>
+      <w:r>
+        <w:br/>
+      </w:r>
+      <w:r>
+        <w:rPr>
+          <w:rStyle w:val="NormalTok"/>
+        </w:rPr>
+        <w:t xml:space="preserve">       </w:t>
+      </w:r>
+      <w:r>
+        <w:rPr>
+          <w:rStyle w:val="AttributeTok"/>
+        </w:rPr>
+        <w:t xml:space="preserve">width =</w:t>
+      </w:r>
+      <w:r>
+        <w:rPr>
+          <w:rStyle w:val="NormalTok"/>
+        </w:rPr>
+        <w:t xml:space="preserve"> </w:t>
+      </w:r>
+      <w:r>
+        <w:rPr>
+          <w:rStyle w:val="DecValTok"/>
+        </w:rPr>
+        <w:t xml:space="preserve">7</w:t>
+      </w:r>
+      <w:r>
+        <w:rPr>
+          <w:rStyle w:val="NormalTok"/>
+        </w:rPr>
+        <w:t xml:space="preserve">, </w:t>
+      </w:r>
+      <w:r>
+        <w:rPr>
+          <w:rStyle w:val="AttributeTok"/>
+        </w:rPr>
+        <w:t xml:space="preserve">height =</w:t>
+      </w:r>
+      <w:r>
+        <w:rPr>
+          <w:rStyle w:val="NormalTok"/>
+        </w:rPr>
+        <w:t xml:space="preserve"> </w:t>
+      </w:r>
+      <w:r>
+        <w:rPr>
+          <w:rStyle w:val="DecValTok"/>
+        </w:rPr>
+        <w:t xml:space="preserve">5</w:t>
+      </w:r>
+      <w:r>
+        <w:rPr>
+          <w:rStyle w:val="NormalTok"/>
+        </w:rPr>
+        <w:t xml:space="preserve">, </w:t>
+      </w:r>
+      <w:r>
+        <w:rPr>
+          <w:rStyle w:val="AttributeTok"/>
+        </w:rPr>
+        <w:t xml:space="preserve">units =</w:t>
+      </w:r>
+      <w:r>
+        <w:rPr>
+          <w:rStyle w:val="NormalTok"/>
+        </w:rPr>
+        <w:t xml:space="preserve"> </w:t>
+      </w:r>
+      <w:r>
+        <w:rPr>
+          <w:rStyle w:val="StringTok"/>
+        </w:rPr>
+        <w:t xml:space="preserve">"in"</w:t>
+      </w:r>
+      <w:r>
+        <w:rPr>
+          <w:rStyle w:val="NormalTok"/>
+        </w:rPr>
+        <w:t xml:space="preserve">, </w:t>
+      </w:r>
+      <w:r>
+        <w:rPr>
+          <w:rStyle w:val="AttributeTok"/>
+        </w:rPr>
+        <w:t xml:space="preserve">dpi =</w:t>
+      </w:r>
+      <w:r>
+        <w:rPr>
+          <w:rStyle w:val="NormalTok"/>
+        </w:rPr>
+        <w:t xml:space="preserve"> </w:t>
+      </w:r>
+      <w:r>
+        <w:rPr>
+          <w:rStyle w:val="DecValTok"/>
+        </w:rPr>
+        <w:t xml:space="preserve">300</w:t>
+      </w:r>
+      <w:r>
+        <w:rPr>
+          <w:rStyle w:val="NormalTok"/>
+        </w:rPr>
+        <w:t xml:space="preserve">)</w:t>
+      </w:r>
+    </w:p>
+    <w:p>
+      <w:r>
+        <w:pict>
+          <v:rect style="width:0;height:1.5pt" o:hralign="center" o:hrstd="t" o:hr="t"/>
+        </w:pict>
+      </w:r>
+    </w:p>
+    <w:bookmarkEnd w:id="21"/>
+    <w:bookmarkStart w:id="22" w:name="Xd1624c215793e28b915cea6307a38c943536d66"/>
+    <w:p>
+      <w:pPr>
+        <w:pStyle w:val="Heading1"/>
+      </w:pPr>
+      <w:r>
+        <w:t xml:space="preserve">Part 8 · Is maximum ice cover changing over time?</w:t>
+      </w:r>
+    </w:p>
+    <w:p>
+      <w:pPr>
+        <w:pStyle w:val="FirstParagraph"/>
+      </w:pPr>
+      <w:r>
+        <w:rPr>
+          <w:b/>
+          <w:bCs/>
+        </w:rPr>
+        <w:t xml:space="preserve">▶ Run this:</w:t>
+      </w:r>
+    </w:p>
+    <w:p>
+      <w:pPr>
+        <w:pStyle w:val="SourceCode"/>
+      </w:pPr>
+      <w:r>
+        <w:rPr>
+          <w:rStyle w:val="CommentTok"/>
+        </w:rPr>
+        <w:t xml:space="preserve"># Find the single highest ice-cover day each year ----------------</w:t>
+      </w:r>
+      <w:r>
+        <w:br/>
+      </w:r>
+      <w:r>
+        <w:rPr>
+          <w:rStyle w:val="NormalTok"/>
+        </w:rPr>
+        <w:t xml:space="preserve">max_ice_per_year </w:t>
+      </w:r>
+      <w:r>
+        <w:rPr>
+          <w:rStyle w:val="OtherTok"/>
+        </w:rPr>
+        <w:t xml:space="preserve">&lt;-</w:t>
+      </w:r>
+      <w:r>
+        <w:rPr>
+          <w:rStyle w:val="NormalTok"/>
+        </w:rPr>
+        <w:t xml:space="preserve"> ice_clean </w:t>
+      </w:r>
+      <w:r>
+        <w:rPr>
+          <w:rStyle w:val="SpecialCharTok"/>
+        </w:rPr>
+        <w:t xml:space="preserve">%&gt;%</w:t>
+      </w:r>
+      <w:r>
+        <w:br/>
+      </w:r>
+      <w:r>
+        <w:rPr>
+          <w:rStyle w:val="NormalTok"/>
+        </w:rPr>
+        <w:t xml:space="preserve">  </w:t>
+      </w:r>
+      <w:r>
+        <w:rPr>
+          <w:rStyle w:val="FunctionTok"/>
+        </w:rPr>
+        <w:t xml:space="preserve">group_by</w:t>
+      </w:r>
+      <w:r>
+        <w:rPr>
+          <w:rStyle w:val="NormalTok"/>
+        </w:rPr>
+        <w:t xml:space="preserve">(year) </w:t>
+      </w:r>
+      <w:r>
+        <w:rPr>
+          <w:rStyle w:val="SpecialCharTok"/>
+        </w:rPr>
+        <w:t xml:space="preserve">%&gt;%</w:t>
+      </w:r>
+      <w:r>
+        <w:br/>
+      </w:r>
+      <w:r>
+        <w:rPr>
+          <w:rStyle w:val="NormalTok"/>
+        </w:rPr>
+        <w:t xml:space="preserve">  </w:t>
+      </w:r>
+      <w:r>
+        <w:rPr>
+          <w:rStyle w:val="FunctionTok"/>
+        </w:rPr>
+        <w:t xml:space="preserve">slice_max</w:t>
+      </w:r>
+      <w:r>
+        <w:rPr>
+          <w:rStyle w:val="NormalTok"/>
+        </w:rPr>
+        <w:t xml:space="preserve">(</w:t>
+      </w:r>
+      <w:r>
+        <w:rPr>
+          <w:rStyle w:val="AttributeTok"/>
+        </w:rPr>
+        <w:t xml:space="preserve">order_by =</w:t>
+      </w:r>
+      <w:r>
+        <w:rPr>
+          <w:rStyle w:val="NormalTok"/>
+        </w:rPr>
+        <w:t xml:space="preserve"> ice_cover, </w:t>
+      </w:r>
+      <w:r>
+        <w:rPr>
+          <w:rStyle w:val="AttributeTok"/>
+        </w:rPr>
+        <w:t xml:space="preserve">n =</w:t>
+      </w:r>
+      <w:r>
+        <w:rPr>
+          <w:rStyle w:val="NormalTok"/>
+        </w:rPr>
+        <w:t xml:space="preserve"> </w:t>
+      </w:r>
+      <w:r>
+        <w:rPr>
+          <w:rStyle w:val="DecValTok"/>
+        </w:rPr>
+        <w:t xml:space="preserve">1</w:t>
+      </w:r>
+      <w:r>
+        <w:rPr>
+          <w:rStyle w:val="NormalTok"/>
+        </w:rPr>
+        <w:t xml:space="preserve">, </w:t>
+      </w:r>
+      <w:r>
+        <w:rPr>
+          <w:rStyle w:val="AttributeTok"/>
+        </w:rPr>
+        <w:t xml:space="preserve">with_ties =</w:t>
+      </w:r>
+      <w:r>
+        <w:rPr>
+          <w:rStyle w:val="NormalTok"/>
+        </w:rPr>
+        <w:t xml:space="preserve"> </w:t>
+      </w:r>
+      <w:r>
+        <w:rPr>
+          <w:rStyle w:val="ConstantTok"/>
+        </w:rPr>
+        <w:t xml:space="preserve">FALSE</w:t>
+      </w:r>
+      <w:r>
+        <w:rPr>
+          <w:rStyle w:val="NormalTok"/>
+        </w:rPr>
+        <w:t xml:space="preserve">)</w:t>
+      </w:r>
+      <w:r>
+        <w:br/>
+      </w:r>
+      <w:r>
+        <w:br/>
+      </w:r>
+      <w:r>
+        <w:rPr>
+          <w:rStyle w:val="FunctionTok"/>
+        </w:rPr>
+        <w:t xml:space="preserve">head</w:t>
+      </w:r>
+      <w:r>
+        <w:rPr>
+          <w:rStyle w:val="NormalTok"/>
+        </w:rPr>
+        <w:t xml:space="preserve">(max_ice_per_year </w:t>
+      </w:r>
+      <w:r>
+        <w:rPr>
+          <w:rStyle w:val="SpecialCharTok"/>
+        </w:rPr>
+        <w:t xml:space="preserve">%&gt;%</w:t>
+      </w:r>
+      <w:r>
+        <w:rPr>
+          <w:rStyle w:val="NormalTok"/>
+        </w:rPr>
+        <w:t xml:space="preserve"> </w:t>
+      </w:r>
+      <w:r>
+        <w:rPr>
+          <w:rStyle w:val="FunctionTok"/>
+        </w:rPr>
+        <w:t xml:space="preserve">arrange</w:t>
+      </w:r>
+      <w:r>
+        <w:rPr>
+          <w:rStyle w:val="NormalTok"/>
+        </w:rPr>
+        <w:t xml:space="preserve">(ice_cover))</w:t>
+      </w:r>
+    </w:p>
+    <w:p>
+      <w:pPr>
+        <w:pStyle w:val="FirstParagraph"/>
+      </w:pPr>
+      <w:r>
+        <w:t xml:space="preserve">✏️</w:t>
+      </w:r>
+      <w:r>
+        <w:t xml:space="preserve"> </w:t>
+      </w:r>
+      <w:r>
+        <w:rPr>
+          <w:b/>
+          <w:bCs/>
+        </w:rPr>
+        <w:t xml:space="preserve">Your turn:</w:t>
+      </w:r>
+      <w:r>
+        <w:t xml:space="preserve"> </w:t>
+      </w:r>
+      <w:r>
+        <w:t xml:space="preserve">What does</w:t>
+      </w:r>
+      <w:r>
+        <w:t xml:space="preserve"> </w:t>
+      </w:r>
+      <w:r>
+        <w:rPr>
+          <w:rStyle w:val="VerbatimChar"/>
+        </w:rPr>
+        <w:t xml:space="preserve">slice_max(order_by = ice_cover, n = 1, with_ties = FALSE)</w:t>
+      </w:r>
+      <w:r>
+        <w:t xml:space="preserve"> </w:t>
+      </w:r>
+      <w:r>
+        <w:t xml:space="preserve">keep, for each year?</w:t>
+      </w:r>
+    </w:p>
+    <w:p>
+      <w:pPr>
+        <w:pStyle w:val="SourceCode"/>
+      </w:pPr>
+      <w:r>
+        <w:rPr>
+          <w:rStyle w:val="VerbatimChar"/>
+        </w:rPr>
+        <w:t xml:space="preserve">Your answer:</w:t>
+      </w:r>
+    </w:p>
+    <w:p>
+      <w:pPr>
+        <w:pStyle w:val="FirstParagraph"/>
+      </w:pPr>
+      <w:r>
+        <w:t xml:space="preserve">✏️</w:t>
+      </w:r>
+      <w:r>
+        <w:t xml:space="preserve"> </w:t>
+      </w:r>
+      <w:r>
+        <w:rPr>
+          <w:b/>
+          <w:bCs/>
+        </w:rPr>
+        <w:t xml:space="preserve">Your turn:</w:t>
+      </w:r>
+      <w:r>
+        <w:t xml:space="preserve"> </w:t>
+      </w:r>
+      <w:r>
+        <w:t xml:space="preserve">Sort</w:t>
+      </w:r>
+      <w:r>
+        <w:t xml:space="preserve"> </w:t>
+      </w:r>
+      <w:r>
+        <w:rPr>
+          <w:rStyle w:val="VerbatimChar"/>
+        </w:rPr>
+        <w:t xml:space="preserve">max_ice_per_year</w:t>
+      </w:r>
+      <w:r>
+        <w:t xml:space="preserve"> </w:t>
+      </w:r>
+      <w:r>
+        <w:t xml:space="preserve">to find the lowest- and highest-ice years on record.</w:t>
+      </w:r>
+    </w:p>
+    <w:p>
+      <w:pPr>
+        <w:pStyle w:val="SourceCode"/>
+      </w:pPr>
+      <w:r>
+        <w:rPr>
+          <w:rStyle w:val="CommentTok"/>
+        </w:rPr>
+        <w:t xml:space="preserve"># Lowest max ice cover on record ----------------------------------</w:t>
+      </w:r>
+      <w:r>
+        <w:br/>
+      </w:r>
+      <w:r>
+        <w:rPr>
+          <w:rStyle w:val="NormalTok"/>
+        </w:rPr>
+        <w:t xml:space="preserve">max_ice_per_year </w:t>
+      </w:r>
+      <w:r>
+        <w:rPr>
+          <w:rStyle w:val="SpecialCharTok"/>
+        </w:rPr>
+        <w:t xml:space="preserve">%&gt;%</w:t>
+      </w:r>
+      <w:r>
+        <w:rPr>
+          <w:rStyle w:val="NormalTok"/>
+        </w:rPr>
+        <w:t xml:space="preserve"> </w:t>
+      </w:r>
+      <w:r>
+        <w:rPr>
+          <w:rStyle w:val="FunctionTok"/>
+        </w:rPr>
+        <w:t xml:space="preserve">arrange</w:t>
+      </w:r>
+      <w:r>
+        <w:rPr>
+          <w:rStyle w:val="NormalTok"/>
+        </w:rPr>
+        <w:t xml:space="preserve">(ice_cover) </w:t>
+      </w:r>
+      <w:r>
+        <w:rPr>
+          <w:rStyle w:val="SpecialCharTok"/>
+        </w:rPr>
+        <w:t xml:space="preserve">%&gt;%</w:t>
+      </w:r>
+      <w:r>
+        <w:rPr>
+          <w:rStyle w:val="NormalTok"/>
+        </w:rPr>
+        <w:t xml:space="preserve"> </w:t>
+      </w:r>
+      <w:r>
+        <w:rPr>
+          <w:rStyle w:val="FunctionTok"/>
+        </w:rPr>
+        <w:t xml:space="preserve">head</w:t>
+      </w:r>
+      <w:r>
+        <w:rPr>
+          <w:rStyle w:val="NormalTok"/>
+        </w:rPr>
+        <w:t xml:space="preserve">(</w:t>
+      </w:r>
+      <w:r>
+        <w:rPr>
+          <w:rStyle w:val="DecValTok"/>
+        </w:rPr>
+        <w:t xml:space="preserve">3</w:t>
+      </w:r>
+      <w:r>
+        <w:rPr>
+          <w:rStyle w:val="NormalTok"/>
+        </w:rPr>
+        <w:t xml:space="preserve">)</w:t>
+      </w:r>
+      <w:r>
+        <w:br/>
+      </w:r>
+      <w:r>
+        <w:br/>
+      </w:r>
+      <w:r>
+        <w:rPr>
+          <w:rStyle w:val="CommentTok"/>
+        </w:rPr>
+        <w:t xml:space="preserve"># Highest max ice cover on record ----------------------------------</w:t>
+      </w:r>
+      <w:r>
+        <w:br/>
+      </w:r>
+      <w:r>
+        <w:rPr>
+          <w:rStyle w:val="NormalTok"/>
+        </w:rPr>
+        <w:t xml:space="preserve">max_ice_per_year </w:t>
+      </w:r>
+      <w:r>
+        <w:rPr>
+          <w:rStyle w:val="SpecialCharTok"/>
+        </w:rPr>
+        <w:t xml:space="preserve">%&gt;%</w:t>
+      </w:r>
+      <w:r>
+        <w:rPr>
+          <w:rStyle w:val="NormalTok"/>
+        </w:rPr>
+        <w:t xml:space="preserve"> </w:t>
+      </w:r>
+      <w:r>
+        <w:rPr>
+          <w:rStyle w:val="FunctionTok"/>
+        </w:rPr>
+        <w:t xml:space="preserve">arrange</w:t>
+      </w:r>
+      <w:r>
+        <w:rPr>
+          <w:rStyle w:val="NormalTok"/>
+        </w:rPr>
+        <w:t xml:space="preserve">(</w:t>
+      </w:r>
+      <w:r>
+        <w:rPr>
+          <w:rStyle w:val="FunctionTok"/>
+        </w:rPr>
+        <w:t xml:space="preserve">desc</w:t>
+      </w:r>
+      <w:r>
+        <w:rPr>
+          <w:rStyle w:val="NormalTok"/>
+        </w:rPr>
+        <w:t xml:space="preserve">(ice_cover)) </w:t>
+      </w:r>
+      <w:r>
+        <w:rPr>
+          <w:rStyle w:val="SpecialCharTok"/>
+        </w:rPr>
+        <w:t xml:space="preserve">%&gt;%</w:t>
+      </w:r>
+      <w:r>
+        <w:rPr>
+          <w:rStyle w:val="NormalTok"/>
+        </w:rPr>
+        <w:t xml:space="preserve"> </w:t>
+      </w:r>
+      <w:r>
+        <w:rPr>
+          <w:rStyle w:val="FunctionTok"/>
+        </w:rPr>
+        <w:t xml:space="preserve">head</w:t>
+      </w:r>
+      <w:r>
+        <w:rPr>
+          <w:rStyle w:val="NormalTok"/>
+        </w:rPr>
+        <w:t xml:space="preserve">(</w:t>
+      </w:r>
+      <w:r>
+        <w:rPr>
+          <w:rStyle w:val="DecValTok"/>
+        </w:rPr>
+        <w:t xml:space="preserve">3</w:t>
+      </w:r>
+      <w:r>
+        <w:rPr>
+          <w:rStyle w:val="NormalTok"/>
+        </w:rPr>
+        <w:t xml:space="preserve">)</w:t>
+      </w:r>
+    </w:p>
+    <w:p>
+      <w:pPr>
+        <w:pStyle w:val="SourceCode"/>
+      </w:pPr>
+      <w:r>
+        <w:rPr>
+          <w:rStyle w:val="VerbatimChar"/>
+        </w:rPr>
+        <w:t xml:space="preserve">Lowest-ice year on record:      max ice = _______ %    date = _______</w:t>
+      </w:r>
+      <w:r>
+        <w:br/>
+      </w:r>
+      <w:r>
+        <w:rPr>
+          <w:rStyle w:val="VerbatimChar"/>
+        </w:rPr>
+        <w:t xml:space="preserve">Highest-ice year on record:     max ice = _______ %    date = _______</w:t>
+      </w:r>
+    </w:p>
+    <w:p>
+      <w:r>
+        <w:pict>
+          <v:rect style="width:0;height:1.5pt" o:hralign="center" o:hrstd="t" o:hr="t"/>
+        </w:pict>
+      </w:r>
+    </w:p>
+    <w:bookmarkEnd w:id="22"/>
+    <w:bookmarkStart w:id="23" w:name="X273ab13e41eb847256ff83e9ba7e7863ae67c5b"/>
+    <w:p>
+      <w:pPr>
+        <w:pStyle w:val="Heading1"/>
+      </w:pPr>
+      <w:r>
+        <w:t xml:space="preserve">Part 9 · Model the trend in maximum ice cover</w:t>
+      </w:r>
+    </w:p>
+    <w:p>
+      <w:pPr>
+        <w:pStyle w:val="FirstParagraph"/>
+      </w:pPr>
+      <w:r>
+        <w:rPr>
+          <w:b/>
+          <w:bCs/>
+        </w:rPr>
+        <w:t xml:space="preserve">▶ Run this:</w:t>
+      </w:r>
+    </w:p>
+    <w:p>
+      <w:pPr>
+        <w:pStyle w:val="SourceCode"/>
+      </w:pPr>
+      <w:r>
+        <w:rPr>
+          <w:rStyle w:val="CommentTok"/>
+        </w:rPr>
+        <w:t xml:space="preserve"># Fit a regression: max ice cover by year --------------------------</w:t>
+      </w:r>
+      <w:r>
+        <w:br/>
+      </w:r>
+      <w:r>
+        <w:rPr>
+          <w:rStyle w:val="NormalTok"/>
+        </w:rPr>
+        <w:t xml:space="preserve">max_ice_model </w:t>
+      </w:r>
+      <w:r>
+        <w:rPr>
+          <w:rStyle w:val="OtherTok"/>
+        </w:rPr>
+        <w:t xml:space="preserve">&lt;-</w:t>
+      </w:r>
+      <w:r>
+        <w:rPr>
+          <w:rStyle w:val="NormalTok"/>
+        </w:rPr>
+        <w:t xml:space="preserve"> </w:t>
+      </w:r>
+      <w:r>
+        <w:rPr>
+          <w:rStyle w:val="FunctionTok"/>
+        </w:rPr>
+        <w:t xml:space="preserve">lm</w:t>
+      </w:r>
+      <w:r>
+        <w:rPr>
+          <w:rStyle w:val="NormalTok"/>
+        </w:rPr>
+        <w:t xml:space="preserve">(ice_cover </w:t>
+      </w:r>
+      <w:r>
+        <w:rPr>
+          <w:rStyle w:val="SpecialCharTok"/>
+        </w:rPr>
+        <w:t xml:space="preserve">~</w:t>
+      </w:r>
+      <w:r>
+        <w:rPr>
+          <w:rStyle w:val="NormalTok"/>
+        </w:rPr>
+        <w:t xml:space="preserve"> year, </w:t>
+      </w:r>
+      <w:r>
+        <w:rPr>
+          <w:rStyle w:val="AttributeTok"/>
+        </w:rPr>
+        <w:t xml:space="preserve">data =</w:t>
+      </w:r>
+      <w:r>
+        <w:rPr>
+          <w:rStyle w:val="NormalTok"/>
+        </w:rPr>
+        <w:t xml:space="preserve"> max_ice_per_year)</w:t>
+      </w:r>
+      <w:r>
+        <w:br/>
+      </w:r>
+      <w:r>
+        <w:rPr>
+          <w:rStyle w:val="FunctionTok"/>
+        </w:rPr>
+        <w:t xml:space="preserve">summary</w:t>
+      </w:r>
+      <w:r>
+        <w:rPr>
+          <w:rStyle w:val="NormalTok"/>
+        </w:rPr>
+        <w:t xml:space="preserve">(max_ice_model)</w:t>
+      </w:r>
+    </w:p>
+    <w:p>
+      <w:pPr>
+        <w:pStyle w:val="SourceCode"/>
+      </w:pPr>
+      <w:r>
+        <w:rPr>
+          <w:rStyle w:val="NormalTok"/>
+        </w:rPr>
+        <w:t xml:space="preserve">max_ice_plot </w:t>
+      </w:r>
+      <w:r>
+        <w:rPr>
+          <w:rStyle w:val="OtherTok"/>
+        </w:rPr>
+        <w:t xml:space="preserve">&lt;-</w:t>
+      </w:r>
+      <w:r>
+        <w:rPr>
+          <w:rStyle w:val="NormalTok"/>
+        </w:rPr>
+        <w:t xml:space="preserve"> max_ice_per_year </w:t>
+      </w:r>
+      <w:r>
+        <w:rPr>
+          <w:rStyle w:val="SpecialCharTok"/>
+        </w:rPr>
+        <w:t xml:space="preserve">%&gt;%</w:t>
+      </w:r>
+      <w:r>
+        <w:br/>
+      </w:r>
+      <w:r>
+        <w:rPr>
+          <w:rStyle w:val="NormalTok"/>
+        </w:rPr>
+        <w:t xml:space="preserve">  </w:t>
+      </w:r>
+      <w:r>
+        <w:rPr>
+          <w:rStyle w:val="FunctionTok"/>
+        </w:rPr>
+        <w:t xml:space="preserve">ggplot</w:t>
+      </w:r>
+      <w:r>
+        <w:rPr>
+          <w:rStyle w:val="NormalTok"/>
+        </w:rPr>
+        <w:t xml:space="preserve">(</w:t>
+      </w:r>
+      <w:r>
+        <w:rPr>
+          <w:rStyle w:val="FunctionTok"/>
+        </w:rPr>
+        <w:t xml:space="preserve">aes</w:t>
+      </w:r>
+      <w:r>
+        <w:rPr>
+          <w:rStyle w:val="NormalTok"/>
+        </w:rPr>
+        <w:t xml:space="preserve">(</w:t>
+      </w:r>
+      <w:r>
+        <w:rPr>
+          <w:rStyle w:val="AttributeTok"/>
+        </w:rPr>
+        <w:t xml:space="preserve">x =</w:t>
+      </w:r>
+      <w:r>
+        <w:rPr>
+          <w:rStyle w:val="NormalTok"/>
+        </w:rPr>
+        <w:t xml:space="preserve"> year, </w:t>
+      </w:r>
+      <w:r>
+        <w:rPr>
+          <w:rStyle w:val="AttributeTok"/>
+        </w:rPr>
+        <w:t xml:space="preserve">y =</w:t>
+      </w:r>
+      <w:r>
+        <w:rPr>
+          <w:rStyle w:val="NormalTok"/>
+        </w:rPr>
+        <w:t xml:space="preserve"> ice_cover)) </w:t>
+      </w:r>
+      <w:r>
+        <w:rPr>
+          <w:rStyle w:val="SpecialCharTok"/>
+        </w:rPr>
+        <w:t xml:space="preserve">+</w:t>
+      </w:r>
+      <w:r>
+        <w:br/>
+      </w:r>
+      <w:r>
+        <w:rPr>
+          <w:rStyle w:val="NormalTok"/>
+        </w:rPr>
+        <w:t xml:space="preserve">  </w:t>
+      </w:r>
+      <w:r>
+        <w:rPr>
+          <w:rStyle w:val="FunctionTok"/>
+        </w:rPr>
+        <w:t xml:space="preserve">geom_point</w:t>
+      </w:r>
+      <w:r>
+        <w:rPr>
+          <w:rStyle w:val="NormalTok"/>
+        </w:rPr>
+        <w:t xml:space="preserve">(</w:t>
+      </w:r>
+      <w:r>
+        <w:rPr>
+          <w:rStyle w:val="AttributeTok"/>
+        </w:rPr>
+        <w:t xml:space="preserve">size =</w:t>
+      </w:r>
+      <w:r>
+        <w:rPr>
+          <w:rStyle w:val="NormalTok"/>
+        </w:rPr>
+        <w:t xml:space="preserve"> </w:t>
+      </w:r>
+      <w:r>
+        <w:rPr>
+          <w:rStyle w:val="DecValTok"/>
+        </w:rPr>
+        <w:t xml:space="preserve">2</w:t>
+      </w:r>
+      <w:r>
+        <w:rPr>
+          <w:rStyle w:val="NormalTok"/>
+        </w:rPr>
+        <w:t xml:space="preserve">) </w:t>
+      </w:r>
+      <w:r>
+        <w:rPr>
+          <w:rStyle w:val="SpecialCharTok"/>
+        </w:rPr>
+        <w:t xml:space="preserve">+</w:t>
+      </w:r>
+      <w:r>
+        <w:br/>
+      </w:r>
+      <w:r>
+        <w:rPr>
+          <w:rStyle w:val="NormalTok"/>
+        </w:rPr>
+        <w:t xml:space="preserve">  </w:t>
+      </w:r>
+      <w:r>
+        <w:rPr>
+          <w:rStyle w:val="FunctionTok"/>
+        </w:rPr>
+        <w:t xml:space="preserve">geom_smooth</w:t>
+      </w:r>
+      <w:r>
+        <w:rPr>
+          <w:rStyle w:val="NormalTok"/>
+        </w:rPr>
+        <w:t xml:space="preserve">(</w:t>
+      </w:r>
+      <w:r>
+        <w:rPr>
+          <w:rStyle w:val="AttributeTok"/>
+        </w:rPr>
+        <w:t xml:space="preserve">method =</w:t>
+      </w:r>
+      <w:r>
+        <w:rPr>
+          <w:rStyle w:val="NormalTok"/>
+        </w:rPr>
+        <w:t xml:space="preserve"> </w:t>
+      </w:r>
+      <w:r>
+        <w:rPr>
+          <w:rStyle w:val="StringTok"/>
+        </w:rPr>
+        <w:t xml:space="preserve">"lm"</w:t>
+      </w:r>
+      <w:r>
+        <w:rPr>
+          <w:rStyle w:val="NormalTok"/>
+        </w:rPr>
+        <w:t xml:space="preserve">, </w:t>
+      </w:r>
+      <w:r>
+        <w:rPr>
+          <w:rStyle w:val="AttributeTok"/>
+        </w:rPr>
+        <w:t xml:space="preserve">color =</w:t>
+      </w:r>
+      <w:r>
+        <w:rPr>
+          <w:rStyle w:val="NormalTok"/>
+        </w:rPr>
+        <w:t xml:space="preserve"> </w:t>
+      </w:r>
+      <w:r>
+        <w:rPr>
+          <w:rStyle w:val="StringTok"/>
+        </w:rPr>
+        <w:t xml:space="preserve">"firebrick"</w:t>
+      </w:r>
+      <w:r>
+        <w:rPr>
+          <w:rStyle w:val="NormalTok"/>
+        </w:rPr>
+        <w:t xml:space="preserve">) </w:t>
+      </w:r>
+      <w:r>
+        <w:rPr>
+          <w:rStyle w:val="SpecialCharTok"/>
+        </w:rPr>
+        <w:t xml:space="preserve">+</w:t>
+      </w:r>
+      <w:r>
+        <w:br/>
+      </w:r>
+      <w:r>
+        <w:rPr>
+          <w:rStyle w:val="NormalTok"/>
+        </w:rPr>
+        <w:t xml:space="preserve">  </w:t>
+      </w:r>
+      <w:r>
+        <w:rPr>
+          <w:rStyle w:val="FunctionTok"/>
+        </w:rPr>
+        <w:t xml:space="preserve">labs</w:t>
+      </w:r>
+      <w:r>
+        <w:rPr>
+          <w:rStyle w:val="NormalTok"/>
+        </w:rPr>
+        <w:t xml:space="preserve">(</w:t>
+      </w:r>
+      <w:r>
+        <w:br/>
+      </w:r>
+      <w:r>
+        <w:rPr>
+          <w:rStyle w:val="NormalTok"/>
+        </w:rPr>
+        <w:t xml:space="preserve">    </w:t>
+      </w:r>
+      <w:r>
+        <w:rPr>
+          <w:rStyle w:val="AttributeTok"/>
+        </w:rPr>
+        <w:t xml:space="preserve">title =</w:t>
+      </w:r>
+      <w:r>
+        <w:rPr>
+          <w:rStyle w:val="NormalTok"/>
+        </w:rPr>
+        <w:t xml:space="preserve"> </w:t>
+      </w:r>
+      <w:r>
+        <w:rPr>
+          <w:rStyle w:val="StringTok"/>
+        </w:rPr>
+        <w:t xml:space="preserve">"Lake Superior — Annual Maximum Ice Cover"</w:t>
+      </w:r>
+      <w:r>
+        <w:rPr>
+          <w:rStyle w:val="NormalTok"/>
+        </w:rPr>
+        <w:t xml:space="preserve">,</w:t>
+      </w:r>
+      <w:r>
+        <w:br/>
+      </w:r>
+      <w:r>
+        <w:rPr>
+          <w:rStyle w:val="NormalTok"/>
+        </w:rPr>
+        <w:t xml:space="preserve">    </w:t>
+      </w:r>
+      <w:r>
+        <w:rPr>
+          <w:rStyle w:val="AttributeTok"/>
+        </w:rPr>
+        <w:t xml:space="preserve">x =</w:t>
+      </w:r>
+      <w:r>
+        <w:rPr>
+          <w:rStyle w:val="NormalTok"/>
+        </w:rPr>
+        <w:t xml:space="preserve"> </w:t>
+      </w:r>
+      <w:r>
+        <w:rPr>
+          <w:rStyle w:val="StringTok"/>
+        </w:rPr>
+        <w:t xml:space="preserve">"Year"</w:t>
+      </w:r>
+      <w:r>
+        <w:rPr>
+          <w:rStyle w:val="NormalTok"/>
+        </w:rPr>
+        <w:t xml:space="preserve">, </w:t>
+      </w:r>
+      <w:r>
+        <w:rPr>
+          <w:rStyle w:val="AttributeTok"/>
+        </w:rPr>
+        <w:t xml:space="preserve">y =</w:t>
+      </w:r>
+      <w:r>
+        <w:rPr>
+          <w:rStyle w:val="NormalTok"/>
+        </w:rPr>
+        <w:t xml:space="preserve"> </w:t>
+      </w:r>
+      <w:r>
+        <w:rPr>
+          <w:rStyle w:val="StringTok"/>
+        </w:rPr>
+        <w:t xml:space="preserve">"Max Ice Cover (%)"</w:t>
+      </w:r>
+      <w:r>
+        <w:br/>
+      </w:r>
+      <w:r>
+        <w:rPr>
+          <w:rStyle w:val="NormalTok"/>
+        </w:rPr>
+        <w:t xml:space="preserve">  ) </w:t>
+      </w:r>
+      <w:r>
+        <w:rPr>
+          <w:rStyle w:val="SpecialCharTok"/>
+        </w:rPr>
+        <w:t xml:space="preserve">+</w:t>
+      </w:r>
+      <w:r>
+        <w:br/>
+      </w:r>
+      <w:r>
+        <w:rPr>
+          <w:rStyle w:val="NormalTok"/>
+        </w:rPr>
+        <w:t xml:space="preserve">  </w:t>
+      </w:r>
+      <w:r>
+        <w:rPr>
+          <w:rStyle w:val="FunctionTok"/>
+        </w:rPr>
+        <w:t xml:space="preserve">theme_minimal</w:t>
+      </w:r>
+      <w:r>
+        <w:rPr>
+          <w:rStyle w:val="NormalTok"/>
+        </w:rPr>
+        <w:t xml:space="preserve">()</w:t>
+      </w:r>
+      <w:r>
+        <w:br/>
+      </w:r>
+      <w:r>
+        <w:br/>
+      </w:r>
+      <w:r>
+        <w:rPr>
+          <w:rStyle w:val="NormalTok"/>
+        </w:rPr>
+        <w:t xml:space="preserve">max_ice_plot</w:t>
+      </w:r>
+      <w:r>
+        <w:br/>
+      </w:r>
+      <w:r>
+        <w:br/>
+      </w:r>
+      <w:r>
+        <w:rPr>
+          <w:rStyle w:val="FunctionTok"/>
+        </w:rPr>
+        <w:t xml:space="preserve">ggsave</w:t>
+      </w:r>
+      <w:r>
+        <w:rPr>
+          <w:rStyle w:val="NormalTok"/>
+        </w:rPr>
+        <w:t xml:space="preserve">(</w:t>
+      </w:r>
+      <w:r>
+        <w:rPr>
+          <w:rStyle w:val="StringTok"/>
+        </w:rPr>
+        <w:t xml:space="preserve">"figures/max_ice_plot.png"</w:t>
+      </w:r>
+      <w:r>
+        <w:rPr>
+          <w:rStyle w:val="NormalTok"/>
+        </w:rPr>
+        <w:t xml:space="preserve">,</w:t>
+      </w:r>
+      <w:r>
+        <w:br/>
+      </w:r>
+      <w:r>
+        <w:rPr>
+          <w:rStyle w:val="NormalTok"/>
+        </w:rPr>
+        <w:t xml:space="preserve">       </w:t>
+      </w:r>
+      <w:r>
+        <w:rPr>
+          <w:rStyle w:val="AttributeTok"/>
+        </w:rPr>
+        <w:t xml:space="preserve">plot =</w:t>
+      </w:r>
+      <w:r>
+        <w:rPr>
+          <w:rStyle w:val="NormalTok"/>
+        </w:rPr>
+        <w:t xml:space="preserve"> max_ice_plot,</w:t>
+      </w:r>
+      <w:r>
+        <w:br/>
+      </w:r>
+      <w:r>
+        <w:rPr>
+          <w:rStyle w:val="NormalTok"/>
+        </w:rPr>
+        <w:t xml:space="preserve">       </w:t>
+      </w:r>
+      <w:r>
+        <w:rPr>
+          <w:rStyle w:val="AttributeTok"/>
+        </w:rPr>
+        <w:t xml:space="preserve">width =</w:t>
+      </w:r>
+      <w:r>
+        <w:rPr>
+          <w:rStyle w:val="NormalTok"/>
+        </w:rPr>
+        <w:t xml:space="preserve"> </w:t>
+      </w:r>
+      <w:r>
+        <w:rPr>
+          <w:rStyle w:val="DecValTok"/>
+        </w:rPr>
+        <w:t xml:space="preserve">5</w:t>
+      </w:r>
+      <w:r>
+        <w:rPr>
+          <w:rStyle w:val="NormalTok"/>
+        </w:rPr>
+        <w:t xml:space="preserve">, </w:t>
+      </w:r>
+      <w:r>
+        <w:rPr>
+          <w:rStyle w:val="AttributeTok"/>
+        </w:rPr>
+        <w:t xml:space="preserve">height =</w:t>
+      </w:r>
+      <w:r>
+        <w:rPr>
+          <w:rStyle w:val="NormalTok"/>
+        </w:rPr>
+        <w:t xml:space="preserve"> </w:t>
+      </w:r>
+      <w:r>
+        <w:rPr>
+          <w:rStyle w:val="DecValTok"/>
+        </w:rPr>
+        <w:t xml:space="preserve">5</w:t>
+      </w:r>
+      <w:r>
+        <w:rPr>
+          <w:rStyle w:val="NormalTok"/>
+        </w:rPr>
+        <w:t xml:space="preserve">, </w:t>
+      </w:r>
+      <w:r>
+        <w:rPr>
+          <w:rStyle w:val="AttributeTok"/>
+        </w:rPr>
+        <w:t xml:space="preserve">units =</w:t>
+      </w:r>
+      <w:r>
+        <w:rPr>
+          <w:rStyle w:val="NormalTok"/>
+        </w:rPr>
+        <w:t xml:space="preserve"> </w:t>
+      </w:r>
+      <w:r>
+        <w:rPr>
+          <w:rStyle w:val="StringTok"/>
+        </w:rPr>
+        <w:t xml:space="preserve">"in"</w:t>
+      </w:r>
+      <w:r>
+        <w:rPr>
+          <w:rStyle w:val="NormalTok"/>
+        </w:rPr>
+        <w:t xml:space="preserve">, </w:t>
+      </w:r>
+      <w:r>
+        <w:rPr>
+          <w:rStyle w:val="AttributeTok"/>
+        </w:rPr>
+        <w:t xml:space="preserve">dpi =</w:t>
+      </w:r>
+      <w:r>
+        <w:rPr>
+          <w:rStyle w:val="NormalTok"/>
+        </w:rPr>
+        <w:t xml:space="preserve"> </w:t>
+      </w:r>
+      <w:r>
+        <w:rPr>
+          <w:rStyle w:val="DecValTok"/>
+        </w:rPr>
+        <w:t xml:space="preserve">300</w:t>
+      </w:r>
+      <w:r>
+        <w:rPr>
+          <w:rStyle w:val="NormalTok"/>
+        </w:rPr>
+        <w:t xml:space="preserve">)</w:t>
+      </w:r>
+    </w:p>
+    <w:p>
+      <w:pPr>
+        <w:pStyle w:val="FirstParagraph"/>
+      </w:pPr>
+      <w:r>
+        <w:t xml:space="preserve">✏️</w:t>
+      </w:r>
+      <w:r>
+        <w:t xml:space="preserve"> </w:t>
+      </w:r>
+      <w:r>
+        <w:rPr>
+          <w:b/>
+          <w:bCs/>
+        </w:rPr>
+        <w:t xml:space="preserve">Your turn:</w:t>
+      </w:r>
+      <w:r>
+        <w:t xml:space="preserve"> </w:t>
+      </w:r>
+      <w:r>
+        <w:t xml:space="preserve">Report your results:</w:t>
+      </w:r>
+    </w:p>
+    <w:p>
+      <w:pPr>
+        <w:pStyle w:val="SourceCode"/>
+      </w:pPr>
+      <w:r>
+        <w:rPr>
+          <w:rStyle w:val="VerbatimChar"/>
+        </w:rPr>
+        <w:t xml:space="preserve">Slope (b):</w:t>
+      </w:r>
+      <w:r>
+        <w:br/>
+      </w:r>
+      <w:r>
+        <w:rPr>
+          <w:rStyle w:val="VerbatimChar"/>
+        </w:rPr>
+        <w:t xml:space="preserve">p-value for the slope:</w:t>
+      </w:r>
+      <w:r>
+        <w:br/>
+      </w:r>
+      <w:r>
+        <w:rPr>
+          <w:rStyle w:val="VerbatimChar"/>
+        </w:rPr>
+        <w:t xml:space="preserve">R-squared:</w:t>
+      </w:r>
+      <w:r>
+        <w:br/>
+      </w:r>
+      <w:r>
+        <w:rPr>
+          <w:rStyle w:val="VerbatimChar"/>
+        </w:rPr>
+        <w:t xml:space="preserve">Is the trend statistically significant at alpha = 0.05?  Y / N</w:t>
+      </w:r>
+    </w:p>
+    <w:p>
+      <w:pPr>
+        <w:pStyle w:val="FirstParagraph"/>
+      </w:pPr>
+      <w:r>
+        <w:t xml:space="preserve">✏️</w:t>
+      </w:r>
+      <w:r>
+        <w:t xml:space="preserve"> </w:t>
+      </w:r>
+      <w:r>
+        <w:rPr>
+          <w:b/>
+          <w:bCs/>
+        </w:rPr>
+        <w:t xml:space="preserve">Your turn:</w:t>
+      </w:r>
+      <w:r>
+        <w:t xml:space="preserve"> </w:t>
+      </w:r>
+      <w:r>
+        <w:t xml:space="preserve">Look at the scatter of points around the line. Is the year-to-year variability large or small compared to any long-term trend? What does that suggest about predicting next year’s ice cover from this model alone?</w:t>
+      </w:r>
+    </w:p>
+    <w:p>
+      <w:pPr>
+        <w:pStyle w:val="SourceCode"/>
+      </w:pPr>
+      <w:r>
+        <w:rPr>
+          <w:rStyle w:val="VerbatimChar"/>
+        </w:rPr>
+        <w:t xml:space="preserve">Your answer:</w:t>
+      </w:r>
+    </w:p>
+    <w:p>
+      <w:r>
+        <w:pict>
+          <v:rect style="width:0;height:1.5pt" o:hralign="center" o:hrstd="t" o:hr="t"/>
+        </w:pict>
+      </w:r>
+    </w:p>
+    <w:bookmarkEnd w:id="23"/>
+    <w:bookmarkStart w:id="24" w:name="part-10-review-and-checkpoint"/>
+    <w:p>
+      <w:pPr>
+        <w:pStyle w:val="Heading1"/>
+      </w:pPr>
+      <w:r>
+        <w:t xml:space="preserve">Part 10 · Review and checkpoint</w:t>
+      </w:r>
+    </w:p>
+    <w:p>
+      <w:pPr>
+        <w:pStyle w:val="FirstParagraph"/>
+      </w:pPr>
+      <w:r>
+        <w:t xml:space="preserve">At this point you should be able to:</w:t>
       </w:r>
     </w:p>
     <w:p>
@@ -184,11 +6033,20 @@
         <w:pStyle w:val="Compact"/>
         <w:numPr>
           <w:ilvl w:val="0"/>
-          <w:numId w:val="1003"/>
+          <w:numId w:val="1005"/>
         </w:numPr>
       </w:pPr>
       <w:r>
-        <w:t xml:space="preserve">alpha and beta errors</w:t>
+        <w:t xml:space="preserve">Read a messy, wide text file directly from a web URL with</w:t>
+      </w:r>
+      <w:r>
+        <w:t xml:space="preserve"> </w:t>
+      </w:r>
+      <w:r>
+        <w:rPr>
+          <w:rStyle w:val="VerbatimChar"/>
+        </w:rPr>
+        <w:t xml:space="preserve">read.table()</w:t>
       </w:r>
     </w:p>
     <w:p>
@@ -196,11 +6054,35 @@
         <w:pStyle w:val="Compact"/>
         <w:numPr>
           <w:ilvl w:val="0"/>
-          <w:numId w:val="1003"/>
+          <w:numId w:val="1006"/>
         </w:numPr>
       </w:pPr>
       <w:r>
-        <w:t xml:space="preserve">power</w:t>
+        <w:t xml:space="preserve">Explain why wide data resists</w:t>
+      </w:r>
+      <w:r>
+        <w:t xml:space="preserve"> </w:t>
+      </w:r>
+      <w:r>
+        <w:rPr>
+          <w:rStyle w:val="VerbatimChar"/>
+        </w:rPr>
+        <w:t xml:space="preserve">group_by()</w:t>
+      </w:r>
+      <w:r>
+        <w:t xml:space="preserve"> </w:t>
+      </w:r>
+      <w:r>
+        <w:t xml:space="preserve">and</w:t>
+      </w:r>
+      <w:r>
+        <w:t xml:space="preserve"> </w:t>
+      </w:r>
+      <w:r>
+        <w:rPr>
+          <w:rStyle w:val="VerbatimChar"/>
+        </w:rPr>
+        <w:t xml:space="preserve">ggplot()</w:t>
       </w:r>
     </w:p>
     <w:p>
@@ -208,11 +6090,161 @@
         <w:pStyle w:val="Compact"/>
         <w:numPr>
           <w:ilvl w:val="0"/>
-          <w:numId w:val="1003"/>
+          <w:numId w:val="1007"/>
         </w:numPr>
       </w:pPr>
       <w:r>
-        <w:t xml:space="preserve">making plots of mean and standard error</w:t>
+        <w:t xml:space="preserve">Use</w:t>
+      </w:r>
+      <w:r>
+        <w:t xml:space="preserve"> </w:t>
+      </w:r>
+      <w:r>
+        <w:rPr>
+          <w:rStyle w:val="VerbatimChar"/>
+        </w:rPr>
+        <w:t xml:space="preserve">pivot_longer()</w:t>
+      </w:r>
+      <w:r>
+        <w:t xml:space="preserve"> </w:t>
+      </w:r>
+      <w:r>
+        <w:t xml:space="preserve">to reshape wide data into tidy long data</w:t>
+      </w:r>
+    </w:p>
+    <w:p>
+      <w:pPr>
+        <w:pStyle w:val="Compact"/>
+        <w:numPr>
+          <w:ilvl w:val="0"/>
+          <w:numId w:val="1008"/>
+        </w:numPr>
+      </w:pPr>
+      <w:r>
+        <w:t xml:space="preserve">Handle a date variable that crosses the calendar year boundary</w:t>
+      </w:r>
+    </w:p>
+    <w:p>
+      <w:pPr>
+        <w:pStyle w:val="Compact"/>
+        <w:numPr>
+          <w:ilvl w:val="0"/>
+          <w:numId w:val="1009"/>
+        </w:numPr>
+      </w:pPr>
+      <w:r>
+        <w:t xml:space="preserve">Use</w:t>
+      </w:r>
+      <w:r>
+        <w:t xml:space="preserve"> </w:t>
+      </w:r>
+      <w:r>
+        <w:rPr>
+          <w:rStyle w:val="VerbatimChar"/>
+        </w:rPr>
+        <w:t xml:space="preserve">pivot_wider()</w:t>
+      </w:r>
+      <w:r>
+        <w:t xml:space="preserve"> </w:t>
+      </w:r>
+      <w:r>
+        <w:t xml:space="preserve">to build a readable summary table from long data</w:t>
+      </w:r>
+    </w:p>
+    <w:p>
+      <w:pPr>
+        <w:pStyle w:val="Compact"/>
+        <w:numPr>
+          <w:ilvl w:val="0"/>
+          <w:numId w:val="1010"/>
+        </w:numPr>
+      </w:pPr>
+      <w:r>
+        <w:t xml:space="preserve">Build a multi-layer</w:t>
+      </w:r>
+      <w:r>
+        <w:t xml:space="preserve"> </w:t>
+      </w:r>
+      <w:r>
+        <w:rPr>
+          <w:rStyle w:val="VerbatimChar"/>
+        </w:rPr>
+        <w:t xml:space="preserve">ggplot()</w:t>
+      </w:r>
+      <w:r>
+        <w:t xml:space="preserve"> </w:t>
+      </w:r>
+      <w:r>
+        <w:t xml:space="preserve">with several</w:t>
+      </w:r>
+      <w:r>
+        <w:t xml:space="preserve"> </w:t>
+      </w:r>
+      <w:r>
+        <w:rPr>
+          <w:rStyle w:val="VerbatimChar"/>
+        </w:rPr>
+        <w:t xml:space="preserve">geom_line()</w:t>
+      </w:r>
+      <w:r>
+        <w:t xml:space="preserve"> </w:t>
+      </w:r>
+      <w:r>
+        <w:t xml:space="preserve">calls from different data frames</w:t>
+      </w:r>
+    </w:p>
+    <w:p>
+      <w:pPr>
+        <w:pStyle w:val="Compact"/>
+        <w:numPr>
+          <w:ilvl w:val="0"/>
+          <w:numId w:val="1011"/>
+        </w:numPr>
+      </w:pPr>
+      <w:r>
+        <w:t xml:space="preserve">Use</w:t>
+      </w:r>
+      <w:r>
+        <w:t xml:space="preserve"> </w:t>
+      </w:r>
+      <w:r>
+        <w:rPr>
+          <w:rStyle w:val="VerbatimChar"/>
+        </w:rPr>
+        <w:t xml:space="preserve">slice_max()</w:t>
+      </w:r>
+      <w:r>
+        <w:t xml:space="preserve"> </w:t>
+      </w:r>
+      <w:r>
+        <w:t xml:space="preserve">to extract one extreme value per group</w:t>
+      </w:r>
+    </w:p>
+    <w:p>
+      <w:pPr>
+        <w:pStyle w:val="Compact"/>
+        <w:numPr>
+          <w:ilvl w:val="0"/>
+          <w:numId w:val="1012"/>
+        </w:numPr>
+      </w:pPr>
+      <w:r>
+        <w:t xml:space="preserve">Fit and interpret</w:t>
+      </w:r>
+      <w:r>
+        <w:t xml:space="preserve"> </w:t>
+      </w:r>
+      <w:r>
+        <w:rPr>
+          <w:rStyle w:val="VerbatimChar"/>
+        </w:rPr>
+        <w:t xml:space="preserve">lm()</w:t>
+      </w:r>
+      <w:r>
+        <w:t xml:space="preserve"> </w:t>
+      </w:r>
+      <w:r>
+        <w:t xml:space="preserve">on a yearly extreme value (not just a yearly mean)</w:t>
       </w:r>
     </w:p>
     <w:p>
@@ -220,16 +6252,1214 @@
         <w:pStyle w:val="FirstParagraph"/>
       </w:pPr>
       <w:r>
-        <w:t xml:space="preserve">Lets start by exploring only lake NE 12 as if you were doing a single sample T test.</w:t>
-      </w:r>
-      <w:r>
-        <w:br/>
-      </w:r>
-      <w:r>
-        <w:t xml:space="preserve">We will test the assumptions and then do the a T Test on NE 12 compared to Island Lake.</w:t>
-      </w:r>
-    </w:p>
-    <w:bookmarkEnd w:id="11"/>
+        <w:t xml:space="preserve">✏️</w:t>
+      </w:r>
+      <w:r>
+        <w:t xml:space="preserve"> </w:t>
+      </w:r>
+      <w:r>
+        <w:rPr>
+          <w:b/>
+          <w:bCs/>
+        </w:rPr>
+        <w:t xml:space="preserve">Your turn — before you move on:</w:t>
+      </w:r>
+      <w:r>
+        <w:t xml:space="preserve"> </w:t>
+      </w:r>
+      <w:r>
+        <w:t xml:space="preserve">Run your entire script with</w:t>
+      </w:r>
+      <w:r>
+        <w:t xml:space="preserve"> </w:t>
+      </w:r>
+      <w:r>
+        <w:rPr>
+          <w:b/>
+          <w:bCs/>
+        </w:rPr>
+        <w:t xml:space="preserve">Ctrl/Cmd + Shift + Enter</w:t>
+      </w:r>
+      <w:r>
+        <w:t xml:space="preserve">. Does it run from top to bottom without errors?</w:t>
+      </w:r>
+    </w:p>
+    <w:p>
+      <w:pPr>
+        <w:pStyle w:val="SourceCode"/>
+      </w:pPr>
+      <w:r>
+        <w:rPr>
+          <w:rStyle w:val="VerbatimChar"/>
+        </w:rPr>
+        <w:t xml:space="preserve">Ran cleanly?  Y / N</w:t>
+      </w:r>
+      <w:r>
+        <w:br/>
+      </w:r>
+      <w:r>
+        <w:rPr>
+          <w:rStyle w:val="VerbatimChar"/>
+        </w:rPr>
+        <w:t xml:space="preserve">If not, what error appeared:</w:t>
+      </w:r>
+    </w:p>
+    <w:p>
+      <w:r>
+        <w:pict>
+          <v:rect style="width:0;height:1.5pt" o:hralign="center" o:hrstd="t" o:hr="t"/>
+        </w:pict>
+      </w:r>
+    </w:p>
+    <w:bookmarkEnd w:id="24"/>
+    <w:bookmarkStart w:id="28" w:name="part-11-going-further"/>
+    <w:p>
+      <w:pPr>
+        <w:pStyle w:val="Heading1"/>
+      </w:pPr>
+      <w:r>
+        <w:t xml:space="preserve">Part 11 · Going further</w:t>
+      </w:r>
+    </w:p>
+    <w:p>
+      <w:pPr>
+        <w:pStyle w:val="BlockText"/>
+      </w:pPr>
+      <w:r>
+        <w:t xml:space="preserve">This section is optional — work through it if you finish early or want to push deeper.</w:t>
+      </w:r>
+    </w:p>
+    <w:bookmarkStart w:id="25" w:name="X07df267e43ec2e67d2522ad6a0873fa0bcbe623"/>
+    <w:p>
+      <w:pPr>
+        <w:pStyle w:val="Heading3"/>
+      </w:pPr>
+      <w:r>
+        <w:t xml:space="preserve">Challenge 1 — Which year had the lowest seasonal maximum?</w:t>
+      </w:r>
+    </w:p>
+    <w:p>
+      <w:pPr>
+        <w:pStyle w:val="FirstParagraph"/>
+      </w:pPr>
+      <w:r>
+        <w:t xml:space="preserve">✏️</w:t>
+      </w:r>
+      <w:r>
+        <w:t xml:space="preserve"> </w:t>
+      </w:r>
+      <w:r>
+        <w:rPr>
+          <w:b/>
+          <w:bCs/>
+        </w:rPr>
+        <w:t xml:space="preserve">Try it yourself:</w:t>
+      </w:r>
+      <w:r>
+        <w:t xml:space="preserve"> </w:t>
+      </w:r>
+      <w:r>
+        <w:t xml:space="preserve">You already answered this in Part 8 — but now write one sentence connecting it to a real-world cause. (Hint: search</w:t>
+      </w:r>
+      <w:r>
+        <w:t xml:space="preserve"> </w:t>
+      </w:r>
+      <w:r>
+        <w:t xml:space="preserve">“Lake Superior ice cover [that year]”</w:t>
+      </w:r>
+      <w:r>
+        <w:t xml:space="preserve"> </w:t>
+      </w:r>
+      <w:r>
+        <w:t xml:space="preserve">— was it an unusually warm winter, an El Niño year, or something else?)</w:t>
+      </w:r>
+    </w:p>
+    <w:p>
+      <w:pPr>
+        <w:pStyle w:val="SourceCode"/>
+      </w:pPr>
+      <w:r>
+        <w:rPr>
+          <w:rStyle w:val="VerbatimChar"/>
+        </w:rPr>
+        <w:t xml:space="preserve">Your sentence:</w:t>
+      </w:r>
+    </w:p>
+    <w:bookmarkEnd w:id="25"/>
+    <w:bookmarkStart w:id="26" w:name="challenge-2-ice-on-and-ice-off-timing"/>
+    <w:p>
+      <w:pPr>
+        <w:pStyle w:val="Heading3"/>
+      </w:pPr>
+      <w:r>
+        <w:t xml:space="preserve">Challenge 2 — Ice-on and ice-off timing</w:t>
+      </w:r>
+    </w:p>
+    <w:p>
+      <w:pPr>
+        <w:pStyle w:val="FirstParagraph"/>
+      </w:pPr>
+      <w:r>
+        <w:t xml:space="preserve">The</w:t>
+      </w:r>
+      <w:r>
+        <w:t xml:space="preserve"> </w:t>
+      </w:r>
+      <w:r>
+        <w:rPr>
+          <w:b/>
+          <w:bCs/>
+        </w:rPr>
+        <w:t xml:space="preserve">date</w:t>
+      </w:r>
+      <w:r>
+        <w:t xml:space="preserve"> </w:t>
+      </w:r>
+      <w:r>
+        <w:t xml:space="preserve">of each year’s maximum is itself a kind of</w:t>
+      </w:r>
+      <w:r>
+        <w:t xml:space="preserve"> </w:t>
+      </w:r>
+      <w:r>
+        <w:t xml:space="preserve">“peak winter”</w:t>
+      </w:r>
+      <w:r>
+        <w:t xml:space="preserve"> </w:t>
+      </w:r>
+      <w:r>
+        <w:t xml:space="preserve">marker. Try plotting the date (not just the percentage) of each year’s maximum ice cover over time:</w:t>
+      </w:r>
+    </w:p>
+    <w:p>
+      <w:pPr>
+        <w:pStyle w:val="SourceCode"/>
+      </w:pPr>
+      <w:r>
+        <w:rPr>
+          <w:rStyle w:val="NormalTok"/>
+        </w:rPr>
+        <w:t xml:space="preserve">max_ice_per_year </w:t>
+      </w:r>
+      <w:r>
+        <w:rPr>
+          <w:rStyle w:val="SpecialCharTok"/>
+        </w:rPr>
+        <w:t xml:space="preserve">%&gt;%</w:t>
+      </w:r>
+      <w:r>
+        <w:br/>
+      </w:r>
+      <w:r>
+        <w:rPr>
+          <w:rStyle w:val="NormalTok"/>
+        </w:rPr>
+        <w:t xml:space="preserve">  </w:t>
+      </w:r>
+      <w:r>
+        <w:rPr>
+          <w:rStyle w:val="FunctionTok"/>
+        </w:rPr>
+        <w:t xml:space="preserve">ggplot</w:t>
+      </w:r>
+      <w:r>
+        <w:rPr>
+          <w:rStyle w:val="NormalTok"/>
+        </w:rPr>
+        <w:t xml:space="preserve">(</w:t>
+      </w:r>
+      <w:r>
+        <w:rPr>
+          <w:rStyle w:val="FunctionTok"/>
+        </w:rPr>
+        <w:t xml:space="preserve">aes</w:t>
+      </w:r>
+      <w:r>
+        <w:rPr>
+          <w:rStyle w:val="NormalTok"/>
+        </w:rPr>
+        <w:t xml:space="preserve">(</w:t>
+      </w:r>
+      <w:r>
+        <w:rPr>
+          <w:rStyle w:val="AttributeTok"/>
+        </w:rPr>
+        <w:t xml:space="preserve">x =</w:t>
+      </w:r>
+      <w:r>
+        <w:rPr>
+          <w:rStyle w:val="NormalTok"/>
+        </w:rPr>
+        <w:t xml:space="preserve"> year, </w:t>
+      </w:r>
+      <w:r>
+        <w:rPr>
+          <w:rStyle w:val="AttributeTok"/>
+        </w:rPr>
+        <w:t xml:space="preserve">y =</w:t>
+      </w:r>
+      <w:r>
+        <w:rPr>
+          <w:rStyle w:val="NormalTok"/>
+        </w:rPr>
+        <w:t xml:space="preserve"> </w:t>
+      </w:r>
+      <w:r>
+        <w:rPr>
+          <w:rStyle w:val="FunctionTok"/>
+        </w:rPr>
+        <w:t xml:space="preserve">yday</w:t>
+      </w:r>
+      <w:r>
+        <w:rPr>
+          <w:rStyle w:val="NormalTok"/>
+        </w:rPr>
+        <w:t xml:space="preserve">(full_date))) </w:t>
+      </w:r>
+      <w:r>
+        <w:rPr>
+          <w:rStyle w:val="SpecialCharTok"/>
+        </w:rPr>
+        <w:t xml:space="preserve">+</w:t>
+      </w:r>
+      <w:r>
+        <w:br/>
+      </w:r>
+      <w:r>
+        <w:rPr>
+          <w:rStyle w:val="NormalTok"/>
+        </w:rPr>
+        <w:t xml:space="preserve">  </w:t>
+      </w:r>
+      <w:r>
+        <w:rPr>
+          <w:rStyle w:val="FunctionTok"/>
+        </w:rPr>
+        <w:t xml:space="preserve">geom_point</w:t>
+      </w:r>
+      <w:r>
+        <w:rPr>
+          <w:rStyle w:val="NormalTok"/>
+        </w:rPr>
+        <w:t xml:space="preserve">() </w:t>
+      </w:r>
+      <w:r>
+        <w:rPr>
+          <w:rStyle w:val="SpecialCharTok"/>
+        </w:rPr>
+        <w:t xml:space="preserve">+</w:t>
+      </w:r>
+      <w:r>
+        <w:br/>
+      </w:r>
+      <w:r>
+        <w:rPr>
+          <w:rStyle w:val="NormalTok"/>
+        </w:rPr>
+        <w:t xml:space="preserve">  </w:t>
+      </w:r>
+      <w:r>
+        <w:rPr>
+          <w:rStyle w:val="FunctionTok"/>
+        </w:rPr>
+        <w:t xml:space="preserve">geom_smooth</w:t>
+      </w:r>
+      <w:r>
+        <w:rPr>
+          <w:rStyle w:val="NormalTok"/>
+        </w:rPr>
+        <w:t xml:space="preserve">(</w:t>
+      </w:r>
+      <w:r>
+        <w:rPr>
+          <w:rStyle w:val="AttributeTok"/>
+        </w:rPr>
+        <w:t xml:space="preserve">method =</w:t>
+      </w:r>
+      <w:r>
+        <w:rPr>
+          <w:rStyle w:val="NormalTok"/>
+        </w:rPr>
+        <w:t xml:space="preserve"> </w:t>
+      </w:r>
+      <w:r>
+        <w:rPr>
+          <w:rStyle w:val="StringTok"/>
+        </w:rPr>
+        <w:t xml:space="preserve">"lm"</w:t>
+      </w:r>
+      <w:r>
+        <w:rPr>
+          <w:rStyle w:val="NormalTok"/>
+        </w:rPr>
+        <w:t xml:space="preserve">) </w:t>
+      </w:r>
+      <w:r>
+        <w:rPr>
+          <w:rStyle w:val="SpecialCharTok"/>
+        </w:rPr>
+        <w:t xml:space="preserve">+</w:t>
+      </w:r>
+      <w:r>
+        <w:br/>
+      </w:r>
+      <w:r>
+        <w:rPr>
+          <w:rStyle w:val="NormalTok"/>
+        </w:rPr>
+        <w:t xml:space="preserve">  </w:t>
+      </w:r>
+      <w:r>
+        <w:rPr>
+          <w:rStyle w:val="FunctionTok"/>
+        </w:rPr>
+        <w:t xml:space="preserve">labs</w:t>
+      </w:r>
+      <w:r>
+        <w:rPr>
+          <w:rStyle w:val="NormalTok"/>
+        </w:rPr>
+        <w:t xml:space="preserve">(</w:t>
+      </w:r>
+      <w:r>
+        <w:br/>
+      </w:r>
+      <w:r>
+        <w:rPr>
+          <w:rStyle w:val="NormalTok"/>
+        </w:rPr>
+        <w:t xml:space="preserve">    </w:t>
+      </w:r>
+      <w:r>
+        <w:rPr>
+          <w:rStyle w:val="AttributeTok"/>
+        </w:rPr>
+        <w:t xml:space="preserve">title =</w:t>
+      </w:r>
+      <w:r>
+        <w:rPr>
+          <w:rStyle w:val="NormalTok"/>
+        </w:rPr>
+        <w:t xml:space="preserve"> </w:t>
+      </w:r>
+      <w:r>
+        <w:rPr>
+          <w:rStyle w:val="StringTok"/>
+        </w:rPr>
+        <w:t xml:space="preserve">"Day of Year of Maximum Ice Cover, Lake Superior"</w:t>
+      </w:r>
+      <w:r>
+        <w:rPr>
+          <w:rStyle w:val="NormalTok"/>
+        </w:rPr>
+        <w:t xml:space="preserve">,</w:t>
+      </w:r>
+      <w:r>
+        <w:br/>
+      </w:r>
+      <w:r>
+        <w:rPr>
+          <w:rStyle w:val="NormalTok"/>
+        </w:rPr>
+        <w:t xml:space="preserve">    </w:t>
+      </w:r>
+      <w:r>
+        <w:rPr>
+          <w:rStyle w:val="AttributeTok"/>
+        </w:rPr>
+        <w:t xml:space="preserve">x =</w:t>
+      </w:r>
+      <w:r>
+        <w:rPr>
+          <w:rStyle w:val="NormalTok"/>
+        </w:rPr>
+        <w:t xml:space="preserve"> </w:t>
+      </w:r>
+      <w:r>
+        <w:rPr>
+          <w:rStyle w:val="StringTok"/>
+        </w:rPr>
+        <w:t xml:space="preserve">"Year"</w:t>
+      </w:r>
+      <w:r>
+        <w:rPr>
+          <w:rStyle w:val="NormalTok"/>
+        </w:rPr>
+        <w:t xml:space="preserve">, </w:t>
+      </w:r>
+      <w:r>
+        <w:rPr>
+          <w:rStyle w:val="AttributeTok"/>
+        </w:rPr>
+        <w:t xml:space="preserve">y =</w:t>
+      </w:r>
+      <w:r>
+        <w:rPr>
+          <w:rStyle w:val="NormalTok"/>
+        </w:rPr>
+        <w:t xml:space="preserve"> </w:t>
+      </w:r>
+      <w:r>
+        <w:rPr>
+          <w:rStyle w:val="StringTok"/>
+        </w:rPr>
+        <w:t xml:space="preserve">"Day of Year (1 = Jan 1)"</w:t>
+      </w:r>
+      <w:r>
+        <w:br/>
+      </w:r>
+      <w:r>
+        <w:rPr>
+          <w:rStyle w:val="NormalTok"/>
+        </w:rPr>
+        <w:t xml:space="preserve">  ) </w:t>
+      </w:r>
+      <w:r>
+        <w:rPr>
+          <w:rStyle w:val="SpecialCharTok"/>
+        </w:rPr>
+        <w:t xml:space="preserve">+</w:t>
+      </w:r>
+      <w:r>
+        <w:br/>
+      </w:r>
+      <w:r>
+        <w:rPr>
+          <w:rStyle w:val="NormalTok"/>
+        </w:rPr>
+        <w:t xml:space="preserve">  </w:t>
+      </w:r>
+      <w:r>
+        <w:rPr>
+          <w:rStyle w:val="FunctionTok"/>
+        </w:rPr>
+        <w:t xml:space="preserve">theme_minimal</w:t>
+      </w:r>
+      <w:r>
+        <w:rPr>
+          <w:rStyle w:val="NormalTok"/>
+        </w:rPr>
+        <w:t xml:space="preserve">()</w:t>
+      </w:r>
+    </w:p>
+    <w:p>
+      <w:pPr>
+        <w:pStyle w:val="FirstParagraph"/>
+      </w:pPr>
+      <w:r>
+        <w:t xml:space="preserve">✏️</w:t>
+      </w:r>
+      <w:r>
+        <w:t xml:space="preserve"> </w:t>
+      </w:r>
+      <w:r>
+        <w:rPr>
+          <w:b/>
+          <w:bCs/>
+        </w:rPr>
+        <w:t xml:space="preserve">Your turn:</w:t>
+      </w:r>
+      <w:r>
+        <w:t xml:space="preserve"> </w:t>
+      </w:r>
+      <w:r>
+        <w:t xml:space="preserve">Is the date of peak ice cover trending earlier, later, or staying about the same over the 50+ year record?</w:t>
+      </w:r>
+    </w:p>
+    <w:p>
+      <w:pPr>
+        <w:pStyle w:val="SourceCode"/>
+      </w:pPr>
+      <w:r>
+        <w:rPr>
+          <w:rStyle w:val="VerbatimChar"/>
+        </w:rPr>
+        <w:t xml:space="preserve">Your answer:</w:t>
+      </w:r>
+    </w:p>
+    <w:bookmarkEnd w:id="26"/>
+    <w:bookmarkStart w:id="27" w:name="challenge-3-try-another-lake"/>
+    <w:p>
+      <w:pPr>
+        <w:pStyle w:val="Heading3"/>
+      </w:pPr>
+      <w:r>
+        <w:t xml:space="preserve">Challenge 3 — Try another lake</w:t>
+      </w:r>
+    </w:p>
+    <w:p>
+      <w:pPr>
+        <w:pStyle w:val="FirstParagraph"/>
+      </w:pPr>
+      <w:r>
+        <w:t xml:space="preserve">NOAA publishes the same daily file format for every Great Lake. Swap the URL for a different lake and repeat the whole workflow:</w:t>
+      </w:r>
+    </w:p>
+    <w:p>
+      <w:pPr>
+        <w:pStyle w:val="SourceCode"/>
+      </w:pPr>
+      <w:r>
+        <w:rPr>
+          <w:rStyle w:val="VerbatimChar"/>
+        </w:rPr>
+        <w:t xml:space="preserve">Lake Michigan:  https://www.glerl.noaa.gov/data/ice/glicd/daily/mic.txt</w:t>
+      </w:r>
+      <w:r>
+        <w:br/>
+      </w:r>
+      <w:r>
+        <w:rPr>
+          <w:rStyle w:val="VerbatimChar"/>
+        </w:rPr>
+        <w:t xml:space="preserve">Lake Huron:     https://www.glerl.noaa.gov/data/ice/glicd/daily/hur.txt</w:t>
+      </w:r>
+      <w:r>
+        <w:br/>
+      </w:r>
+      <w:r>
+        <w:rPr>
+          <w:rStyle w:val="VerbatimChar"/>
+        </w:rPr>
+        <w:t xml:space="preserve">Lake Erie:      https://www.glerl.noaa.gov/data/ice/glicd/daily/eri.txt</w:t>
+      </w:r>
+      <w:r>
+        <w:br/>
+      </w:r>
+      <w:r>
+        <w:rPr>
+          <w:rStyle w:val="VerbatimChar"/>
+        </w:rPr>
+        <w:t xml:space="preserve">Lake Ontario:   https://www.glerl.noaa.gov/data/ice/glicd/daily/ont.txt</w:t>
+      </w:r>
+    </w:p>
+    <w:p>
+      <w:pPr>
+        <w:pStyle w:val="FirstParagraph"/>
+      </w:pPr>
+      <w:r>
+        <w:t xml:space="preserve">✏️</w:t>
+      </w:r>
+      <w:r>
+        <w:t xml:space="preserve"> </w:t>
+      </w:r>
+      <w:r>
+        <w:rPr>
+          <w:b/>
+          <w:bCs/>
+        </w:rPr>
+        <w:t xml:space="preserve">Your turn:</w:t>
+      </w:r>
+      <w:r>
+        <w:t xml:space="preserve"> </w:t>
+      </w:r>
+      <w:r>
+        <w:t xml:space="preserve">Does the lake you chose show a similar long-term trend in maximum ice cover to Lake Superior?</w:t>
+      </w:r>
+    </w:p>
+    <w:p>
+      <w:pPr>
+        <w:pStyle w:val="SourceCode"/>
+      </w:pPr>
+      <w:r>
+        <w:rPr>
+          <w:rStyle w:val="VerbatimChar"/>
+        </w:rPr>
+        <w:t xml:space="preserve">Your answer:</w:t>
+      </w:r>
+    </w:p>
+    <w:p>
+      <w:r>
+        <w:pict>
+          <v:rect style="width:0;height:1.5pt" o:hralign="center" o:hrstd="t" o:hr="t"/>
+        </w:pict>
+      </w:r>
+    </w:p>
+    <w:bookmarkEnd w:id="27"/>
+    <w:bookmarkEnd w:id="28"/>
+    <w:bookmarkStart w:id="29" w:name="X830e6a044a2386a1afccbb783a0eef91d101e86"/>
+    <w:p>
+      <w:pPr>
+        <w:pStyle w:val="Heading1"/>
+      </w:pPr>
+      <w:r>
+        <w:t xml:space="preserve">What your</w:t>
+      </w:r>
+      <w:r>
+        <w:t xml:space="preserve"> </w:t>
+      </w:r>
+      <w:r>
+        <w:rPr>
+          <w:rStyle w:val="VerbatimChar"/>
+        </w:rPr>
+        <w:t xml:space="preserve">figures/</w:t>
+      </w:r>
+      <w:r>
+        <w:t xml:space="preserve"> </w:t>
+      </w:r>
+      <w:r>
+        <w:t xml:space="preserve">folder should contain after this worksheet</w:t>
+      </w:r>
+    </w:p>
+    <w:p>
+      <w:pPr>
+        <w:pStyle w:val="SourceCode"/>
+      </w:pPr>
+      <w:r>
+        <w:rPr>
+          <w:rStyle w:val="VerbatimChar"/>
+        </w:rPr>
+        <w:t xml:space="preserve">figures/</w:t>
+      </w:r>
+      <w:r>
+        <w:br/>
+      </w:r>
+      <w:r>
+        <w:rPr>
+          <w:rStyle w:val="VerbatimChar"/>
+        </w:rPr>
+        <w:t xml:space="preserve">├── ice_spaghetti_plot.png   ← from Part 7</w:t>
+      </w:r>
+      <w:r>
+        <w:br/>
+      </w:r>
+      <w:r>
+        <w:rPr>
+          <w:rStyle w:val="VerbatimChar"/>
+        </w:rPr>
+        <w:t xml:space="preserve">├── max_ice_plot.png         ← from Part 9</w:t>
+      </w:r>
+    </w:p>
+    <w:p>
+      <w:r>
+        <w:pict>
+          <v:rect style="width:0;height:1.5pt" o:hralign="center" o:hrstd="t" o:hr="t"/>
+        </w:pict>
+      </w:r>
+    </w:p>
+    <w:bookmarkEnd w:id="29"/>
+    <w:bookmarkStart w:id="31" w:name="getting-unstuck"/>
+    <w:p>
+      <w:pPr>
+        <w:pStyle w:val="Heading1"/>
+      </w:pPr>
+      <w:r>
+        <w:t xml:space="preserve">Getting unstuck</w:t>
+      </w:r>
+    </w:p>
+    <w:p>
+      <w:pPr>
+        <w:pStyle w:val="Compact"/>
+        <w:numPr>
+          <w:ilvl w:val="0"/>
+          <w:numId w:val="1013"/>
+        </w:numPr>
+      </w:pPr>
+      <w:r>
+        <w:rPr>
+          <w:rStyle w:val="VerbatimChar"/>
+          <w:b/>
+          <w:bCs/>
+        </w:rPr>
+        <w:t xml:space="preserve">read.table()</w:t>
+      </w:r>
+      <w:r>
+        <w:rPr>
+          <w:b/>
+          <w:bCs/>
+        </w:rPr>
+        <w:t xml:space="preserve"> </w:t>
+      </w:r>
+      <w:r>
+        <w:rPr>
+          <w:b/>
+          <w:bCs/>
+        </w:rPr>
+        <w:t xml:space="preserve">fails or times out:</w:t>
+      </w:r>
+      <w:r>
+        <w:t xml:space="preserve"> </w:t>
+      </w:r>
+      <w:r>
+        <w:t xml:space="preserve">check your internet connection — this reaches NOAA’s server directly. If it keeps failing, ask for a saved local copy of</w:t>
+      </w:r>
+      <w:r>
+        <w:t xml:space="preserve"> </w:t>
+      </w:r>
+      <w:r>
+        <w:rPr>
+          <w:rStyle w:val="VerbatimChar"/>
+        </w:rPr>
+        <w:t xml:space="preserve">sup.txt</w:t>
+      </w:r>
+      <w:r>
+        <w:t xml:space="preserve">.</w:t>
+      </w:r>
+    </w:p>
+    <w:p>
+      <w:pPr>
+        <w:pStyle w:val="Compact"/>
+        <w:numPr>
+          <w:ilvl w:val="0"/>
+          <w:numId w:val="1013"/>
+        </w:numPr>
+      </w:pPr>
+      <w:r>
+        <w:rPr>
+          <w:b/>
+          <w:bCs/>
+        </w:rPr>
+        <w:t xml:space="preserve">Column names look like</w:t>
+      </w:r>
+      <w:r>
+        <w:rPr>
+          <w:b/>
+          <w:bCs/>
+        </w:rPr>
+        <w:t xml:space="preserve"> </w:t>
+      </w:r>
+      <w:r>
+        <w:rPr>
+          <w:rStyle w:val="VerbatimChar"/>
+          <w:b/>
+          <w:bCs/>
+        </w:rPr>
+        <w:t xml:space="preserve">X1973</w:t>
+      </w:r>
+      <w:r>
+        <w:rPr>
+          <w:b/>
+          <w:bCs/>
+        </w:rPr>
+        <w:t xml:space="preserve"> </w:t>
+      </w:r>
+      <w:r>
+        <w:rPr>
+          <w:b/>
+          <w:bCs/>
+        </w:rPr>
+        <w:t xml:space="preserve">instead of</w:t>
+      </w:r>
+      <w:r>
+        <w:rPr>
+          <w:b/>
+          <w:bCs/>
+        </w:rPr>
+        <w:t xml:space="preserve"> </w:t>
+      </w:r>
+      <w:r>
+        <w:rPr>
+          <w:rStyle w:val="VerbatimChar"/>
+          <w:b/>
+          <w:bCs/>
+        </w:rPr>
+        <w:t xml:space="preserve">1973</w:t>
+      </w:r>
+      <w:r>
+        <w:rPr>
+          <w:b/>
+          <w:bCs/>
+        </w:rPr>
+        <w:t xml:space="preserve">:</w:t>
+      </w:r>
+      <w:r>
+        <w:t xml:space="preserve"> </w:t>
+      </w:r>
+      <w:r>
+        <w:t xml:space="preserve">this is expected — R cannot start a column name with a number.</w:t>
+      </w:r>
+      <w:r>
+        <w:t xml:space="preserve"> </w:t>
+      </w:r>
+      <w:r>
+        <w:rPr>
+          <w:rStyle w:val="VerbatimChar"/>
+        </w:rPr>
+        <w:t xml:space="preserve">names_prefix = "X"</w:t>
+      </w:r>
+      <w:r>
+        <w:t xml:space="preserve"> </w:t>
+      </w:r>
+      <w:r>
+        <w:t xml:space="preserve">in</w:t>
+      </w:r>
+      <w:r>
+        <w:t xml:space="preserve"> </w:t>
+      </w:r>
+      <w:r>
+        <w:rPr>
+          <w:rStyle w:val="VerbatimChar"/>
+        </w:rPr>
+        <w:t xml:space="preserve">pivot_longer()</w:t>
+      </w:r>
+      <w:r>
+        <w:t xml:space="preserve"> </w:t>
+      </w:r>
+      <w:r>
+        <w:t xml:space="preserve">removes it.</w:t>
+      </w:r>
+    </w:p>
+    <w:p>
+      <w:pPr>
+        <w:pStyle w:val="Compact"/>
+        <w:numPr>
+          <w:ilvl w:val="0"/>
+          <w:numId w:val="1013"/>
+        </w:numPr>
+      </w:pPr>
+      <w:r>
+        <w:rPr>
+          <w:rStyle w:val="VerbatimChar"/>
+          <w:b/>
+          <w:bCs/>
+        </w:rPr>
+        <w:t xml:space="preserve">group_by(year)</w:t>
+      </w:r>
+      <w:r>
+        <w:rPr>
+          <w:b/>
+          <w:bCs/>
+        </w:rPr>
+        <w:t xml:space="preserve"> </w:t>
+      </w:r>
+      <w:r>
+        <w:rPr>
+          <w:b/>
+          <w:bCs/>
+        </w:rPr>
+        <w:t xml:space="preserve">error — object not found:</w:t>
+      </w:r>
+      <w:r>
+        <w:t xml:space="preserve"> </w:t>
+      </w:r>
+      <w:r>
+        <w:t xml:space="preserve">you’re still working with</w:t>
+      </w:r>
+      <w:r>
+        <w:t xml:space="preserve"> </w:t>
+      </w:r>
+      <w:r>
+        <w:rPr>
+          <w:rStyle w:val="VerbatimChar"/>
+        </w:rPr>
+        <w:t xml:space="preserve">ice_raw</w:t>
+      </w:r>
+      <w:r>
+        <w:t xml:space="preserve"> </w:t>
+      </w:r>
+      <w:r>
+        <w:t xml:space="preserve">(wide). Make sure you’ve run the</w:t>
+      </w:r>
+      <w:r>
+        <w:t xml:space="preserve"> </w:t>
+      </w:r>
+      <w:r>
+        <w:rPr>
+          <w:rStyle w:val="VerbatimChar"/>
+        </w:rPr>
+        <w:t xml:space="preserve">pivot_longer()</w:t>
+      </w:r>
+      <w:r>
+        <w:t xml:space="preserve"> </w:t>
+      </w:r>
+      <w:r>
+        <w:t xml:space="preserve">step first and are using</w:t>
+      </w:r>
+      <w:r>
+        <w:t xml:space="preserve"> </w:t>
+      </w:r>
+      <w:r>
+        <w:rPr>
+          <w:rStyle w:val="VerbatimChar"/>
+        </w:rPr>
+        <w:t xml:space="preserve">ice_long</w:t>
+      </w:r>
+      <w:r>
+        <w:t xml:space="preserve"> </w:t>
+      </w:r>
+      <w:r>
+        <w:t xml:space="preserve">or</w:t>
+      </w:r>
+      <w:r>
+        <w:t xml:space="preserve"> </w:t>
+      </w:r>
+      <w:r>
+        <w:rPr>
+          <w:rStyle w:val="VerbatimChar"/>
+        </w:rPr>
+        <w:t xml:space="preserve">ice_clean</w:t>
+      </w:r>
+      <w:r>
+        <w:t xml:space="preserve">.</w:t>
+      </w:r>
+    </w:p>
+    <w:p>
+      <w:pPr>
+        <w:pStyle w:val="Compact"/>
+        <w:numPr>
+          <w:ilvl w:val="0"/>
+          <w:numId w:val="1013"/>
+        </w:numPr>
+      </w:pPr>
+      <w:r>
+        <w:rPr>
+          <w:b/>
+          <w:bCs/>
+        </w:rPr>
+        <w:t xml:space="preserve">Dates look wrong (off by one year):</w:t>
+      </w:r>
+      <w:r>
+        <w:t xml:space="preserve"> </w:t>
+      </w:r>
+      <w:r>
+        <w:t xml:space="preserve">double check the</w:t>
+      </w:r>
+      <w:r>
+        <w:t xml:space="preserve"> </w:t>
+      </w:r>
+      <w:r>
+        <w:rPr>
+          <w:rStyle w:val="VerbatimChar"/>
+        </w:rPr>
+        <w:t xml:space="preserve">calendar_year</w:t>
+      </w:r>
+      <w:r>
+        <w:t xml:space="preserve"> </w:t>
+      </w:r>
+      <w:r>
+        <w:t xml:space="preserve">logic in Part 4 — Nov/Dec dates must be assigned to the</w:t>
+      </w:r>
+      <w:r>
+        <w:t xml:space="preserve"> </w:t>
+      </w:r>
+      <w:r>
+        <w:rPr>
+          <w:i/>
+          <w:iCs/>
+        </w:rPr>
+        <w:t xml:space="preserve">previous</w:t>
+      </w:r>
+      <w:r>
+        <w:t xml:space="preserve"> </w:t>
+      </w:r>
+      <w:r>
+        <w:t xml:space="preserve">calendar year.</w:t>
+      </w:r>
+    </w:p>
+    <w:p>
+      <w:pPr>
+        <w:pStyle w:val="Compact"/>
+        <w:numPr>
+          <w:ilvl w:val="0"/>
+          <w:numId w:val="1013"/>
+        </w:numPr>
+      </w:pPr>
+      <w:r>
+        <w:rPr>
+          <w:b/>
+          <w:bCs/>
+        </w:rPr>
+        <w:t xml:space="preserve">Spaghetti plot looks empty or only shows one line:</w:t>
+      </w:r>
+      <w:r>
+        <w:t xml:space="preserve"> </w:t>
+      </w:r>
+      <w:r>
+        <w:t xml:space="preserve">confirm</w:t>
+      </w:r>
+      <w:r>
+        <w:t xml:space="preserve"> </w:t>
+      </w:r>
+      <w:r>
+        <w:rPr>
+          <w:rStyle w:val="VerbatimChar"/>
+        </w:rPr>
+        <w:t xml:space="preserve">past_years</w:t>
+      </w:r>
+      <w:r>
+        <w:t xml:space="preserve">,</w:t>
+      </w:r>
+      <w:r>
+        <w:t xml:space="preserve"> </w:t>
+      </w:r>
+      <w:r>
+        <w:rPr>
+          <w:rStyle w:val="VerbatimChar"/>
+        </w:rPr>
+        <w:t xml:space="preserve">historical_avg</w:t>
+      </w:r>
+      <w:r>
+        <w:t xml:space="preserve">, and</w:t>
+      </w:r>
+      <w:r>
+        <w:t xml:space="preserve"> </w:t>
+      </w:r>
+      <w:r>
+        <w:rPr>
+          <w:rStyle w:val="VerbatimChar"/>
+        </w:rPr>
+        <w:t xml:space="preserve">current_year_data</w:t>
+      </w:r>
+      <w:r>
+        <w:t xml:space="preserve"> </w:t>
+      </w:r>
+      <w:r>
+        <w:t xml:space="preserve">were all built</w:t>
+      </w:r>
+      <w:r>
+        <w:t xml:space="preserve"> </w:t>
+      </w:r>
+      <w:r>
+        <w:rPr>
+          <w:i/>
+          <w:iCs/>
+        </w:rPr>
+        <w:t xml:space="preserve">after</w:t>
+      </w:r>
+      <w:r>
+        <w:t xml:space="preserve"> </w:t>
+      </w:r>
+      <w:r>
+        <w:rPr>
+          <w:rStyle w:val="VerbatimChar"/>
+        </w:rPr>
+        <w:t xml:space="preserve">ice_plot_data</w:t>
+      </w:r>
+      <w:r>
+        <w:t xml:space="preserve">, and that each</w:t>
+      </w:r>
+      <w:r>
+        <w:t xml:space="preserve"> </w:t>
+      </w:r>
+      <w:r>
+        <w:rPr>
+          <w:rStyle w:val="VerbatimChar"/>
+        </w:rPr>
+        <w:t xml:space="preserve">geom_line()</w:t>
+      </w:r>
+      <w:r>
+        <w:t xml:space="preserve"> </w:t>
+      </w:r>
+      <w:r>
+        <w:t xml:space="preserve">correctly points to its own</w:t>
+      </w:r>
+      <w:r>
+        <w:t xml:space="preserve"> </w:t>
+      </w:r>
+      <w:r>
+        <w:rPr>
+          <w:rStyle w:val="VerbatimChar"/>
+        </w:rPr>
+        <w:t xml:space="preserve">data =</w:t>
+      </w:r>
+      <w:r>
+        <w:t xml:space="preserve"> </w:t>
+      </w:r>
+      <w:r>
+        <w:t xml:space="preserve">argument.</w:t>
+      </w:r>
+    </w:p>
+    <w:p>
+      <w:pPr>
+        <w:pStyle w:val="Compact"/>
+        <w:numPr>
+          <w:ilvl w:val="0"/>
+          <w:numId w:val="1013"/>
+        </w:numPr>
+      </w:pPr>
+      <w:r>
+        <w:rPr>
+          <w:b/>
+          <w:bCs/>
+        </w:rPr>
+        <w:t xml:space="preserve">Cheat sheets</w:t>
+      </w:r>
+      <w:r>
+        <w:t xml:space="preserve"> </w:t>
+      </w:r>
+      <w:r>
+        <w:t xml:space="preserve">—</w:t>
+      </w:r>
+      <w:r>
+        <w:t xml:space="preserve"> </w:t>
+      </w:r>
+      <w:hyperlink r:id="rId30">
+        <w:r>
+          <w:rPr>
+            <w:rStyle w:val="Hyperlink"/>
+          </w:rPr>
+          <w:t xml:space="preserve">https://posit.co/resources/cheatsheets/</w:t>
+        </w:r>
+      </w:hyperlink>
+    </w:p>
+    <w:p>
+      <w:pPr>
+        <w:pStyle w:val="BlockText"/>
+      </w:pPr>
+      <w:r>
+        <w:t xml:space="preserve">💡</w:t>
+      </w:r>
+      <w:r>
+        <w:t xml:space="preserve"> </w:t>
+      </w:r>
+      <w:r>
+        <w:rPr>
+          <w:b/>
+          <w:bCs/>
+        </w:rPr>
+        <w:t xml:space="preserve">Key idea:</w:t>
+      </w:r>
+      <w:r>
+        <w:t xml:space="preserve"> </w:t>
+      </w:r>
+      <w:r>
+        <w:rPr>
+          <w:rStyle w:val="VerbatimChar"/>
+        </w:rPr>
+        <w:t xml:space="preserve">pivot_longer()</w:t>
+      </w:r>
+      <w:r>
+        <w:t xml:space="preserve"> </w:t>
+      </w:r>
+      <w:r>
+        <w:t xml:space="preserve">and</w:t>
+      </w:r>
+      <w:r>
+        <w:t xml:space="preserve"> </w:t>
+      </w:r>
+      <w:r>
+        <w:rPr>
+          <w:rStyle w:val="VerbatimChar"/>
+        </w:rPr>
+        <w:t xml:space="preserve">pivot_wider()</w:t>
+      </w:r>
+      <w:r>
+        <w:t xml:space="preserve"> </w:t>
+      </w:r>
+      <w:r>
+        <w:t xml:space="preserve">are two of the most-used functions in the entire tidyverse. Almost every real dataset you download from a government agency, lab instrument, or field data sheet will need one or the other before you can analyze it.</w:t>
+      </w:r>
+    </w:p>
+    <w:p>
+      <w:r>
+        <w:pict>
+          <v:rect style="width:0;height:1.5pt" o:hralign="center" o:hrstd="t" o:hr="t"/>
+        </w:pict>
+      </w:r>
+    </w:p>
+    <w:p>
+      <w:pPr>
+        <w:pStyle w:val="FirstParagraph"/>
+      </w:pPr>
+      <w:r>
+        <w:rPr>
+          <w:i/>
+          <w:iCs/>
+        </w:rPr>
+        <w:t xml:space="preserve">End of Worksheet 07. Data: NOAA-GLERL Great Lakes Ice Cover Database, glerl.noaa.gov/data/ice. Next: Homework — pivot and analyze data for a Great Lake of your choice.</w:t>
+      </w:r>
+    </w:p>
+    <w:bookmarkEnd w:id="31"/>
     <w:sectPr>
       <w:pgSz w:h="15840" w:w="12240"/>
       <w:pgMar w:bottom="1440" w:footer="720" w:gutter="0" w:header="720" w:left="1440" w:right="1440" w:top="1440"/>
@@ -341,6 +7571,109 @@
       </w:pPr>
     </w:lvl>
   </w:abstractNum>
+  <w:abstractNum w:abstractNumId="991">
+    <w:nsid w:val="0000A991"/>
+    <w:multiLevelType w:val="multilevel"/>
+    <w:lvl w:ilvl="0">
+      <w:numFmt w:val="bullet"/>
+      <w:lvlText w:val=""/>
+      <w:lvlJc w:val="left"/>
+      <w:pPr>
+        <w:ind w:left="720" w:hanging="360"/>
+      </w:pPr>
+      <w:rPr>
+        <w:rFonts w:ascii="Symbol" w:hAnsi="Symbol" w:cs="Symbol" w:hint="default"/>
+      </w:rPr>
+    </w:lvl>
+    <w:lvl w:ilvl="1">
+      <w:numFmt w:val="bullet"/>
+      <w:lvlText w:val="o"/>
+      <w:lvlJc w:val="left"/>
+      <w:pPr>
+        <w:ind w:left="1440" w:hanging="360"/>
+      </w:pPr>
+      <w:rPr>
+        <w:rFonts w:ascii="Courier New" w:hAnsi="Courier New" w:cs="Courier New" w:hint="default"/>
+      </w:rPr>
+    </w:lvl>
+    <w:lvl w:ilvl="2">
+      <w:numFmt w:val="bullet"/>
+      <w:lvlText w:val=""/>
+      <w:lvlJc w:val="left"/>
+      <w:pPr>
+        <w:ind w:left="2160" w:hanging="360"/>
+      </w:pPr>
+      <w:rPr>
+        <w:rFonts w:ascii="Wingdings" w:hAnsi="Wingdings" w:cs="Wingdings" w:hint="default"/>
+      </w:rPr>
+    </w:lvl>
+    <w:lvl w:ilvl="3">
+      <w:numFmt w:val="bullet"/>
+      <w:lvlText w:val=""/>
+      <w:lvlJc w:val="left"/>
+      <w:pPr>
+        <w:ind w:left="2880" w:hanging="360"/>
+      </w:pPr>
+      <w:rPr>
+        <w:rFonts w:ascii="Symbol" w:hAnsi="Symbol" w:cs="Symbol" w:hint="default"/>
+      </w:rPr>
+    </w:lvl>
+    <w:lvl w:ilvl="4">
+      <w:numFmt w:val="bullet"/>
+      <w:lvlText w:val="o"/>
+      <w:lvlJc w:val="left"/>
+      <w:pPr>
+        <w:ind w:left="3600" w:hanging="360"/>
+      </w:pPr>
+      <w:rPr>
+        <w:rFonts w:ascii="Courier New" w:hAnsi="Courier New" w:cs="Courier New" w:hint="default"/>
+      </w:rPr>
+    </w:lvl>
+    <w:lvl w:ilvl="5">
+      <w:numFmt w:val="bullet"/>
+      <w:lvlText w:val=""/>
+      <w:lvlJc w:val="left"/>
+      <w:pPr>
+        <w:ind w:left="4320" w:hanging="360"/>
+      </w:pPr>
+      <w:rPr>
+        <w:rFonts w:ascii="Wingdings" w:hAnsi="Wingdings" w:cs="Wingdings" w:hint="default"/>
+      </w:rPr>
+    </w:lvl>
+    <w:lvl w:ilvl="6">
+      <w:numFmt w:val="bullet"/>
+      <w:lvlText w:val=""/>
+      <w:lvlJc w:val="left"/>
+      <w:pPr>
+        <w:ind w:left="5040" w:hanging="360"/>
+      </w:pPr>
+      <w:rPr>
+        <w:rFonts w:ascii="Symbol" w:hAnsi="Symbol" w:cs="Symbol" w:hint="default"/>
+      </w:rPr>
+    </w:lvl>
+    <w:lvl w:ilvl="7">
+      <w:numFmt w:val="bullet"/>
+      <w:lvlText w:val="o"/>
+      <w:lvlJc w:val="left"/>
+      <w:pPr>
+        <w:ind w:left="5760" w:hanging="360"/>
+      </w:pPr>
+      <w:rPr>
+        <w:rFonts w:ascii="Courier New" w:hAnsi="Courier New" w:cs="Courier New" w:hint="default"/>
+      </w:rPr>
+    </w:lvl>
+    <w:lvl w:ilvl="8">
+      <w:numFmt w:val="bullet"/>
+      <w:lvlText w:val=""/>
+      <w:lvlJc w:val="left"/>
+      <w:pPr>
+        <w:ind w:left="6480" w:hanging="360"/>
+      </w:pPr>
+      <w:rPr>
+        <w:rFonts w:ascii="Wingdings" w:hAnsi="Wingdings" w:cs="Wingdings" w:hint="default"/>
+      </w:rPr>
+    </w:lvl>
+  </w:abstractNum>
   <w:abstractNum w:abstractNumId="99411">
     <w:nsid w:val="00A99411"/>
     <w:multiLevelType w:val="multilevel"/>
@@ -426,113 +7759,89 @@
       </w:pPr>
     </w:lvl>
   </w:abstractNum>
-  <w:abstractNum w:abstractNumId="991">
-    <w:nsid w:val="0000A991"/>
+  <w:abstractNum w:abstractNumId="992">
+    <w:nsid w:val="0000A992"/>
     <w:multiLevelType w:val="multilevel"/>
     <w:lvl w:ilvl="0">
       <w:numFmt w:val="bullet"/>
-      <w:lvlText w:val=""/>
+      <w:lvlText w:val="☐"/>
       <w:lvlJc w:val="left"/>
       <w:pPr>
         <w:ind w:left="720" w:hanging="360"/>
       </w:pPr>
-      <w:rPr>
-        <w:rFonts w:ascii="Symbol" w:hAnsi="Symbol" w:cs="Symbol" w:hint="default"/>
-      </w:rPr>
     </w:lvl>
     <w:lvl w:ilvl="1">
       <w:numFmt w:val="bullet"/>
-      <w:lvlText w:val="o"/>
+      <w:lvlText w:val="☐"/>
       <w:lvlJc w:val="left"/>
       <w:pPr>
         <w:ind w:left="1440" w:hanging="360"/>
       </w:pPr>
-      <w:rPr>
-        <w:rFonts w:ascii="Courier New" w:hAnsi="Courier New" w:cs="Courier New" w:hint="default"/>
-      </w:rPr>
     </w:lvl>
     <w:lvl w:ilvl="2">
       <w:numFmt w:val="bullet"/>
-      <w:lvlText w:val=""/>
+      <w:lvlText w:val="☐"/>
       <w:lvlJc w:val="left"/>
       <w:pPr>
         <w:ind w:left="2160" w:hanging="360"/>
       </w:pPr>
-      <w:rPr>
-        <w:rFonts w:ascii="Wingdings" w:hAnsi="Wingdings" w:cs="Wingdings" w:hint="default"/>
-      </w:rPr>
     </w:lvl>
     <w:lvl w:ilvl="3">
       <w:numFmt w:val="bullet"/>
-      <w:lvlText w:val=""/>
+      <w:lvlText w:val="☐"/>
       <w:lvlJc w:val="left"/>
       <w:pPr>
         <w:ind w:left="2880" w:hanging="360"/>
       </w:pPr>
-      <w:rPr>
-        <w:rFonts w:ascii="Symbol" w:hAnsi="Symbol" w:cs="Symbol" w:hint="default"/>
-      </w:rPr>
     </w:lvl>
     <w:lvl w:ilvl="4">
       <w:numFmt w:val="bullet"/>
-      <w:lvlText w:val="o"/>
+      <w:lvlText w:val="☐"/>
       <w:lvlJc w:val="left"/>
       <w:pPr>
         <w:ind w:left="3600" w:hanging="360"/>
       </w:pPr>
-      <w:rPr>
-        <w:rFonts w:ascii="Courier New" w:hAnsi="Courier New" w:cs="Courier New" w:hint="default"/>
-      </w:rPr>
     </w:lvl>
     <w:lvl w:ilvl="5">
       <w:numFmt w:val="bullet"/>
-      <w:lvlText w:val=""/>
+      <w:lvlText w:val="☐"/>
       <w:lvlJc w:val="left"/>
       <w:pPr>
         <w:ind w:left="4320" w:hanging="360"/>
       </w:pPr>
-      <w:rPr>
-        <w:rFonts w:ascii="Wingdings" w:hAnsi="Wingdings" w:cs="Wingdings" w:hint="default"/>
-      </w:rPr>
     </w:lvl>
     <w:lvl w:ilvl="6">
       <w:numFmt w:val="bullet"/>
-      <w:lvlText w:val=""/>
+      <w:lvlText w:val="☐"/>
       <w:lvlJc w:val="left"/>
       <w:pPr>
         <w:ind w:left="5040" w:hanging="360"/>
       </w:pPr>
-      <w:rPr>
-        <w:rFonts w:ascii="Symbol" w:hAnsi="Symbol" w:cs="Symbol" w:hint="default"/>
-      </w:rPr>
     </w:lvl>
     <w:lvl w:ilvl="7">
       <w:numFmt w:val="bullet"/>
-      <w:lvlText w:val="o"/>
+      <w:lvlText w:val="☐"/>
       <w:lvlJc w:val="left"/>
       <w:pPr>
         <w:ind w:left="5760" w:hanging="360"/>
       </w:pPr>
-      <w:rPr>
-        <w:rFonts w:ascii="Courier New" w:hAnsi="Courier New" w:cs="Courier New" w:hint="default"/>
-      </w:rPr>
     </w:lvl>
     <w:lvl w:ilvl="8">
       <w:numFmt w:val="bullet"/>
-      <w:lvlText w:val=""/>
+      <w:lvlText w:val="☐"/>
       <w:lvlJc w:val="left"/>
       <w:pPr>
         <w:ind w:left="6480" w:hanging="360"/>
       </w:pPr>
-      <w:rPr>
-        <w:rFonts w:ascii="Wingdings" w:hAnsi="Wingdings" w:cs="Wingdings" w:hint="default"/>
-      </w:rPr>
     </w:lvl>
   </w:abstractNum>
   <w:num w:numId="1000">
     <w:abstractNumId w:val="990"/>
   </w:num>
   <w:num w:numId="1001">
+    <w:abstractNumId w:val="991"/>
+  </w:num>
+  <w:num w:numId="1002">
     <w:abstractNumId w:val="99411"/>
     <w:lvlOverride w:ilvl="0">
       <w:startOverride w:val="1"/>
@@ -562,11 +7871,65 @@
       <w:startOverride w:val="1"/>
     </w:lvlOverride>
   </w:num>
-  <w:num w:numId="1002">
+  <w:num w:numId="1003">
     <w:abstractNumId w:val="991"/>
   </w:num>
-  <w:num w:numId="1003">
+  <w:num w:numId="1004">
     <w:abstractNumId w:val="991"/>
+  </w:num>
+  <w:num w:numId="1005">
+    <w:abstractNumId w:val="992"/>
+  </w:num>
+  <w:num w:numId="1006">
+    <w:abstractNumId w:val="992"/>
+  </w:num>
+  <w:num w:numId="1007">
+    <w:abstractNumId w:val="992"/>
+  </w:num>
+  <w:num w:numId="1008">
+    <w:abstractNumId w:val="992"/>
+  </w:num>
+  <w:num w:numId="1009">
+    <w:abstractNumId w:val="992"/>
+  </w:num>
+  <w:num w:numId="1010">
+    <w:abstractNumId w:val="992"/>
+  </w:num>
+  <w:num w:numId="1011">
+    <w:abstractNumId w:val="992"/>
+  </w:num>
+  <w:num w:numId="1012">
+    <w:abstractNumId w:val="992"/>
+  </w:num>
+  <w:num w:numId="1013">
+    <w:abstractNumId w:val="99411"/>
+    <w:lvlOverride w:ilvl="0">
+      <w:startOverride w:val="1"/>
+    </w:lvlOverride>
+    <w:lvlOverride w:ilvl="1">
+      <w:startOverride w:val="1"/>
+    </w:lvlOverride>
+    <w:lvlOverride w:ilvl="2">
+      <w:startOverride w:val="1"/>
+    </w:lvlOverride>
+    <w:lvlOverride w:ilvl="3">
+      <w:startOverride w:val="1"/>
+    </w:lvlOverride>
+    <w:lvlOverride w:ilvl="4">
+      <w:startOverride w:val="1"/>
+    </w:lvlOverride>
+    <w:lvlOverride w:ilvl="5">
+      <w:startOverride w:val="1"/>
+    </w:lvlOverride>
+    <w:lvlOverride w:ilvl="6">
+      <w:startOverride w:val="1"/>
+    </w:lvlOverride>
+    <w:lvlOverride w:ilvl="7">
+      <w:startOverride w:val="1"/>
+    </w:lvlOverride>
+    <w:lvlOverride w:ilvl="8">
+      <w:startOverride w:val="1"/>
+    </w:lvlOverride>
   </w:num>
 </w:numbering>
 </file>
